--- a/Jobsheet 4/Template Laporan Jobsheet.docx
+++ b/Jobsheet 4/Template Laporan Jobsheet.docx
@@ -532,13 +532,23 @@
                 <w:lang w:eastAsia="en-ID"/>
               </w:rPr>
             </w:pPr>
+            <w:proofErr w:type="spellStart"/>
             <w:r>
               <w:rPr>
                 <w:sz w:val="24"/>
                 <w:szCs w:val="24"/>
                 <w:lang w:eastAsia="en-ID"/>
               </w:rPr>
-              <w:t>Jobsheet Ke-</w:t>
+              <w:t>Jobsheet</w:t>
+            </w:r>
+            <w:proofErr w:type="spellEnd"/>
+            <w:r>
+              <w:rPr>
+                <w:sz w:val="24"/>
+                <w:szCs w:val="24"/>
+                <w:lang w:eastAsia="en-ID"/>
+              </w:rPr>
+              <w:t xml:space="preserve"> Ke-</w:t>
             </w:r>
           </w:p>
         </w:tc>
@@ -582,6 +592,14 @@
                 <w:lang w:eastAsia="en-ID"/>
               </w:rPr>
             </w:pPr>
+            <w:r>
+              <w:rPr>
+                <w:sz w:val="24"/>
+                <w:szCs w:val="24"/>
+                <w:lang w:eastAsia="en-ID"/>
+              </w:rPr>
+              <w:t>5</w:t>
+            </w:r>
           </w:p>
         </w:tc>
       </w:tr>
@@ -614,6 +632,7 @@
           <w14:ligatures w14:val="none"/>
         </w:rPr>
       </w:pPr>
+      <w:proofErr w:type="spellStart"/>
       <w:r>
         <w:rPr>
           <w:rFonts w:eastAsia="Times New Roman" w:cs="Times New Roman"/>
@@ -625,8 +644,37 @@
           <w:lang w:eastAsia="en-ID"/>
           <w14:ligatures w14:val="none"/>
         </w:rPr>
-        <w:t>Laporan Jobsheet</w:t>
+        <w:t>Laporan</w:t>
       </w:r>
+      <w:proofErr w:type="spellEnd"/>
+      <w:r>
+        <w:rPr>
+          <w:rFonts w:eastAsia="Times New Roman" w:cs="Times New Roman"/>
+          <w:b/>
+          <w:bCs/>
+          <w:kern w:val="0"/>
+          <w:sz w:val="28"/>
+          <w:szCs w:val="28"/>
+          <w:lang w:eastAsia="en-ID"/>
+          <w14:ligatures w14:val="none"/>
+        </w:rPr>
+        <w:t xml:space="preserve"> </w:t>
+      </w:r>
+      <w:proofErr w:type="spellStart"/>
+      <w:r>
+        <w:rPr>
+          <w:rFonts w:eastAsia="Times New Roman" w:cs="Times New Roman"/>
+          <w:b/>
+          <w:bCs/>
+          <w:kern w:val="0"/>
+          <w:sz w:val="28"/>
+          <w:szCs w:val="28"/>
+          <w:lang w:eastAsia="en-ID"/>
+          <w14:ligatures w14:val="none"/>
+        </w:rPr>
+        <w:t>Jobsheet</w:t>
+      </w:r>
+      <w:proofErr w:type="spellEnd"/>
     </w:p>
     <w:p>
       <w:pPr>
@@ -679,7 +727,7 @@
           <w:lang w:eastAsia="en-ID"/>
           <w14:ligatures w14:val="none"/>
         </w:rPr>
-        <w:t>Menjalankan Project</w:t>
+        <w:t>Global CSS</w:t>
       </w:r>
     </w:p>
     <w:tbl>
@@ -789,39 +837,40 @@
               <w:rPr>
                 <w:rFonts w:eastAsia="Times New Roman" w:cs="Times New Roman"/>
                 <w:szCs w:val="24"/>
-                <w:lang w:eastAsia="en-ID"/>
-              </w:rPr>
-            </w:pPr>
-            <w:r>
-              <w:rPr>
-                <w:rFonts w:eastAsia="Times New Roman" w:cs="Times New Roman"/>
-                <w:szCs w:val="24"/>
-                <w:lang w:eastAsia="en-ID"/>
-              </w:rPr>
-              <w:t>Membuka folder project next.js dan dijalankan</w:t>
-            </w:r>
-          </w:p>
-          <w:p>
-            <w:pPr>
-              <w:spacing w:before="60" w:line="360" w:lineRule="auto"/>
-              <w:ind w:firstLine="0"/>
-              <w:rPr>
-                <w:rFonts w:eastAsia="Times New Roman" w:cs="Times New Roman"/>
-                <w:szCs w:val="24"/>
-                <w:lang w:eastAsia="en-ID"/>
-              </w:rPr>
-            </w:pPr>
-            <w:r>
-              <w:rPr>
-                <w:rFonts w:eastAsia="Times New Roman" w:cs="Times New Roman"/>
+                <w:lang w:val="en-ID" w:eastAsia="en-ID"/>
+              </w:rPr>
+            </w:pPr>
+            <w:r>
+              <w:rPr>
+                <w:rFonts w:eastAsia="Times New Roman" w:cs="Times New Roman"/>
+                <w:szCs w:val="24"/>
+                <w:lang w:val="en-ID" w:eastAsia="en-ID"/>
+              </w:rPr>
+              <w:t>File Global</w:t>
+            </w:r>
+          </w:p>
+          <w:p>
+            <w:pPr>
+              <w:spacing w:before="60" w:line="360" w:lineRule="auto"/>
+              <w:ind w:firstLine="0"/>
+              <w:rPr>
+                <w:rFonts w:eastAsia="Times New Roman" w:cs="Times New Roman"/>
+                <w:szCs w:val="24"/>
+                <w:lang w:eastAsia="en-ID"/>
+              </w:rPr>
+            </w:pPr>
+            <w:r>
+              <w:rPr>
+                <w:rFonts w:eastAsia="Times New Roman" w:cs="Times New Roman"/>
+                <w:noProof/>
                 <w:szCs w:val="24"/>
                 <w:lang w:eastAsia="en-ID"/>
               </w:rPr>
               <w:drawing>
-                <wp:inline distT="0" distB="0" distL="0" distR="0" wp14:anchorId="122D3630" wp14:editId="189D1C4C">
-                  <wp:extent cx="3755082" cy="1841500"/>
-                  <wp:effectExtent l="0" t="0" r="0" b="6350"/>
-                  <wp:docPr id="1877244471" name="Gambar 1"/>
+                <wp:inline distT="0" distB="0" distL="0" distR="0" wp14:anchorId="53475561" wp14:editId="102A46EA">
+                  <wp:extent cx="1843119" cy="2254250"/>
+                  <wp:effectExtent l="0" t="0" r="5080" b="0"/>
+                  <wp:docPr id="1731015290" name="Gambar 1"/>
                   <wp:cNvGraphicFramePr>
                     <a:graphicFrameLocks xmlns:a="http://schemas.openxmlformats.org/drawingml/2006/main" noChangeAspect="1"/>
                   </wp:cNvGraphicFramePr>
@@ -829,7 +878,7 @@
                     <a:graphicData uri="http://schemas.openxmlformats.org/drawingml/2006/picture">
                       <pic:pic xmlns:pic="http://schemas.openxmlformats.org/drawingml/2006/picture">
                         <pic:nvPicPr>
-                          <pic:cNvPr id="1877244471" name=""/>
+                          <pic:cNvPr id="1731015290" name=""/>
                           <pic:cNvPicPr/>
                         </pic:nvPicPr>
                         <pic:blipFill>
@@ -841,7 +890,7 @@
                         <pic:spPr>
                           <a:xfrm>
                             <a:off x="0" y="0"/>
-                            <a:ext cx="3756182" cy="1842039"/>
+                            <a:ext cx="1847527" cy="2259641"/>
                           </a:xfrm>
                           <a:prstGeom prst="rect">
                             <a:avLst/>
@@ -854,43 +903,179 @@
               </w:drawing>
             </w:r>
           </w:p>
-          <w:p>
-            <w:pPr>
-              <w:spacing w:before="60" w:line="360" w:lineRule="auto"/>
-              <w:ind w:firstLine="0"/>
-              <w:rPr>
-                <w:rFonts w:eastAsia="Times New Roman" w:cs="Times New Roman"/>
-                <w:szCs w:val="24"/>
-                <w:lang w:eastAsia="en-ID"/>
-              </w:rPr>
-            </w:pPr>
-            <w:r>
-              <w:rPr>
-                <w:rFonts w:eastAsia="Times New Roman" w:cs="Times New Roman"/>
-                <w:szCs w:val="24"/>
-                <w:lang w:eastAsia="en-ID"/>
-              </w:rPr>
-              <w:t>Membuka file project yang dibuat pada jobsheet pertemuan 3</w:t>
+        </w:tc>
+      </w:tr>
+      <w:tr>
+        <w:tc>
+          <w:tcPr>
+            <w:tcW w:w="1129" w:type="dxa"/>
+          </w:tcPr>
+          <w:p>
+            <w:pPr>
+              <w:spacing w:before="60" w:line="360" w:lineRule="auto"/>
+              <w:ind w:firstLine="0"/>
+              <w:jc w:val="center"/>
+              <w:rPr>
+                <w:rFonts w:eastAsia="Times New Roman" w:cs="Times New Roman"/>
+                <w:szCs w:val="24"/>
+                <w:lang w:eastAsia="en-ID"/>
+              </w:rPr>
+            </w:pPr>
+            <w:r>
+              <w:rPr>
+                <w:rFonts w:eastAsia="Times New Roman" w:cs="Times New Roman"/>
+                <w:szCs w:val="24"/>
+                <w:lang w:eastAsia="en-ID"/>
+              </w:rPr>
+              <w:t>2</w:t>
+            </w:r>
+          </w:p>
+        </w:tc>
+        <w:tc>
+          <w:tcPr>
+            <w:tcW w:w="8499" w:type="dxa"/>
+          </w:tcPr>
+          <w:p>
+            <w:pPr>
+              <w:spacing w:before="60" w:line="360" w:lineRule="auto"/>
+              <w:ind w:firstLine="0"/>
+              <w:rPr>
+                <w:rFonts w:eastAsia="Times New Roman" w:cs="Times New Roman"/>
+                <w:szCs w:val="24"/>
+                <w:lang w:val="en-ID" w:eastAsia="en-ID"/>
+              </w:rPr>
+            </w:pPr>
+            <w:r>
+              <w:rPr>
+                <w:rFonts w:eastAsia="Times New Roman" w:cs="Times New Roman"/>
+                <w:szCs w:val="24"/>
+                <w:lang w:val="en-ID" w:eastAsia="en-ID"/>
+              </w:rPr>
+              <w:t>Import Global CSS</w:t>
+            </w:r>
+          </w:p>
+          <w:p>
+            <w:pPr>
+              <w:spacing w:before="60" w:line="360" w:lineRule="auto"/>
+              <w:ind w:firstLine="0"/>
+              <w:rPr>
+                <w:rFonts w:eastAsia="Times New Roman" w:cs="Times New Roman"/>
+                <w:szCs w:val="24"/>
+                <w:lang w:eastAsia="en-ID"/>
+              </w:rPr>
+            </w:pPr>
+            <w:r>
+              <w:rPr>
+                <w:rFonts w:eastAsia="Times New Roman" w:cs="Times New Roman"/>
+                <w:noProof/>
+                <w:szCs w:val="24"/>
+                <w:lang w:eastAsia="en-ID"/>
+              </w:rPr>
+              <w:drawing>
+                <wp:inline distT="0" distB="0" distL="0" distR="0" wp14:anchorId="64A52F54" wp14:editId="5FE80088">
+                  <wp:extent cx="1973697" cy="1346200"/>
+                  <wp:effectExtent l="0" t="0" r="7620" b="6350"/>
+                  <wp:docPr id="320812246" name="Gambar 1"/>
+                  <wp:cNvGraphicFramePr>
+                    <a:graphicFrameLocks xmlns:a="http://schemas.openxmlformats.org/drawingml/2006/main" noChangeAspect="1"/>
+                  </wp:cNvGraphicFramePr>
+                  <a:graphic xmlns:a="http://schemas.openxmlformats.org/drawingml/2006/main">
+                    <a:graphicData uri="http://schemas.openxmlformats.org/drawingml/2006/picture">
+                      <pic:pic xmlns:pic="http://schemas.openxmlformats.org/drawingml/2006/picture">
+                        <pic:nvPicPr>
+                          <pic:cNvPr id="320812246" name=""/>
+                          <pic:cNvPicPr/>
+                        </pic:nvPicPr>
+                        <pic:blipFill>
+                          <a:blip r:embed="rId8"/>
+                          <a:stretch>
+                            <a:fillRect/>
+                          </a:stretch>
+                        </pic:blipFill>
+                        <pic:spPr>
+                          <a:xfrm>
+                            <a:off x="0" y="0"/>
+                            <a:ext cx="1977054" cy="1348490"/>
+                          </a:xfrm>
+                          <a:prstGeom prst="rect">
+                            <a:avLst/>
+                          </a:prstGeom>
+                        </pic:spPr>
+                      </pic:pic>
+                    </a:graphicData>
+                  </a:graphic>
+                </wp:inline>
+              </w:drawing>
+            </w:r>
+          </w:p>
+          <w:p>
+            <w:pPr>
+              <w:spacing w:before="60" w:line="360" w:lineRule="auto"/>
+              <w:ind w:firstLine="0"/>
+              <w:rPr>
+                <w:rFonts w:eastAsia="Times New Roman" w:cs="Times New Roman"/>
+                <w:szCs w:val="24"/>
+                <w:lang w:eastAsia="en-ID"/>
+              </w:rPr>
+            </w:pPr>
+            <w:proofErr w:type="spellStart"/>
+            <w:r>
+              <w:rPr>
+                <w:rFonts w:eastAsia="Times New Roman" w:cs="Times New Roman"/>
+                <w:szCs w:val="24"/>
+                <w:lang w:eastAsia="en-ID"/>
+              </w:rPr>
+              <w:t>File</w:t>
+            </w:r>
+            <w:proofErr w:type="spellEnd"/>
+            <w:r>
+              <w:rPr>
+                <w:rFonts w:eastAsia="Times New Roman" w:cs="Times New Roman"/>
+                <w:szCs w:val="24"/>
+                <w:lang w:eastAsia="en-ID"/>
+              </w:rPr>
+              <w:t xml:space="preserve"> </w:t>
+            </w:r>
+            <w:proofErr w:type="spellStart"/>
+            <w:r>
+              <w:rPr>
+                <w:rFonts w:eastAsia="Times New Roman" w:cs="Times New Roman"/>
+                <w:szCs w:val="24"/>
+                <w:lang w:eastAsia="en-ID"/>
+              </w:rPr>
+              <w:t>file</w:t>
+            </w:r>
+            <w:proofErr w:type="spellEnd"/>
+            <w:r>
+              <w:rPr>
+                <w:rFonts w:eastAsia="Times New Roman" w:cs="Times New Roman"/>
+                <w:szCs w:val="24"/>
+                <w:lang w:eastAsia="en-ID"/>
+              </w:rPr>
+              <w:t xml:space="preserve"> </w:t>
+            </w:r>
+            <w:proofErr w:type="spellStart"/>
+            <w:r>
+              <w:rPr>
+                <w:rFonts w:eastAsia="Times New Roman" w:cs="Times New Roman"/>
+                <w:szCs w:val="24"/>
+                <w:lang w:eastAsia="en-ID"/>
+              </w:rPr>
+              <w:t>css</w:t>
+            </w:r>
+            <w:proofErr w:type="spellEnd"/>
+            <w:r>
+              <w:rPr>
+                <w:rFonts w:eastAsia="Times New Roman" w:cs="Times New Roman"/>
+                <w:szCs w:val="24"/>
+                <w:lang w:eastAsia="en-ID"/>
+              </w:rPr>
+              <w:t xml:space="preserve"> yang penting</w:t>
             </w:r>
           </w:p>
         </w:tc>
       </w:tr>
     </w:tbl>
-    <w:p>
-      <w:pPr>
-        <w:spacing w:before="60" w:line="360" w:lineRule="auto"/>
-        <w:ind w:firstLine="0"/>
-        <w:rPr>
-          <w:rFonts w:eastAsia="Times New Roman" w:cs="Times New Roman"/>
-          <w:b/>
-          <w:bCs/>
-          <w:kern w:val="0"/>
-          <w:szCs w:val="24"/>
-          <w:lang w:eastAsia="en-ID"/>
-          <w14:ligatures w14:val="none"/>
-        </w:rPr>
-      </w:pPr>
-    </w:p>
     <w:p>
       <w:pPr>
         <w:spacing w:before="60" w:line="360" w:lineRule="auto"/>
@@ -957,7 +1142,7 @@
           <w:lang w:eastAsia="en-ID"/>
           <w14:ligatures w14:val="none"/>
         </w:rPr>
-        <w:t>Membuat Catch-All Route</w:t>
+        <w:t>CSS Module (Local Scope)</w:t>
       </w:r>
     </w:p>
     <w:tbl>
@@ -1070,37 +1255,65 @@
                 <w:lang w:eastAsia="en-ID"/>
               </w:rPr>
             </w:pPr>
-            <w:r>
-              <w:rPr>
-                <w:rFonts w:eastAsia="Times New Roman" w:cs="Times New Roman"/>
-                <w:szCs w:val="24"/>
-                <w:lang w:eastAsia="en-ID"/>
-              </w:rPr>
-              <w:t>Masuk folder pages dan buat folder shop dan buat file baru</w:t>
-            </w:r>
-          </w:p>
-          <w:p>
-            <w:pPr>
-              <w:spacing w:before="60" w:line="360" w:lineRule="auto"/>
-              <w:ind w:firstLine="0"/>
-              <w:rPr>
-                <w:rFonts w:eastAsia="Times New Roman" w:cs="Times New Roman"/>
-                <w:szCs w:val="24"/>
-                <w:lang w:eastAsia="en-ID"/>
-              </w:rPr>
-            </w:pPr>
-            <w:r>
-              <w:rPr>
-                <w:rFonts w:eastAsia="Times New Roman" w:cs="Times New Roman"/>
-                <w:szCs w:val="24"/>
-                <w:lang w:eastAsia="en-ID"/>
-              </w:rPr>
-              <w:lastRenderedPageBreak/>
+            <w:proofErr w:type="spellStart"/>
+            <w:r>
+              <w:rPr>
+                <w:rFonts w:eastAsia="Times New Roman" w:cs="Times New Roman"/>
+                <w:szCs w:val="24"/>
+                <w:lang w:val="en-ID" w:eastAsia="en-ID"/>
+              </w:rPr>
+              <w:t>Struktur</w:t>
+            </w:r>
+            <w:proofErr w:type="spellEnd"/>
+            <w:r>
+              <w:rPr>
+                <w:rFonts w:eastAsia="Times New Roman" w:cs="Times New Roman"/>
+                <w:szCs w:val="24"/>
+                <w:lang w:val="en-ID" w:eastAsia="en-ID"/>
+              </w:rPr>
+              <w:t xml:space="preserve"> </w:t>
+            </w:r>
+            <w:proofErr w:type="spellStart"/>
+            <w:r>
+              <w:rPr>
+                <w:rFonts w:eastAsia="Times New Roman" w:cs="Times New Roman"/>
+                <w:szCs w:val="24"/>
+                <w:lang w:val="en-ID" w:eastAsia="en-ID"/>
+              </w:rPr>
+              <w:t>Komponen</w:t>
+            </w:r>
+            <w:proofErr w:type="spellEnd"/>
+            <w:r>
+              <w:rPr>
+                <w:rFonts w:eastAsia="Times New Roman" w:cs="Times New Roman"/>
+                <w:szCs w:val="24"/>
+                <w:lang w:val="en-ID" w:eastAsia="en-ID"/>
+              </w:rPr>
+              <w:t xml:space="preserve"> Navbar</w:t>
+            </w:r>
+          </w:p>
+          <w:p>
+            <w:pPr>
+              <w:spacing w:before="60" w:line="360" w:lineRule="auto"/>
+              <w:ind w:firstLine="0"/>
+              <w:rPr>
+                <w:rFonts w:eastAsia="Times New Roman" w:cs="Times New Roman"/>
+                <w:szCs w:val="24"/>
+                <w:lang w:eastAsia="en-ID"/>
+              </w:rPr>
+            </w:pPr>
+            <w:r>
+              <w:rPr>
+                <w:rFonts w:eastAsia="Times New Roman" w:cs="Times New Roman"/>
+                <w:noProof/>
+                <w:szCs w:val="24"/>
+                <w:lang w:eastAsia="en-ID"/>
+              </w:rPr>
               <w:drawing>
-                <wp:inline distT="0" distB="0" distL="0" distR="0" wp14:anchorId="284D0E98" wp14:editId="2F359A70">
-                  <wp:extent cx="1762371" cy="1162212"/>
+                <wp:inline distT="0" distB="0" distL="0" distR="0" wp14:anchorId="622CECE6" wp14:editId="7089224C">
+                  <wp:extent cx="2791215" cy="952633"/>
                   <wp:effectExtent l="0" t="0" r="9525" b="0"/>
-                  <wp:docPr id="1463325308" name="Gambar 1"/>
+                  <wp:docPr id="2015497448" name="Gambar 1"/>
                   <wp:cNvGraphicFramePr>
                     <a:graphicFrameLocks xmlns:a="http://schemas.openxmlformats.org/drawingml/2006/main" noChangeAspect="1"/>
                   </wp:cNvGraphicFramePr>
@@ -1108,112 +1321,7 @@
                     <a:graphicData uri="http://schemas.openxmlformats.org/drawingml/2006/picture">
                       <pic:pic xmlns:pic="http://schemas.openxmlformats.org/drawingml/2006/picture">
                         <pic:nvPicPr>
-                          <pic:cNvPr id="1463325308" name=""/>
-                          <pic:cNvPicPr/>
-                        </pic:nvPicPr>
-                        <pic:blipFill>
-                          <a:blip r:embed="rId8"/>
-                          <a:stretch>
-                            <a:fillRect/>
-                          </a:stretch>
-                        </pic:blipFill>
-                        <pic:spPr>
-                          <a:xfrm>
-                            <a:off x="0" y="0"/>
-                            <a:ext cx="1762371" cy="1162212"/>
-                          </a:xfrm>
-                          <a:prstGeom prst="rect">
-                            <a:avLst/>
-                          </a:prstGeom>
-                        </pic:spPr>
-                      </pic:pic>
-                    </a:graphicData>
-                  </a:graphic>
-                </wp:inline>
-              </w:drawing>
-            </w:r>
-          </w:p>
-        </w:tc>
-      </w:tr>
-      <w:tr>
-        <w:tc>
-          <w:tcPr>
-            <w:tcW w:w="1129" w:type="dxa"/>
-          </w:tcPr>
-          <w:p>
-            <w:pPr>
-              <w:spacing w:before="60" w:line="360" w:lineRule="auto"/>
-              <w:ind w:firstLine="0"/>
-              <w:jc w:val="center"/>
-              <w:rPr>
-                <w:rFonts w:eastAsia="Times New Roman" w:cs="Times New Roman"/>
-                <w:szCs w:val="24"/>
-                <w:lang w:eastAsia="en-ID"/>
-              </w:rPr>
-            </w:pPr>
-            <w:r>
-              <w:rPr>
-                <w:rFonts w:eastAsia="Times New Roman" w:cs="Times New Roman"/>
-                <w:szCs w:val="24"/>
-                <w:lang w:eastAsia="en-ID"/>
-              </w:rPr>
-              <w:lastRenderedPageBreak/>
-              <w:t>2</w:t>
-            </w:r>
-          </w:p>
-        </w:tc>
-        <w:tc>
-          <w:tcPr>
-            <w:tcW w:w="8499" w:type="dxa"/>
-          </w:tcPr>
-          <w:p>
-            <w:pPr>
-              <w:spacing w:before="60" w:line="360" w:lineRule="auto"/>
-              <w:ind w:firstLine="0"/>
-              <w:rPr>
-                <w:rFonts w:eastAsia="Times New Roman" w:cs="Times New Roman"/>
-                <w:szCs w:val="24"/>
-                <w:lang w:eastAsia="en-ID"/>
-              </w:rPr>
-            </w:pPr>
-            <w:r>
-              <w:rPr>
-                <w:rFonts w:eastAsia="Times New Roman" w:cs="Times New Roman"/>
-                <w:szCs w:val="24"/>
-                <w:lang w:val="en-ID" w:eastAsia="en-ID"/>
-              </w:rPr>
-              <w:t>Modifikasi Isi file […slug].tsx dengan kode berikut:</w:t>
-            </w:r>
-          </w:p>
-          <w:p>
-            <w:pPr>
-              <w:spacing w:before="60" w:line="360" w:lineRule="auto"/>
-              <w:ind w:firstLine="0"/>
-              <w:rPr>
-                <w:rFonts w:eastAsia="Times New Roman" w:cs="Times New Roman"/>
-                <w:szCs w:val="24"/>
-                <w:lang w:eastAsia="en-ID"/>
-              </w:rPr>
-            </w:pPr>
-            <w:r>
-              <w:rPr>
-                <w:rFonts w:eastAsia="Times New Roman" w:cs="Times New Roman"/>
-                <w:szCs w:val="24"/>
-                <w:lang w:eastAsia="en-ID"/>
-              </w:rPr>
-              <w:drawing>
-                <wp:inline distT="0" distB="0" distL="0" distR="0" wp14:anchorId="4FB6C10D" wp14:editId="53950503">
-                  <wp:extent cx="3294557" cy="2971800"/>
-                  <wp:effectExtent l="0" t="0" r="1270" b="0"/>
-                  <wp:docPr id="279078905" name="Gambar 1"/>
-                  <wp:cNvGraphicFramePr>
-                    <a:graphicFrameLocks xmlns:a="http://schemas.openxmlformats.org/drawingml/2006/main" noChangeAspect="1"/>
-                  </wp:cNvGraphicFramePr>
-                  <a:graphic xmlns:a="http://schemas.openxmlformats.org/drawingml/2006/main">
-                    <a:graphicData uri="http://schemas.openxmlformats.org/drawingml/2006/picture">
-                      <pic:pic xmlns:pic="http://schemas.openxmlformats.org/drawingml/2006/picture">
-                        <pic:nvPicPr>
-                          <pic:cNvPr id="279078905" name=""/>
+                          <pic:cNvPr id="2015497448" name=""/>
                           <pic:cNvPicPr/>
                         </pic:nvPicPr>
                         <pic:blipFill>
@@ -1225,7 +1333,7 @@
                         <pic:spPr>
                           <a:xfrm>
                             <a:off x="0" y="0"/>
-                            <a:ext cx="3298078" cy="2974976"/>
+                            <a:ext cx="2791215" cy="952633"/>
                           </a:xfrm>
                           <a:prstGeom prst="rect">
                             <a:avLst/>
@@ -1262,7 +1370,7 @@
                 <w:szCs w:val="24"/>
                 <w:lang w:eastAsia="en-ID"/>
               </w:rPr>
-              <w:t>3</w:t>
+              <w:t>2</w:t>
             </w:r>
           </w:p>
         </w:tc>
@@ -1277,39 +1385,66 @@
               <w:rPr>
                 <w:rFonts w:eastAsia="Times New Roman" w:cs="Times New Roman"/>
                 <w:szCs w:val="24"/>
-                <w:lang w:eastAsia="en-ID"/>
-              </w:rPr>
-            </w:pPr>
-            <w:r>
-              <w:rPr>
-                <w:rFonts w:eastAsia="Times New Roman" w:cs="Times New Roman"/>
-                <w:szCs w:val="24"/>
-                <w:lang w:eastAsia="en-ID"/>
-              </w:rPr>
-              <w:t>Menampilkan browser dan console log</w:t>
-            </w:r>
-          </w:p>
-          <w:p>
-            <w:pPr>
-              <w:spacing w:before="60" w:line="360" w:lineRule="auto"/>
-              <w:ind w:firstLine="0"/>
-              <w:rPr>
-                <w:rFonts w:eastAsia="Times New Roman" w:cs="Times New Roman"/>
-                <w:szCs w:val="24"/>
-                <w:lang w:eastAsia="en-ID"/>
-              </w:rPr>
-            </w:pPr>
-            <w:r>
-              <w:rPr>
-                <w:rFonts w:eastAsia="Times New Roman" w:cs="Times New Roman"/>
+                <w:lang w:val="en-ID" w:eastAsia="en-ID"/>
+              </w:rPr>
+            </w:pPr>
+            <w:r>
+              <w:rPr>
+                <w:rFonts w:eastAsia="Times New Roman" w:cs="Times New Roman"/>
+                <w:szCs w:val="24"/>
+                <w:lang w:val="en-ID" w:eastAsia="en-ID"/>
+              </w:rPr>
+              <w:t>File CSS Modul</w:t>
+            </w:r>
+            <w:r>
+              <w:rPr>
+                <w:rFonts w:eastAsia="Times New Roman" w:cs="Times New Roman"/>
+                <w:szCs w:val="24"/>
+                <w:lang w:val="en-ID" w:eastAsia="en-ID"/>
+              </w:rPr>
+              <w:t xml:space="preserve">e, </w:t>
+            </w:r>
+            <w:proofErr w:type="spellStart"/>
+            <w:r>
+              <w:rPr>
+                <w:rFonts w:eastAsia="Times New Roman" w:cs="Times New Roman"/>
+                <w:szCs w:val="24"/>
+                <w:lang w:val="en-ID" w:eastAsia="en-ID"/>
+              </w:rPr>
+              <w:t>modifikasi</w:t>
+            </w:r>
+            <w:proofErr w:type="spellEnd"/>
+            <w:r>
+              <w:rPr>
+                <w:rFonts w:eastAsia="Times New Roman" w:cs="Times New Roman"/>
+                <w:szCs w:val="24"/>
+                <w:lang w:val="en-ID" w:eastAsia="en-ID"/>
+              </w:rPr>
+              <w:t xml:space="preserve"> global.css</w:t>
+            </w:r>
+          </w:p>
+          <w:p>
+            <w:pPr>
+              <w:spacing w:before="60" w:line="360" w:lineRule="auto"/>
+              <w:ind w:firstLine="0"/>
+              <w:rPr>
+                <w:rFonts w:eastAsia="Times New Roman" w:cs="Times New Roman"/>
+                <w:szCs w:val="24"/>
+                <w:lang w:eastAsia="en-ID"/>
+              </w:rPr>
+            </w:pPr>
+            <w:r>
+              <w:rPr>
+                <w:rFonts w:eastAsia="Times New Roman" w:cs="Times New Roman"/>
+                <w:noProof/>
                 <w:szCs w:val="24"/>
                 <w:lang w:eastAsia="en-ID"/>
               </w:rPr>
               <w:drawing>
-                <wp:inline distT="0" distB="0" distL="0" distR="0" wp14:anchorId="35577597" wp14:editId="7FB3F6E3">
-                  <wp:extent cx="2752676" cy="2108200"/>
+                <wp:inline distT="0" distB="0" distL="0" distR="0" wp14:anchorId="035133EE" wp14:editId="59123D2C">
+                  <wp:extent cx="1949684" cy="2851150"/>
                   <wp:effectExtent l="0" t="0" r="0" b="6350"/>
-                  <wp:docPr id="1809837450" name="Gambar 1"/>
+                  <wp:docPr id="521845217" name="Gambar 1"/>
                   <wp:cNvGraphicFramePr>
                     <a:graphicFrameLocks xmlns:a="http://schemas.openxmlformats.org/drawingml/2006/main" noChangeAspect="1"/>
                   </wp:cNvGraphicFramePr>
@@ -1317,7 +1452,7 @@
                     <a:graphicData uri="http://schemas.openxmlformats.org/drawingml/2006/picture">
                       <pic:pic xmlns:pic="http://schemas.openxmlformats.org/drawingml/2006/picture">
                         <pic:nvPicPr>
-                          <pic:cNvPr id="1809837450" name=""/>
+                          <pic:cNvPr id="521845217" name=""/>
                           <pic:cNvPicPr/>
                         </pic:nvPicPr>
                         <pic:blipFill>
@@ -1329,7 +1464,7 @@
                         <pic:spPr>
                           <a:xfrm>
                             <a:off x="0" y="0"/>
-                            <a:ext cx="2760239" cy="2113992"/>
+                            <a:ext cx="1952514" cy="2855289"/>
                           </a:xfrm>
                           <a:prstGeom prst="rect">
                             <a:avLst/>
@@ -1358,11 +1493,31 @@
                 <w:szCs w:val="24"/>
                 <w:lang w:eastAsia="en-ID"/>
               </w:rPr>
+              <w:t>Modifikasi navbar.module.css</w:t>
+            </w:r>
+          </w:p>
+          <w:p>
+            <w:pPr>
+              <w:spacing w:before="60" w:line="360" w:lineRule="auto"/>
+              <w:ind w:firstLine="0"/>
+              <w:rPr>
+                <w:rFonts w:eastAsia="Times New Roman" w:cs="Times New Roman"/>
+                <w:szCs w:val="24"/>
+                <w:lang w:eastAsia="en-ID"/>
+              </w:rPr>
+            </w:pPr>
+            <w:r>
+              <w:rPr>
+                <w:rFonts w:eastAsia="Times New Roman" w:cs="Times New Roman"/>
+                <w:noProof/>
+                <w:szCs w:val="24"/>
+                <w:lang w:eastAsia="en-ID"/>
+              </w:rPr>
               <w:drawing>
-                <wp:inline distT="0" distB="0" distL="0" distR="0" wp14:anchorId="06CAF8FD" wp14:editId="33BEB443">
-                  <wp:extent cx="3553321" cy="771633"/>
-                  <wp:effectExtent l="0" t="0" r="0" b="9525"/>
-                  <wp:docPr id="2129617268" name="Gambar 1"/>
+                <wp:inline distT="0" distB="0" distL="0" distR="0" wp14:anchorId="48175880" wp14:editId="7E373670">
+                  <wp:extent cx="1733550" cy="1694374"/>
+                  <wp:effectExtent l="0" t="0" r="0" b="1270"/>
+                  <wp:docPr id="2047308067" name="Gambar 1"/>
                   <wp:cNvGraphicFramePr>
                     <a:graphicFrameLocks xmlns:a="http://schemas.openxmlformats.org/drawingml/2006/main" noChangeAspect="1"/>
                   </wp:cNvGraphicFramePr>
@@ -1370,7 +1525,7 @@
                     <a:graphicData uri="http://schemas.openxmlformats.org/drawingml/2006/picture">
                       <pic:pic xmlns:pic="http://schemas.openxmlformats.org/drawingml/2006/picture">
                         <pic:nvPicPr>
-                          <pic:cNvPr id="2129617268" name=""/>
+                          <pic:cNvPr id="2047308067" name=""/>
                           <pic:cNvPicPr/>
                         </pic:nvPicPr>
                         <pic:blipFill>
@@ -1382,7 +1537,7 @@
                         <pic:spPr>
                           <a:xfrm>
                             <a:off x="0" y="0"/>
-                            <a:ext cx="3553321" cy="771633"/>
+                            <a:ext cx="1736016" cy="1696784"/>
                           </a:xfrm>
                           <a:prstGeom prst="rect">
                             <a:avLst/>
@@ -1419,8 +1574,7 @@
                 <w:szCs w:val="24"/>
                 <w:lang w:eastAsia="en-ID"/>
               </w:rPr>
-              <w:lastRenderedPageBreak/>
-              <w:t>4</w:t>
+              <w:t>3</w:t>
             </w:r>
           </w:p>
         </w:tc>
@@ -1435,39 +1589,61 @@
               <w:rPr>
                 <w:rFonts w:eastAsia="Times New Roman" w:cs="Times New Roman"/>
                 <w:szCs w:val="24"/>
-                <w:lang w:eastAsia="en-ID"/>
-              </w:rPr>
-            </w:pPr>
-            <w:r>
-              <w:rPr>
-                <w:rFonts w:eastAsia="Times New Roman" w:cs="Times New Roman"/>
-                <w:szCs w:val="24"/>
-                <w:lang w:eastAsia="en-ID"/>
-              </w:rPr>
-              <w:t>Modifkasi slug untuk menampilkan nilai query</w:t>
-            </w:r>
-          </w:p>
-          <w:p>
-            <w:pPr>
-              <w:spacing w:before="60" w:line="360" w:lineRule="auto"/>
-              <w:ind w:firstLine="0"/>
-              <w:rPr>
-                <w:rFonts w:eastAsia="Times New Roman" w:cs="Times New Roman"/>
-                <w:szCs w:val="24"/>
-                <w:lang w:eastAsia="en-ID"/>
-              </w:rPr>
-            </w:pPr>
-            <w:r>
-              <w:rPr>
-                <w:rFonts w:eastAsia="Times New Roman" w:cs="Times New Roman"/>
-                <w:szCs w:val="24"/>
-                <w:lang w:eastAsia="en-ID"/>
-              </w:rPr>
+                <w:lang w:val="en-ID" w:eastAsia="en-ID"/>
+              </w:rPr>
+            </w:pPr>
+            <w:proofErr w:type="spellStart"/>
+            <w:r>
+              <w:rPr>
+                <w:rFonts w:eastAsia="Times New Roman" w:cs="Times New Roman"/>
+                <w:szCs w:val="24"/>
+                <w:lang w:val="en-ID" w:eastAsia="en-ID"/>
+              </w:rPr>
+              <w:t>Pemanggilan</w:t>
+            </w:r>
+            <w:proofErr w:type="spellEnd"/>
+            <w:r>
+              <w:rPr>
+                <w:rFonts w:eastAsia="Times New Roman" w:cs="Times New Roman"/>
+                <w:szCs w:val="24"/>
+                <w:lang w:val="en-ID" w:eastAsia="en-ID"/>
+              </w:rPr>
+              <w:t xml:space="preserve"> di </w:t>
+            </w:r>
+            <w:proofErr w:type="spellStart"/>
+            <w:r>
+              <w:rPr>
+                <w:rFonts w:eastAsia="Times New Roman" w:cs="Times New Roman"/>
+                <w:szCs w:val="24"/>
+                <w:lang w:val="en-ID" w:eastAsia="en-ID"/>
+              </w:rPr>
+              <w:t>Komponen</w:t>
+            </w:r>
+            <w:proofErr w:type="spellEnd"/>
+          </w:p>
+          <w:p>
+            <w:pPr>
+              <w:spacing w:before="60" w:line="360" w:lineRule="auto"/>
+              <w:ind w:firstLine="0"/>
+              <w:rPr>
+                <w:rFonts w:eastAsia="Times New Roman" w:cs="Times New Roman"/>
+                <w:szCs w:val="24"/>
+                <w:lang w:eastAsia="en-ID"/>
+              </w:rPr>
+            </w:pPr>
+            <w:r>
+              <w:rPr>
+                <w:rFonts w:eastAsia="Times New Roman" w:cs="Times New Roman"/>
+                <w:noProof/>
+                <w:szCs w:val="24"/>
+                <w:lang w:eastAsia="en-ID"/>
+              </w:rPr>
+              <w:lastRenderedPageBreak/>
               <w:drawing>
-                <wp:inline distT="0" distB="0" distL="0" distR="0" wp14:anchorId="5C22B6A4" wp14:editId="44987DA5">
-                  <wp:extent cx="1767417" cy="1905000"/>
-                  <wp:effectExtent l="0" t="0" r="4445" b="0"/>
-                  <wp:docPr id="1100626236" name="Gambar 1"/>
+                <wp:inline distT="0" distB="0" distL="0" distR="0" wp14:anchorId="569A97FE" wp14:editId="5FAA56DB">
+                  <wp:extent cx="2597150" cy="2246044"/>
+                  <wp:effectExtent l="0" t="0" r="0" b="1905"/>
+                  <wp:docPr id="1882436714" name="Gambar 1"/>
                   <wp:cNvGraphicFramePr>
                     <a:graphicFrameLocks xmlns:a="http://schemas.openxmlformats.org/drawingml/2006/main" noChangeAspect="1"/>
                   </wp:cNvGraphicFramePr>
@@ -1475,7 +1651,7 @@
                     <a:graphicData uri="http://schemas.openxmlformats.org/drawingml/2006/picture">
                       <pic:pic xmlns:pic="http://schemas.openxmlformats.org/drawingml/2006/picture">
                         <pic:nvPicPr>
-                          <pic:cNvPr id="1100626236" name=""/>
+                          <pic:cNvPr id="1882436714" name=""/>
                           <pic:cNvPicPr/>
                         </pic:nvPicPr>
                         <pic:blipFill>
@@ -1487,7 +1663,7 @@
                         <pic:spPr>
                           <a:xfrm>
                             <a:off x="0" y="0"/>
-                            <a:ext cx="1769942" cy="1907722"/>
+                            <a:ext cx="2603468" cy="2251508"/>
                           </a:xfrm>
                           <a:prstGeom prst="rect">
                             <a:avLst/>
@@ -1499,28 +1675,18 @@
                 </wp:inline>
               </w:drawing>
             </w:r>
-          </w:p>
-          <w:p>
-            <w:pPr>
-              <w:spacing w:before="60" w:line="360" w:lineRule="auto"/>
-              <w:ind w:firstLine="0"/>
-              <w:rPr>
-                <w:rFonts w:eastAsia="Times New Roman" w:cs="Times New Roman"/>
-                <w:szCs w:val="24"/>
-                <w:lang w:eastAsia="en-ID"/>
-              </w:rPr>
-            </w:pPr>
-            <w:r>
-              <w:rPr>
-                <w:rFonts w:eastAsia="Times New Roman" w:cs="Times New Roman"/>
+            <w:r>
+              <w:rPr>
+                <w:rFonts w:eastAsia="Times New Roman" w:cs="Times New Roman"/>
+                <w:noProof/>
                 <w:szCs w:val="24"/>
                 <w:lang w:eastAsia="en-ID"/>
               </w:rPr>
               <w:drawing>
-                <wp:inline distT="0" distB="0" distL="0" distR="0" wp14:anchorId="0A15419A" wp14:editId="13A90C46">
-                  <wp:extent cx="2770553" cy="1619250"/>
+                <wp:inline distT="0" distB="0" distL="0" distR="0" wp14:anchorId="03658537" wp14:editId="25C4FC96">
+                  <wp:extent cx="3238500" cy="1887268"/>
                   <wp:effectExtent l="0" t="0" r="0" b="0"/>
-                  <wp:docPr id="534586342" name="Gambar 1"/>
+                  <wp:docPr id="870789845" name="Gambar 1"/>
                   <wp:cNvGraphicFramePr>
                     <a:graphicFrameLocks xmlns:a="http://schemas.openxmlformats.org/drawingml/2006/main" noChangeAspect="1"/>
                   </wp:cNvGraphicFramePr>
@@ -1528,7 +1694,7 @@
                     <a:graphicData uri="http://schemas.openxmlformats.org/drawingml/2006/picture">
                       <pic:pic xmlns:pic="http://schemas.openxmlformats.org/drawingml/2006/picture">
                         <pic:nvPicPr>
-                          <pic:cNvPr id="534586342" name=""/>
+                          <pic:cNvPr id="870789845" name=""/>
                           <pic:cNvPicPr/>
                         </pic:nvPicPr>
                         <pic:blipFill>
@@ -1540,7 +1706,7 @@
                         <pic:spPr>
                           <a:xfrm>
                             <a:off x="0" y="0"/>
-                            <a:ext cx="2773205" cy="1620800"/>
+                            <a:ext cx="3244364" cy="1890685"/>
                           </a:xfrm>
                           <a:prstGeom prst="rect">
                             <a:avLst/>
@@ -1569,8 +1735,36 @@
                 <w:szCs w:val="24"/>
                 <w:lang w:eastAsia="en-ID"/>
               </w:rPr>
-              <w:t>Berhasil menambahkan nilai query pada web dengan menggunakan ...slug</w:t>
-            </w:r>
+              <w:t xml:space="preserve">Menambah navbar.modul.css dan memodifikasi </w:t>
+            </w:r>
+            <w:proofErr w:type="spellStart"/>
+            <w:r>
+              <w:rPr>
+                <w:rFonts w:eastAsia="Times New Roman" w:cs="Times New Roman"/>
+                <w:szCs w:val="24"/>
+                <w:lang w:eastAsia="en-ID"/>
+              </w:rPr>
+              <w:t>indeks.tsx</w:t>
+            </w:r>
+            <w:proofErr w:type="spellEnd"/>
+            <w:r>
+              <w:rPr>
+                <w:rFonts w:eastAsia="Times New Roman" w:cs="Times New Roman"/>
+                <w:szCs w:val="24"/>
+                <w:lang w:eastAsia="en-ID"/>
+              </w:rPr>
+              <w:t xml:space="preserve"> pada </w:t>
+            </w:r>
+            <w:proofErr w:type="spellStart"/>
+            <w:r>
+              <w:rPr>
+                <w:rFonts w:eastAsia="Times New Roman" w:cs="Times New Roman"/>
+                <w:szCs w:val="24"/>
+                <w:lang w:eastAsia="en-ID"/>
+              </w:rPr>
+              <w:t>navbar</w:t>
+            </w:r>
+            <w:proofErr w:type="spellEnd"/>
           </w:p>
         </w:tc>
       </w:tr>
@@ -1626,7 +1820,33 @@
           <w:lang w:eastAsia="en-ID"/>
           <w14:ligatures w14:val="none"/>
         </w:rPr>
-        <w:t>Pengujian Catch-All Route</w:t>
+        <w:t xml:space="preserve">Styling </w:t>
+      </w:r>
+      <w:proofErr w:type="spellStart"/>
+      <w:r>
+        <w:rPr>
+          <w:rFonts w:eastAsia="Times New Roman" w:cs="Times New Roman"/>
+          <w:b/>
+          <w:bCs/>
+          <w:kern w:val="0"/>
+          <w:szCs w:val="24"/>
+          <w:lang w:eastAsia="en-ID"/>
+          <w14:ligatures w14:val="none"/>
+        </w:rPr>
+        <w:t>untuk</w:t>
+      </w:r>
+      <w:proofErr w:type="spellEnd"/>
+      <w:r>
+        <w:rPr>
+          <w:rFonts w:eastAsia="Times New Roman" w:cs="Times New Roman"/>
+          <w:b/>
+          <w:bCs/>
+          <w:kern w:val="0"/>
+          <w:szCs w:val="24"/>
+          <w:lang w:eastAsia="en-ID"/>
+          <w14:ligatures w14:val="none"/>
+        </w:rPr>
+        <w:t xml:space="preserve"> Pages (CSS Module)</w:t>
       </w:r>
     </w:p>
     <w:tbl>
@@ -1739,36 +1959,84 @@
                 <w:lang w:val="en-ID" w:eastAsia="en-ID"/>
               </w:rPr>
             </w:pPr>
-            <w:r>
-              <w:rPr>
-                <w:rFonts w:eastAsia="Times New Roman" w:cs="Times New Roman"/>
-                <w:szCs w:val="24"/>
-                <w:lang w:val="en-ID" w:eastAsia="en-ID"/>
-              </w:rPr>
-              <w:t>Akses URL berikut di browser:</w:t>
-            </w:r>
-          </w:p>
-          <w:p>
-            <w:pPr>
-              <w:spacing w:before="60" w:line="360" w:lineRule="auto"/>
-              <w:ind w:firstLine="0"/>
-              <w:rPr>
-                <w:rFonts w:eastAsia="Times New Roman" w:cs="Times New Roman"/>
-                <w:szCs w:val="24"/>
-                <w:lang w:eastAsia="en-ID"/>
-              </w:rPr>
-            </w:pPr>
-            <w:r>
-              <w:rPr>
-                <w:rFonts w:eastAsia="Times New Roman" w:cs="Times New Roman"/>
+            <w:proofErr w:type="spellStart"/>
+            <w:r>
+              <w:rPr>
+                <w:rFonts w:eastAsia="Times New Roman" w:cs="Times New Roman"/>
+                <w:szCs w:val="24"/>
+                <w:lang w:val="en-ID" w:eastAsia="en-ID"/>
+              </w:rPr>
+              <w:t>Contoh</w:t>
+            </w:r>
+            <w:proofErr w:type="spellEnd"/>
+            <w:r>
+              <w:rPr>
+                <w:rFonts w:eastAsia="Times New Roman" w:cs="Times New Roman"/>
+                <w:szCs w:val="24"/>
+                <w:lang w:val="en-ID" w:eastAsia="en-ID"/>
+              </w:rPr>
+              <w:t xml:space="preserve"> Login Page</w:t>
+            </w:r>
+            <w:r>
+              <w:rPr>
+                <w:rFonts w:eastAsia="Times New Roman" w:cs="Times New Roman"/>
+                <w:szCs w:val="24"/>
+                <w:lang w:val="en-ID" w:eastAsia="en-ID"/>
+              </w:rPr>
+              <w:t>:</w:t>
+            </w:r>
+          </w:p>
+          <w:p>
+            <w:pPr>
+              <w:spacing w:before="60" w:line="360" w:lineRule="auto"/>
+              <w:ind w:firstLine="0"/>
+              <w:rPr>
+                <w:rFonts w:eastAsia="Times New Roman" w:cs="Times New Roman"/>
+                <w:szCs w:val="24"/>
+                <w:lang w:val="en-ID" w:eastAsia="en-ID"/>
+              </w:rPr>
+            </w:pPr>
+            <w:proofErr w:type="spellStart"/>
+            <w:r>
+              <w:rPr>
+                <w:rFonts w:eastAsia="Times New Roman" w:cs="Times New Roman"/>
+                <w:szCs w:val="24"/>
+                <w:lang w:val="en-ID" w:eastAsia="en-ID"/>
+              </w:rPr>
+              <w:t>Tambahkan</w:t>
+            </w:r>
+            <w:proofErr w:type="spellEnd"/>
+            <w:r>
+              <w:rPr>
+                <w:rFonts w:eastAsia="Times New Roman" w:cs="Times New Roman"/>
+                <w:szCs w:val="24"/>
+                <w:lang w:val="en-ID" w:eastAsia="en-ID"/>
+              </w:rPr>
+              <w:t xml:space="preserve"> login.module.css pada folder auth</w:t>
+            </w:r>
+          </w:p>
+          <w:p>
+            <w:pPr>
+              <w:spacing w:before="60" w:line="360" w:lineRule="auto"/>
+              <w:ind w:firstLine="0"/>
+              <w:rPr>
+                <w:rFonts w:eastAsia="Times New Roman" w:cs="Times New Roman"/>
+                <w:szCs w:val="24"/>
+                <w:lang w:val="en-ID" w:eastAsia="en-ID"/>
+              </w:rPr>
+            </w:pPr>
+            <w:r>
+              <w:rPr>
+                <w:rFonts w:eastAsia="Times New Roman" w:cs="Times New Roman"/>
+                <w:noProof/>
                 <w:szCs w:val="24"/>
                 <w:lang w:eastAsia="en-ID"/>
               </w:rPr>
               <w:drawing>
-                <wp:inline distT="0" distB="0" distL="0" distR="0" wp14:anchorId="0EA75DA1" wp14:editId="1C2EA2A0">
-                  <wp:extent cx="2135731" cy="1447800"/>
+                <wp:inline distT="0" distB="0" distL="0" distR="0" wp14:anchorId="5BE0BE5A" wp14:editId="27F60431">
+                  <wp:extent cx="1816954" cy="952500"/>
                   <wp:effectExtent l="0" t="0" r="0" b="0"/>
-                  <wp:docPr id="1594053992" name="Gambar 1"/>
+                  <wp:docPr id="665141927" name="Gambar 1"/>
                   <wp:cNvGraphicFramePr>
                     <a:graphicFrameLocks xmlns:a="http://schemas.openxmlformats.org/drawingml/2006/main" noChangeAspect="1"/>
                   </wp:cNvGraphicFramePr>
@@ -1776,7 +2044,7 @@
                     <a:graphicData uri="http://schemas.openxmlformats.org/drawingml/2006/picture">
                       <pic:pic xmlns:pic="http://schemas.openxmlformats.org/drawingml/2006/picture">
                         <pic:nvPicPr>
-                          <pic:cNvPr id="1594053992" name=""/>
+                          <pic:cNvPr id="665141927" name=""/>
                           <pic:cNvPicPr/>
                         </pic:nvPicPr>
                         <pic:blipFill>
@@ -1788,7 +2056,7 @@
                         <pic:spPr>
                           <a:xfrm>
                             <a:off x="0" y="0"/>
-                            <a:ext cx="2138012" cy="1449346"/>
+                            <a:ext cx="1820472" cy="954344"/>
                           </a:xfrm>
                           <a:prstGeom prst="rect">
                             <a:avLst/>
@@ -1808,21 +2076,51 @@
               <w:rPr>
                 <w:rFonts w:eastAsia="Times New Roman" w:cs="Times New Roman"/>
                 <w:szCs w:val="24"/>
-                <w:lang w:eastAsia="en-ID"/>
-              </w:rPr>
-            </w:pPr>
-            <w:r>
-              <w:rPr>
-                <w:rFonts w:eastAsia="Times New Roman" w:cs="Times New Roman"/>
+                <w:lang w:val="en-ID" w:eastAsia="en-ID"/>
+              </w:rPr>
+            </w:pPr>
+            <w:proofErr w:type="spellStart"/>
+            <w:r>
+              <w:rPr>
+                <w:rFonts w:eastAsia="Times New Roman" w:cs="Times New Roman"/>
+                <w:szCs w:val="24"/>
+                <w:lang w:val="en-ID" w:eastAsia="en-ID"/>
+              </w:rPr>
+              <w:t>Modifikasi</w:t>
+            </w:r>
+            <w:proofErr w:type="spellEnd"/>
+            <w:r>
+              <w:rPr>
+                <w:rFonts w:eastAsia="Times New Roman" w:cs="Times New Roman"/>
+                <w:szCs w:val="24"/>
+                <w:lang w:val="en-ID" w:eastAsia="en-ID"/>
+              </w:rPr>
+              <w:t xml:space="preserve"> login.module.css</w:t>
+            </w:r>
+          </w:p>
+          <w:p>
+            <w:pPr>
+              <w:spacing w:before="60" w:line="360" w:lineRule="auto"/>
+              <w:ind w:firstLine="0"/>
+              <w:rPr>
+                <w:rFonts w:eastAsia="Times New Roman" w:cs="Times New Roman"/>
+                <w:szCs w:val="24"/>
+                <w:lang w:val="en-ID" w:eastAsia="en-ID"/>
+              </w:rPr>
+            </w:pPr>
+            <w:r>
+              <w:rPr>
+                <w:rFonts w:eastAsia="Times New Roman" w:cs="Times New Roman"/>
+                <w:noProof/>
                 <w:szCs w:val="24"/>
                 <w:lang w:eastAsia="en-ID"/>
               </w:rPr>
               <w:lastRenderedPageBreak/>
               <w:drawing>
-                <wp:inline distT="0" distB="0" distL="0" distR="0" wp14:anchorId="6ED818D7" wp14:editId="5EBCC68F">
-                  <wp:extent cx="2165159" cy="1346200"/>
-                  <wp:effectExtent l="0" t="0" r="6985" b="6350"/>
-                  <wp:docPr id="1149151627" name="Gambar 1"/>
+                <wp:inline distT="0" distB="0" distL="0" distR="0" wp14:anchorId="045A12E3" wp14:editId="0F5580FD">
+                  <wp:extent cx="2916767" cy="1682750"/>
+                  <wp:effectExtent l="0" t="0" r="0" b="0"/>
+                  <wp:docPr id="1106194066" name="Gambar 1"/>
                   <wp:cNvGraphicFramePr>
                     <a:graphicFrameLocks xmlns:a="http://schemas.openxmlformats.org/drawingml/2006/main" noChangeAspect="1"/>
                   </wp:cNvGraphicFramePr>
@@ -1830,7 +2128,7 @@
                     <a:graphicData uri="http://schemas.openxmlformats.org/drawingml/2006/picture">
                       <pic:pic xmlns:pic="http://schemas.openxmlformats.org/drawingml/2006/picture">
                         <pic:nvPicPr>
-                          <pic:cNvPr id="1149151627" name=""/>
+                          <pic:cNvPr id="1106194066" name=""/>
                           <pic:cNvPicPr/>
                         </pic:nvPicPr>
                         <pic:blipFill>
@@ -1842,7 +2140,7 @@
                         <pic:spPr>
                           <a:xfrm>
                             <a:off x="0" y="0"/>
-                            <a:ext cx="2184440" cy="1358188"/>
+                            <a:ext cx="2922078" cy="1685814"/>
                           </a:xfrm>
                           <a:prstGeom prst="rect">
                             <a:avLst/>
@@ -1862,20 +2160,60 @@
               <w:rPr>
                 <w:rFonts w:eastAsia="Times New Roman" w:cs="Times New Roman"/>
                 <w:szCs w:val="24"/>
-                <w:lang w:eastAsia="en-ID"/>
-              </w:rPr>
-            </w:pPr>
-            <w:r>
-              <w:rPr>
-                <w:rFonts w:eastAsia="Times New Roman" w:cs="Times New Roman"/>
+                <w:lang w:val="en-ID" w:eastAsia="en-ID"/>
+              </w:rPr>
+            </w:pPr>
+            <w:proofErr w:type="spellStart"/>
+            <w:r>
+              <w:rPr>
+                <w:rFonts w:eastAsia="Times New Roman" w:cs="Times New Roman"/>
+                <w:szCs w:val="24"/>
+                <w:lang w:val="en-ID" w:eastAsia="en-ID"/>
+              </w:rPr>
+              <w:t>Modifikasi</w:t>
+            </w:r>
+            <w:proofErr w:type="spellEnd"/>
+            <w:r>
+              <w:rPr>
+                <w:rFonts w:eastAsia="Times New Roman" w:cs="Times New Roman"/>
+                <w:szCs w:val="24"/>
+                <w:lang w:val="en-ID" w:eastAsia="en-ID"/>
+              </w:rPr>
+              <w:t xml:space="preserve"> </w:t>
+            </w:r>
+            <w:proofErr w:type="spellStart"/>
+            <w:r>
+              <w:rPr>
+                <w:rFonts w:eastAsia="Times New Roman" w:cs="Times New Roman"/>
+                <w:szCs w:val="24"/>
+                <w:lang w:val="en-ID" w:eastAsia="en-ID"/>
+              </w:rPr>
+              <w:t>login.tsx</w:t>
+            </w:r>
+            <w:proofErr w:type="spellEnd"/>
+          </w:p>
+          <w:p>
+            <w:pPr>
+              <w:spacing w:before="60" w:line="360" w:lineRule="auto"/>
+              <w:ind w:firstLine="0"/>
+              <w:rPr>
+                <w:rFonts w:eastAsia="Times New Roman" w:cs="Times New Roman"/>
+                <w:szCs w:val="24"/>
+                <w:lang w:val="en-ID" w:eastAsia="en-ID"/>
+              </w:rPr>
+            </w:pPr>
+            <w:r>
+              <w:rPr>
+                <w:rFonts w:eastAsia="Times New Roman" w:cs="Times New Roman"/>
+                <w:noProof/>
                 <w:szCs w:val="24"/>
                 <w:lang w:eastAsia="en-ID"/>
               </w:rPr>
               <w:drawing>
-                <wp:inline distT="0" distB="0" distL="0" distR="0" wp14:anchorId="3167ECAF" wp14:editId="62B3351D">
-                  <wp:extent cx="2174998" cy="1530350"/>
-                  <wp:effectExtent l="0" t="0" r="0" b="0"/>
-                  <wp:docPr id="926537545" name="Gambar 1"/>
+                <wp:inline distT="0" distB="0" distL="0" distR="0" wp14:anchorId="305D0C58" wp14:editId="1677E8EA">
+                  <wp:extent cx="2936363" cy="3765550"/>
+                  <wp:effectExtent l="0" t="0" r="0" b="6350"/>
+                  <wp:docPr id="207832397" name="Gambar 1"/>
                   <wp:cNvGraphicFramePr>
                     <a:graphicFrameLocks xmlns:a="http://schemas.openxmlformats.org/drawingml/2006/main" noChangeAspect="1"/>
                   </wp:cNvGraphicFramePr>
@@ -1883,7 +2221,7 @@
                     <a:graphicData uri="http://schemas.openxmlformats.org/drawingml/2006/picture">
                       <pic:pic xmlns:pic="http://schemas.openxmlformats.org/drawingml/2006/picture">
                         <pic:nvPicPr>
-                          <pic:cNvPr id="926537545" name=""/>
+                          <pic:cNvPr id="207832397" name=""/>
                           <pic:cNvPicPr/>
                         </pic:nvPicPr>
                         <pic:blipFill>
@@ -1895,7 +2233,7 @@
                         <pic:spPr>
                           <a:xfrm>
                             <a:off x="0" y="0"/>
-                            <a:ext cx="2179762" cy="1533702"/>
+                            <a:ext cx="2939045" cy="3768990"/>
                           </a:xfrm>
                           <a:prstGeom prst="rect">
                             <a:avLst/>
@@ -1921,33 +2259,15 @@
             <w:r>
               <w:rPr>
                 <w:rFonts w:eastAsia="Times New Roman" w:cs="Times New Roman"/>
-                <w:szCs w:val="24"/>
-                <w:lang w:val="en-ID" w:eastAsia="en-ID"/>
-              </w:rPr>
-              <w:t>Modifikasi […slug].tsx menjadi berikut</w:t>
-            </w:r>
-          </w:p>
-          <w:p>
-            <w:pPr>
-              <w:spacing w:before="60" w:line="360" w:lineRule="auto"/>
-              <w:ind w:firstLine="0"/>
-              <w:rPr>
-                <w:rFonts w:eastAsia="Times New Roman" w:cs="Times New Roman"/>
-                <w:szCs w:val="24"/>
-                <w:lang w:eastAsia="en-ID"/>
-              </w:rPr>
-            </w:pPr>
-            <w:r>
-              <w:rPr>
-                <w:rFonts w:eastAsia="Times New Roman" w:cs="Times New Roman"/>
+                <w:noProof/>
                 <w:szCs w:val="24"/>
                 <w:lang w:eastAsia="en-ID"/>
               </w:rPr>
               <w:drawing>
-                <wp:inline distT="0" distB="0" distL="0" distR="0" wp14:anchorId="14D4410B" wp14:editId="52206286">
-                  <wp:extent cx="2243888" cy="1803400"/>
-                  <wp:effectExtent l="0" t="0" r="4445" b="6350"/>
-                  <wp:docPr id="1737515660" name="Gambar 1"/>
+                <wp:inline distT="0" distB="0" distL="0" distR="0" wp14:anchorId="277E63BE" wp14:editId="75AB21F3">
+                  <wp:extent cx="2070750" cy="1524000"/>
+                  <wp:effectExtent l="0" t="0" r="5715" b="0"/>
+                  <wp:docPr id="702482501" name="Gambar 1"/>
                   <wp:cNvGraphicFramePr>
                     <a:graphicFrameLocks xmlns:a="http://schemas.openxmlformats.org/drawingml/2006/main" noChangeAspect="1"/>
                   </wp:cNvGraphicFramePr>
@@ -1955,7 +2275,7 @@
                     <a:graphicData uri="http://schemas.openxmlformats.org/drawingml/2006/picture">
                       <pic:pic xmlns:pic="http://schemas.openxmlformats.org/drawingml/2006/picture">
                         <pic:nvPicPr>
-                          <pic:cNvPr id="1737515660" name=""/>
+                          <pic:cNvPr id="702482501" name=""/>
                           <pic:cNvPicPr/>
                         </pic:nvPicPr>
                         <pic:blipFill>
@@ -1967,7 +2287,7 @@
                         <pic:spPr>
                           <a:xfrm>
                             <a:off x="0" y="0"/>
-                            <a:ext cx="2248937" cy="1807458"/>
+                            <a:ext cx="2075674" cy="1527624"/>
                           </a:xfrm>
                           <a:prstGeom prst="rect">
                             <a:avLst/>
@@ -1987,142 +2307,80 @@
               <w:rPr>
                 <w:rFonts w:eastAsia="Times New Roman" w:cs="Times New Roman"/>
                 <w:szCs w:val="24"/>
-                <w:lang w:eastAsia="en-ID"/>
-              </w:rPr>
-            </w:pPr>
-            <w:r>
-              <w:rPr>
-                <w:rFonts w:eastAsia="Times New Roman" w:cs="Times New Roman"/>
-                <w:szCs w:val="24"/>
-                <w:lang w:eastAsia="en-ID"/>
-              </w:rPr>
-              <w:drawing>
-                <wp:inline distT="0" distB="0" distL="0" distR="0" wp14:anchorId="221CD1FB" wp14:editId="1FCCC0C0">
-                  <wp:extent cx="2243455" cy="1224516"/>
-                  <wp:effectExtent l="0" t="0" r="4445" b="0"/>
-                  <wp:docPr id="366754818" name="Gambar 1"/>
-                  <wp:cNvGraphicFramePr>
-                    <a:graphicFrameLocks xmlns:a="http://schemas.openxmlformats.org/drawingml/2006/main" noChangeAspect="1"/>
-                  </wp:cNvGraphicFramePr>
-                  <a:graphic xmlns:a="http://schemas.openxmlformats.org/drawingml/2006/main">
-                    <a:graphicData uri="http://schemas.openxmlformats.org/drawingml/2006/picture">
-                      <pic:pic xmlns:pic="http://schemas.openxmlformats.org/drawingml/2006/picture">
-                        <pic:nvPicPr>
-                          <pic:cNvPr id="366754818" name=""/>
-                          <pic:cNvPicPr/>
-                        </pic:nvPicPr>
-                        <pic:blipFill>
-                          <a:blip r:embed="rId18"/>
-                          <a:stretch>
-                            <a:fillRect/>
-                          </a:stretch>
-                        </pic:blipFill>
-                        <pic:spPr>
-                          <a:xfrm>
-                            <a:off x="0" y="0"/>
-                            <a:ext cx="2254558" cy="1230576"/>
-                          </a:xfrm>
-                          <a:prstGeom prst="rect">
-                            <a:avLst/>
-                          </a:prstGeom>
-                        </pic:spPr>
-                      </pic:pic>
-                    </a:graphicData>
-                  </a:graphic>
-                </wp:inline>
-              </w:drawing>
-            </w:r>
-          </w:p>
-          <w:p>
-            <w:pPr>
-              <w:spacing w:before="60" w:line="360" w:lineRule="auto"/>
-              <w:ind w:firstLine="0"/>
-              <w:rPr>
-                <w:rFonts w:eastAsia="Times New Roman" w:cs="Times New Roman"/>
-                <w:szCs w:val="24"/>
-                <w:lang w:val="en-ID" w:eastAsia="en-ID"/>
-              </w:rPr>
-            </w:pPr>
-            <w:r>
-              <w:rPr>
-                <w:rFonts w:eastAsia="Times New Roman" w:cs="Times New Roman"/>
-                <w:szCs w:val="24"/>
-                <w:lang w:val="en-ID" w:eastAsia="en-ID"/>
-              </w:rPr>
-              <w:t>Untuk saat ini gunakan</w:t>
-            </w:r>
-          </w:p>
-          <w:p>
-            <w:pPr>
-              <w:spacing w:before="60" w:line="360" w:lineRule="auto"/>
-              <w:ind w:firstLine="0"/>
-              <w:rPr>
-                <w:rFonts w:eastAsia="Times New Roman" w:cs="Times New Roman"/>
-                <w:szCs w:val="24"/>
-                <w:lang w:eastAsia="en-ID"/>
-              </w:rPr>
-            </w:pPr>
-            <w:r>
-              <w:rPr>
-                <w:rFonts w:eastAsia="Times New Roman" w:cs="Times New Roman"/>
-                <w:szCs w:val="24"/>
-                <w:lang w:eastAsia="en-ID"/>
-              </w:rPr>
-              <w:lastRenderedPageBreak/>
-              <w:drawing>
-                <wp:inline distT="0" distB="0" distL="0" distR="0" wp14:anchorId="432D9012" wp14:editId="5E9816DA">
-                  <wp:extent cx="1892300" cy="1476510"/>
-                  <wp:effectExtent l="0" t="0" r="0" b="9525"/>
-                  <wp:docPr id="1369592279" name="Gambar 1"/>
-                  <wp:cNvGraphicFramePr>
-                    <a:graphicFrameLocks xmlns:a="http://schemas.openxmlformats.org/drawingml/2006/main" noChangeAspect="1"/>
-                  </wp:cNvGraphicFramePr>
-                  <a:graphic xmlns:a="http://schemas.openxmlformats.org/drawingml/2006/main">
-                    <a:graphicData uri="http://schemas.openxmlformats.org/drawingml/2006/picture">
-                      <pic:pic xmlns:pic="http://schemas.openxmlformats.org/drawingml/2006/picture">
-                        <pic:nvPicPr>
-                          <pic:cNvPr id="1369592279" name=""/>
-                          <pic:cNvPicPr/>
-                        </pic:nvPicPr>
-                        <pic:blipFill>
-                          <a:blip r:embed="rId19"/>
-                          <a:stretch>
-                            <a:fillRect/>
-                          </a:stretch>
-                        </pic:blipFill>
-                        <pic:spPr>
-                          <a:xfrm>
-                            <a:off x="0" y="0"/>
-                            <a:ext cx="1895384" cy="1478916"/>
-                          </a:xfrm>
-                          <a:prstGeom prst="rect">
-                            <a:avLst/>
-                          </a:prstGeom>
-                        </pic:spPr>
-                      </pic:pic>
-                    </a:graphicData>
-                  </a:graphic>
-                </wp:inline>
-              </w:drawing>
-            </w:r>
-          </w:p>
-          <w:p>
-            <w:pPr>
-              <w:spacing w:before="60" w:line="360" w:lineRule="auto"/>
-              <w:ind w:firstLine="0"/>
-              <w:rPr>
-                <w:rFonts w:eastAsia="Times New Roman" w:cs="Times New Roman"/>
-                <w:szCs w:val="24"/>
-                <w:lang w:eastAsia="en-ID"/>
-              </w:rPr>
-            </w:pPr>
-            <w:r>
-              <w:rPr>
-                <w:rFonts w:eastAsia="Times New Roman" w:cs="Times New Roman"/>
-                <w:szCs w:val="24"/>
-                <w:lang w:eastAsia="en-ID"/>
-              </w:rPr>
-              <w:t>Langkah langkah diatas digunakan untuk menentukan variabel yang bisa ditampilkan pada browser melalui route.</w:t>
+                <w:lang w:val="en-ID" w:eastAsia="en-ID"/>
+              </w:rPr>
+            </w:pPr>
+            <w:proofErr w:type="spellStart"/>
+            <w:r>
+              <w:rPr>
+                <w:rFonts w:eastAsia="Times New Roman" w:cs="Times New Roman"/>
+                <w:szCs w:val="24"/>
+                <w:lang w:val="en-ID" w:eastAsia="en-ID"/>
+              </w:rPr>
+              <w:t>Berhasil</w:t>
+            </w:r>
+            <w:proofErr w:type="spellEnd"/>
+            <w:r>
+              <w:rPr>
+                <w:rFonts w:eastAsia="Times New Roman" w:cs="Times New Roman"/>
+                <w:szCs w:val="24"/>
+                <w:lang w:val="en-ID" w:eastAsia="en-ID"/>
+              </w:rPr>
+              <w:t xml:space="preserve"> </w:t>
+            </w:r>
+            <w:proofErr w:type="spellStart"/>
+            <w:r>
+              <w:rPr>
+                <w:rFonts w:eastAsia="Times New Roman" w:cs="Times New Roman"/>
+                <w:szCs w:val="24"/>
+                <w:lang w:val="en-ID" w:eastAsia="en-ID"/>
+              </w:rPr>
+              <w:t>menambahkan</w:t>
+            </w:r>
+            <w:proofErr w:type="spellEnd"/>
+            <w:r>
+              <w:rPr>
+                <w:rFonts w:eastAsia="Times New Roman" w:cs="Times New Roman"/>
+                <w:szCs w:val="24"/>
+                <w:lang w:val="en-ID" w:eastAsia="en-ID"/>
+              </w:rPr>
+              <w:t xml:space="preserve"> CSS </w:t>
+            </w:r>
+            <w:proofErr w:type="spellStart"/>
+            <w:r>
+              <w:rPr>
+                <w:rFonts w:eastAsia="Times New Roman" w:cs="Times New Roman"/>
+                <w:szCs w:val="24"/>
+                <w:lang w:val="en-ID" w:eastAsia="en-ID"/>
+              </w:rPr>
+              <w:t>untuk</w:t>
+            </w:r>
+            <w:proofErr w:type="spellEnd"/>
+            <w:r>
+              <w:rPr>
+                <w:rFonts w:eastAsia="Times New Roman" w:cs="Times New Roman"/>
+                <w:szCs w:val="24"/>
+                <w:lang w:val="en-ID" w:eastAsia="en-ID"/>
+              </w:rPr>
+              <w:t xml:space="preserve"> </w:t>
+            </w:r>
+            <w:proofErr w:type="spellStart"/>
+            <w:r>
+              <w:rPr>
+                <w:rFonts w:eastAsia="Times New Roman" w:cs="Times New Roman"/>
+                <w:szCs w:val="24"/>
+                <w:lang w:val="en-ID" w:eastAsia="en-ID"/>
+              </w:rPr>
+              <w:t>halaman</w:t>
+            </w:r>
+            <w:proofErr w:type="spellEnd"/>
+            <w:r>
+              <w:rPr>
+                <w:rFonts w:eastAsia="Times New Roman" w:cs="Times New Roman"/>
+                <w:szCs w:val="24"/>
+                <w:lang w:val="en-ID" w:eastAsia="en-ID"/>
+              </w:rPr>
+              <w:t xml:space="preserve"> login</w:t>
             </w:r>
           </w:p>
         </w:tc>
@@ -2167,19 +2425,8 @@
           <w:lang w:eastAsia="en-ID"/>
           <w14:ligatures w14:val="none"/>
         </w:rPr>
+        <w:lastRenderedPageBreak/>
         <w:t xml:space="preserve">Langkah 4 – </w:t>
-      </w:r>
-      <w:r>
-        <w:rPr>
-          <w:rFonts w:eastAsia="Times New Roman" w:cs="Times New Roman"/>
-          <w:b/>
-          <w:bCs/>
-          <w:kern w:val="0"/>
-          <w:szCs w:val="24"/>
-          <w:lang w:eastAsia="en-ID"/>
-          <w14:ligatures w14:val="none"/>
-        </w:rPr>
-        <w:t>Optional Catch-All Route</w:t>
       </w:r>
     </w:p>
     <w:tbl>
@@ -2289,20 +2536,131 @@
               <w:rPr>
                 <w:rFonts w:eastAsia="Times New Roman" w:cs="Times New Roman"/>
                 <w:szCs w:val="24"/>
-                <w:lang w:eastAsia="en-ID"/>
-              </w:rPr>
-            </w:pPr>
-            <w:r>
-              <w:rPr>
-                <w:rFonts w:eastAsia="Times New Roman" w:cs="Times New Roman"/>
+                <w:lang w:val="en-ID" w:eastAsia="en-ID"/>
+              </w:rPr>
+            </w:pPr>
+            <w:r>
+              <w:rPr>
+                <w:rFonts w:eastAsia="Times New Roman" w:cs="Times New Roman"/>
+                <w:szCs w:val="24"/>
+                <w:lang w:val="en-ID" w:eastAsia="en-ID"/>
+              </w:rPr>
+              <w:t>Conditional Rendering Navbar (</w:t>
+            </w:r>
+            <w:proofErr w:type="spellStart"/>
+            <w:r>
+              <w:rPr>
+                <w:rFonts w:eastAsia="Times New Roman" w:cs="Times New Roman"/>
+                <w:szCs w:val="24"/>
+                <w:lang w:val="en-ID" w:eastAsia="en-ID"/>
+              </w:rPr>
+              <w:t>Tanpa</w:t>
+            </w:r>
+            <w:proofErr w:type="spellEnd"/>
+            <w:r>
+              <w:rPr>
+                <w:rFonts w:eastAsia="Times New Roman" w:cs="Times New Roman"/>
+                <w:szCs w:val="24"/>
+                <w:lang w:val="en-ID" w:eastAsia="en-ID"/>
+              </w:rPr>
+              <w:t xml:space="preserve"> Navbar di Login)</w:t>
+            </w:r>
+            <w:r>
+              <w:rPr>
+                <w:rFonts w:eastAsia="Times New Roman" w:cs="Times New Roman"/>
+                <w:szCs w:val="24"/>
+                <w:lang w:val="en-ID" w:eastAsia="en-ID"/>
+              </w:rPr>
+              <w:t>:</w:t>
+            </w:r>
+          </w:p>
+          <w:p>
+            <w:pPr>
+              <w:spacing w:before="60" w:line="360" w:lineRule="auto"/>
+              <w:ind w:firstLine="0"/>
+              <w:rPr>
+                <w:rFonts w:eastAsia="Times New Roman" w:cs="Times New Roman"/>
+                <w:szCs w:val="24"/>
+                <w:lang w:val="en-ID" w:eastAsia="en-ID"/>
+              </w:rPr>
+            </w:pPr>
+            <w:proofErr w:type="spellStart"/>
+            <w:r>
+              <w:rPr>
+                <w:rFonts w:eastAsia="Times New Roman" w:cs="Times New Roman"/>
+                <w:szCs w:val="24"/>
+                <w:lang w:val="en-ID" w:eastAsia="en-ID"/>
+              </w:rPr>
+              <w:t>Modifikasi</w:t>
+            </w:r>
+            <w:proofErr w:type="spellEnd"/>
+            <w:r>
+              <w:rPr>
+                <w:rFonts w:eastAsia="Times New Roman" w:cs="Times New Roman"/>
+                <w:szCs w:val="24"/>
+                <w:lang w:val="en-ID" w:eastAsia="en-ID"/>
+              </w:rPr>
+              <w:t xml:space="preserve"> </w:t>
+            </w:r>
+            <w:proofErr w:type="spellStart"/>
+            <w:r>
+              <w:rPr>
+                <w:rFonts w:eastAsia="Times New Roman" w:cs="Times New Roman"/>
+                <w:szCs w:val="24"/>
+                <w:lang w:val="en-ID" w:eastAsia="en-ID"/>
+              </w:rPr>
+              <w:t>index.tsx</w:t>
+            </w:r>
+            <w:proofErr w:type="spellEnd"/>
+            <w:r>
+              <w:rPr>
+                <w:rFonts w:eastAsia="Times New Roman" w:cs="Times New Roman"/>
+                <w:szCs w:val="24"/>
+                <w:lang w:val="en-ID" w:eastAsia="en-ID"/>
+              </w:rPr>
+              <w:t xml:space="preserve"> pada folder </w:t>
+            </w:r>
+            <w:proofErr w:type="spellStart"/>
+            <w:r>
+              <w:rPr>
+                <w:rFonts w:eastAsia="Times New Roman" w:cs="Times New Roman"/>
+                <w:szCs w:val="24"/>
+                <w:lang w:val="en-ID" w:eastAsia="en-ID"/>
+              </w:rPr>
+              <w:t>Appshee</w:t>
+            </w:r>
+            <w:r>
+              <w:rPr>
+                <w:rFonts w:eastAsia="Times New Roman" w:cs="Times New Roman"/>
+                <w:szCs w:val="24"/>
+                <w:lang w:val="en-ID" w:eastAsia="en-ID"/>
+              </w:rPr>
+              <w:t>l</w:t>
+            </w:r>
+            <w:proofErr w:type="spellEnd"/>
+          </w:p>
+          <w:p>
+            <w:pPr>
+              <w:spacing w:before="60" w:line="360" w:lineRule="auto"/>
+              <w:ind w:firstLine="0"/>
+              <w:rPr>
+                <w:rFonts w:eastAsia="Times New Roman" w:cs="Times New Roman"/>
+                <w:szCs w:val="24"/>
+                <w:lang w:eastAsia="en-ID"/>
+              </w:rPr>
+            </w:pPr>
+            <w:r>
+              <w:rPr>
+                <w:rFonts w:eastAsia="Times New Roman" w:cs="Times New Roman"/>
+                <w:noProof/>
                 <w:szCs w:val="24"/>
                 <w:lang w:eastAsia="en-ID"/>
               </w:rPr>
               <w:drawing>
-                <wp:inline distT="0" distB="0" distL="0" distR="0" wp14:anchorId="347FB23B" wp14:editId="5D5AB3D3">
-                  <wp:extent cx="2298700" cy="2298700"/>
-                  <wp:effectExtent l="0" t="0" r="6350" b="6350"/>
-                  <wp:docPr id="997643947" name="Gambar 1"/>
+                <wp:inline distT="0" distB="0" distL="0" distR="0" wp14:anchorId="17FAB737" wp14:editId="483A6F6C">
+                  <wp:extent cx="2409916" cy="3016250"/>
+                  <wp:effectExtent l="0" t="0" r="9525" b="0"/>
+                  <wp:docPr id="427858927" name="Gambar 1"/>
                   <wp:cNvGraphicFramePr>
                     <a:graphicFrameLocks xmlns:a="http://schemas.openxmlformats.org/drawingml/2006/main" noChangeAspect="1"/>
                   </wp:cNvGraphicFramePr>
@@ -2310,11 +2668,11 @@
                     <a:graphicData uri="http://schemas.openxmlformats.org/drawingml/2006/picture">
                       <pic:pic xmlns:pic="http://schemas.openxmlformats.org/drawingml/2006/picture">
                         <pic:nvPicPr>
-                          <pic:cNvPr id="997643947" name=""/>
+                          <pic:cNvPr id="427858927" name=""/>
                           <pic:cNvPicPr/>
                         </pic:nvPicPr>
                         <pic:blipFill>
-                          <a:blip r:embed="rId20"/>
+                          <a:blip r:embed="rId18"/>
                           <a:stretch>
                             <a:fillRect/>
                           </a:stretch>
@@ -2322,7 +2680,7 @@
                         <pic:spPr>
                           <a:xfrm>
                             <a:off x="0" y="0"/>
-                            <a:ext cx="2298700" cy="2298700"/>
+                            <a:ext cx="2415740" cy="3023540"/>
                           </a:xfrm>
                           <a:prstGeom prst="rect">
                             <a:avLst/>
@@ -2348,84 +2706,15 @@
             <w:r>
               <w:rPr>
                 <w:rFonts w:eastAsia="Times New Roman" w:cs="Times New Roman"/>
-                <w:szCs w:val="24"/>
-                <w:lang w:eastAsia="en-ID"/>
-              </w:rPr>
-              <w:t>Error ketika mengakses /shop</w:t>
-            </w:r>
-          </w:p>
-        </w:tc>
-      </w:tr>
-      <w:tr>
-        <w:tc>
-          <w:tcPr>
-            <w:tcW w:w="1129" w:type="dxa"/>
-          </w:tcPr>
-          <w:p>
-            <w:pPr>
-              <w:spacing w:before="60" w:line="360" w:lineRule="auto"/>
-              <w:ind w:firstLine="0"/>
-              <w:jc w:val="center"/>
-              <w:rPr>
-                <w:rFonts w:eastAsia="Times New Roman" w:cs="Times New Roman"/>
-                <w:szCs w:val="24"/>
-                <w:lang w:eastAsia="en-ID"/>
-              </w:rPr>
-            </w:pPr>
-            <w:r>
-              <w:rPr>
-                <w:rFonts w:eastAsia="Times New Roman" w:cs="Times New Roman"/>
-                <w:szCs w:val="24"/>
-                <w:lang w:eastAsia="en-ID"/>
-              </w:rPr>
-              <w:t>2</w:t>
-            </w:r>
-          </w:p>
-        </w:tc>
-        <w:tc>
-          <w:tcPr>
-            <w:tcW w:w="8499" w:type="dxa"/>
-          </w:tcPr>
-          <w:p>
-            <w:pPr>
-              <w:spacing w:before="60" w:line="360" w:lineRule="auto"/>
-              <w:ind w:firstLine="0"/>
-              <w:rPr>
-                <w:rFonts w:eastAsia="Times New Roman" w:cs="Times New Roman"/>
-                <w:szCs w:val="24"/>
-                <w:lang w:eastAsia="en-ID"/>
-              </w:rPr>
-            </w:pPr>
-            <w:r>
-              <w:rPr>
-                <w:rFonts w:eastAsia="Times New Roman" w:cs="Times New Roman"/>
-                <w:szCs w:val="24"/>
-                <w:lang w:eastAsia="en-ID"/>
-              </w:rPr>
-              <w:t>Rename dengan [[...slug]].tsx</w:t>
-            </w:r>
-          </w:p>
-          <w:p>
-            <w:pPr>
-              <w:spacing w:before="60" w:line="360" w:lineRule="auto"/>
-              <w:ind w:firstLine="0"/>
-              <w:rPr>
-                <w:rFonts w:eastAsia="Times New Roman" w:cs="Times New Roman"/>
-                <w:szCs w:val="24"/>
-                <w:lang w:eastAsia="en-ID"/>
-              </w:rPr>
-            </w:pPr>
-            <w:r>
-              <w:rPr>
-                <w:rFonts w:eastAsia="Times New Roman" w:cs="Times New Roman"/>
+                <w:noProof/>
                 <w:szCs w:val="24"/>
                 <w:lang w:eastAsia="en-ID"/>
               </w:rPr>
               <w:drawing>
-                <wp:inline distT="0" distB="0" distL="0" distR="0" wp14:anchorId="16711518" wp14:editId="0B4300D4">
-                  <wp:extent cx="1895740" cy="600159"/>
-                  <wp:effectExtent l="0" t="0" r="9525" b="9525"/>
-                  <wp:docPr id="1140216470" name="Gambar 1"/>
+                <wp:inline distT="0" distB="0" distL="0" distR="0" wp14:anchorId="79A9F9B1" wp14:editId="76EED2E1">
+                  <wp:extent cx="2392926" cy="2247900"/>
+                  <wp:effectExtent l="0" t="0" r="7620" b="0"/>
+                  <wp:docPr id="1753437108" name="Gambar 1"/>
                   <wp:cNvGraphicFramePr>
                     <a:graphicFrameLocks xmlns:a="http://schemas.openxmlformats.org/drawingml/2006/main" noChangeAspect="1"/>
                   </wp:cNvGraphicFramePr>
@@ -2433,11 +2722,11 @@
                     <a:graphicData uri="http://schemas.openxmlformats.org/drawingml/2006/picture">
                       <pic:pic xmlns:pic="http://schemas.openxmlformats.org/drawingml/2006/picture">
                         <pic:nvPicPr>
-                          <pic:cNvPr id="1140216470" name=""/>
+                          <pic:cNvPr id="1753437108" name=""/>
                           <pic:cNvPicPr/>
                         </pic:nvPicPr>
                         <pic:blipFill>
-                          <a:blip r:embed="rId21"/>
+                          <a:blip r:embed="rId19"/>
                           <a:stretch>
                             <a:fillRect/>
                           </a:stretch>
@@ -2445,7 +2734,7 @@
                         <pic:spPr>
                           <a:xfrm>
                             <a:off x="0" y="0"/>
-                            <a:ext cx="1895740" cy="600159"/>
+                            <a:ext cx="2396799" cy="2251539"/>
                           </a:xfrm>
                           <a:prstGeom prst="rect">
                             <a:avLst/>
@@ -2458,129 +2747,88 @@
               </w:drawing>
             </w:r>
           </w:p>
-        </w:tc>
-      </w:tr>
-      <w:tr>
-        <w:tc>
-          <w:tcPr>
-            <w:tcW w:w="1129" w:type="dxa"/>
-          </w:tcPr>
-          <w:p>
-            <w:pPr>
-              <w:spacing w:before="60" w:line="360" w:lineRule="auto"/>
-              <w:ind w:firstLine="0"/>
-              <w:jc w:val="center"/>
-              <w:rPr>
-                <w:rFonts w:eastAsia="Times New Roman" w:cs="Times New Roman"/>
-                <w:szCs w:val="24"/>
-                <w:lang w:eastAsia="en-ID"/>
-              </w:rPr>
-            </w:pPr>
-            <w:r>
-              <w:rPr>
-                <w:rFonts w:eastAsia="Times New Roman" w:cs="Times New Roman"/>
-                <w:szCs w:val="24"/>
-                <w:lang w:eastAsia="en-ID"/>
-              </w:rPr>
-              <w:t>3</w:t>
-            </w:r>
-          </w:p>
-        </w:tc>
-        <w:tc>
-          <w:tcPr>
-            <w:tcW w:w="8499" w:type="dxa"/>
-          </w:tcPr>
-          <w:p>
-            <w:pPr>
-              <w:spacing w:before="60" w:line="360" w:lineRule="auto"/>
-              <w:ind w:firstLine="0"/>
-              <w:rPr>
-                <w:rFonts w:eastAsia="Times New Roman" w:cs="Times New Roman"/>
-                <w:szCs w:val="24"/>
-                <w:lang w:val="en-ID" w:eastAsia="en-ID"/>
-              </w:rPr>
-            </w:pPr>
-            <w:r>
-              <w:rPr>
-                <w:rFonts w:eastAsia="Times New Roman" w:cs="Times New Roman"/>
-                <w:szCs w:val="24"/>
-                <w:lang w:val="en-ID" w:eastAsia="en-ID"/>
-              </w:rPr>
-              <w:t>Sekarang akses:</w:t>
-            </w:r>
-          </w:p>
-          <w:p>
-            <w:pPr>
-              <w:spacing w:before="60" w:line="360" w:lineRule="auto"/>
-              <w:ind w:firstLine="0"/>
-              <w:rPr>
-                <w:rFonts w:eastAsia="Times New Roman" w:cs="Times New Roman"/>
-                <w:szCs w:val="24"/>
-                <w:lang w:eastAsia="en-ID"/>
-              </w:rPr>
-            </w:pPr>
-            <w:r>
-              <w:rPr>
-                <w:rFonts w:eastAsia="Times New Roman" w:cs="Times New Roman"/>
-                <w:szCs w:val="24"/>
-                <w:lang w:eastAsia="en-ID"/>
-              </w:rPr>
-              <w:lastRenderedPageBreak/>
-              <w:drawing>
-                <wp:inline distT="0" distB="0" distL="0" distR="0" wp14:anchorId="596D56EF" wp14:editId="49EB9ABA">
-                  <wp:extent cx="2317750" cy="1583643"/>
-                  <wp:effectExtent l="0" t="0" r="6350" b="0"/>
-                  <wp:docPr id="1578591942" name="Gambar 1"/>
-                  <wp:cNvGraphicFramePr>
-                    <a:graphicFrameLocks xmlns:a="http://schemas.openxmlformats.org/drawingml/2006/main" noChangeAspect="1"/>
-                  </wp:cNvGraphicFramePr>
-                  <a:graphic xmlns:a="http://schemas.openxmlformats.org/drawingml/2006/main">
-                    <a:graphicData uri="http://schemas.openxmlformats.org/drawingml/2006/picture">
-                      <pic:pic xmlns:pic="http://schemas.openxmlformats.org/drawingml/2006/picture">
-                        <pic:nvPicPr>
-                          <pic:cNvPr id="1578591942" name=""/>
-                          <pic:cNvPicPr/>
-                        </pic:nvPicPr>
-                        <pic:blipFill>
-                          <a:blip r:embed="rId22"/>
-                          <a:stretch>
-                            <a:fillRect/>
-                          </a:stretch>
-                        </pic:blipFill>
-                        <pic:spPr>
-                          <a:xfrm>
-                            <a:off x="0" y="0"/>
-                            <a:ext cx="2325615" cy="1589017"/>
-                          </a:xfrm>
-                          <a:prstGeom prst="rect">
-                            <a:avLst/>
-                          </a:prstGeom>
-                        </pic:spPr>
-                      </pic:pic>
-                    </a:graphicData>
-                  </a:graphic>
-                </wp:inline>
-              </w:drawing>
-            </w:r>
-          </w:p>
-          <w:p>
-            <w:pPr>
-              <w:spacing w:before="60" w:line="360" w:lineRule="auto"/>
-              <w:ind w:firstLine="0"/>
-              <w:rPr>
-                <w:rFonts w:eastAsia="Times New Roman" w:cs="Times New Roman"/>
-                <w:szCs w:val="24"/>
-                <w:lang w:eastAsia="en-ID"/>
-              </w:rPr>
-            </w:pPr>
-            <w:r>
-              <w:rPr>
-                <w:rFonts w:eastAsia="Times New Roman" w:cs="Times New Roman"/>
-                <w:szCs w:val="24"/>
-                <w:lang w:val="en-ID" w:eastAsia="en-ID"/>
-              </w:rPr>
-              <w:t>Halaman dapat diakses meskipun tanpa parameter.</w:t>
-            </w:r>
+          <w:p>
+            <w:pPr>
+              <w:spacing w:before="60" w:line="360" w:lineRule="auto"/>
+              <w:ind w:firstLine="0"/>
+              <w:rPr>
+                <w:rFonts w:eastAsia="Times New Roman" w:cs="Times New Roman"/>
+                <w:szCs w:val="24"/>
+                <w:lang w:eastAsia="en-ID"/>
+              </w:rPr>
+            </w:pPr>
+            <w:r>
+              <w:rPr>
+                <w:rFonts w:eastAsia="Times New Roman" w:cs="Times New Roman"/>
+                <w:szCs w:val="24"/>
+                <w:lang w:eastAsia="en-ID"/>
+              </w:rPr>
+              <w:t xml:space="preserve">Berhasil memodifikasi indeks pada </w:t>
+            </w:r>
+            <w:proofErr w:type="spellStart"/>
+            <w:r>
+              <w:rPr>
+                <w:rFonts w:eastAsia="Times New Roman" w:cs="Times New Roman"/>
+                <w:szCs w:val="24"/>
+                <w:lang w:eastAsia="en-ID"/>
+              </w:rPr>
+              <w:t>apshel</w:t>
+            </w:r>
+            <w:proofErr w:type="spellEnd"/>
+            <w:r>
+              <w:rPr>
+                <w:rFonts w:eastAsia="Times New Roman" w:cs="Times New Roman"/>
+                <w:szCs w:val="24"/>
+                <w:lang w:eastAsia="en-ID"/>
+              </w:rPr>
+              <w:t xml:space="preserve"> sehingga </w:t>
+            </w:r>
+            <w:proofErr w:type="spellStart"/>
+            <w:r>
+              <w:rPr>
+                <w:rFonts w:eastAsia="Times New Roman" w:cs="Times New Roman"/>
+                <w:szCs w:val="24"/>
+                <w:lang w:eastAsia="en-ID"/>
+              </w:rPr>
+              <w:t>mengilangkan</w:t>
+            </w:r>
+            <w:proofErr w:type="spellEnd"/>
+            <w:r>
+              <w:rPr>
+                <w:rFonts w:eastAsia="Times New Roman" w:cs="Times New Roman"/>
+                <w:szCs w:val="24"/>
+                <w:lang w:eastAsia="en-ID"/>
+              </w:rPr>
+              <w:t xml:space="preserve"> </w:t>
+            </w:r>
+            <w:proofErr w:type="spellStart"/>
+            <w:r>
+              <w:rPr>
+                <w:rFonts w:eastAsia="Times New Roman" w:cs="Times New Roman"/>
+                <w:szCs w:val="24"/>
+                <w:lang w:eastAsia="en-ID"/>
+              </w:rPr>
+              <w:t>navbar</w:t>
+            </w:r>
+            <w:proofErr w:type="spellEnd"/>
+            <w:r>
+              <w:rPr>
+                <w:rFonts w:eastAsia="Times New Roman" w:cs="Times New Roman"/>
+                <w:szCs w:val="24"/>
+                <w:lang w:eastAsia="en-ID"/>
+              </w:rPr>
+              <w:t xml:space="preserve"> pada </w:t>
+            </w:r>
+            <w:proofErr w:type="spellStart"/>
+            <w:r>
+              <w:rPr>
+                <w:rFonts w:eastAsia="Times New Roman" w:cs="Times New Roman"/>
+                <w:szCs w:val="24"/>
+                <w:lang w:eastAsia="en-ID"/>
+              </w:rPr>
+              <w:t>login</w:t>
+            </w:r>
+            <w:proofErr w:type="spellEnd"/>
           </w:p>
         </w:tc>
       </w:tr>
@@ -2614,6 +2862,51 @@
           <w14:ligatures w14:val="none"/>
         </w:rPr>
       </w:pPr>
+    </w:p>
+    <w:p>
+      <w:pPr>
+        <w:spacing w:before="60" w:line="360" w:lineRule="auto"/>
+        <w:ind w:firstLine="0"/>
+        <w:rPr>
+          <w:rFonts w:eastAsia="Times New Roman" w:cs="Times New Roman"/>
+          <w:b/>
+          <w:bCs/>
+          <w:kern w:val="0"/>
+          <w:szCs w:val="24"/>
+          <w:lang w:eastAsia="en-ID"/>
+          <w14:ligatures w14:val="none"/>
+        </w:rPr>
+      </w:pPr>
+    </w:p>
+    <w:p>
+      <w:pPr>
+        <w:spacing w:before="60" w:line="360" w:lineRule="auto"/>
+        <w:ind w:firstLine="0"/>
+        <w:rPr>
+          <w:rFonts w:eastAsia="Times New Roman" w:cs="Times New Roman"/>
+          <w:b/>
+          <w:bCs/>
+          <w:kern w:val="0"/>
+          <w:szCs w:val="24"/>
+          <w:lang w:eastAsia="en-ID"/>
+          <w14:ligatures w14:val="none"/>
+        </w:rPr>
+      </w:pPr>
+    </w:p>
+    <w:p>
+      <w:pPr>
+        <w:spacing w:before="60" w:line="360" w:lineRule="auto"/>
+        <w:ind w:firstLine="0"/>
+        <w:rPr>
+          <w:rFonts w:eastAsia="Times New Roman" w:cs="Times New Roman"/>
+          <w:b/>
+          <w:bCs/>
+          <w:kern w:val="0"/>
+          <w:szCs w:val="24"/>
+          <w:lang w:eastAsia="en-ID"/>
+          <w14:ligatures w14:val="none"/>
+        </w:rPr>
+      </w:pPr>
       <w:r>
         <w:rPr>
           <w:rFonts w:eastAsia="Times New Roman" w:cs="Times New Roman"/>
@@ -2624,6 +2917,7 @@
           <w:lang w:eastAsia="en-ID"/>
           <w14:ligatures w14:val="none"/>
         </w:rPr>
+        <w:lastRenderedPageBreak/>
         <w:t xml:space="preserve">Langkah 5 – </w:t>
       </w:r>
       <w:r>
@@ -2636,7 +2930,33 @@
           <w:lang w:eastAsia="en-ID"/>
           <w14:ligatures w14:val="none"/>
         </w:rPr>
-        <w:t>Validasi Parameter</w:t>
+        <w:t xml:space="preserve">Refactoring </w:t>
+      </w:r>
+      <w:proofErr w:type="spellStart"/>
+      <w:r>
+        <w:rPr>
+          <w:rFonts w:eastAsia="Times New Roman" w:cs="Times New Roman"/>
+          <w:b/>
+          <w:bCs/>
+          <w:kern w:val="0"/>
+          <w:szCs w:val="24"/>
+          <w:lang w:eastAsia="en-ID"/>
+          <w14:ligatures w14:val="none"/>
+        </w:rPr>
+        <w:t>Struktur</w:t>
+      </w:r>
+      <w:proofErr w:type="spellEnd"/>
+      <w:r>
+        <w:rPr>
+          <w:rFonts w:eastAsia="Times New Roman" w:cs="Times New Roman"/>
+          <w:b/>
+          <w:bCs/>
+          <w:kern w:val="0"/>
+          <w:szCs w:val="24"/>
+          <w:lang w:eastAsia="en-ID"/>
+          <w14:ligatures w14:val="none"/>
+        </w:rPr>
+        <w:t xml:space="preserve"> Project (Best Practice)</w:t>
       </w:r>
     </w:p>
     <w:tbl>
@@ -2745,6 +3065,7 @@
               <w:ind w:firstLine="0"/>
               <w:rPr>
                 <w:noProof/>
+                <w:lang w:val="en-ID"/>
               </w:rPr>
             </w:pPr>
             <w:r>
@@ -2756,31 +3077,33 @@
             <w:r>
               <w:rPr>
                 <w:noProof/>
-              </w:rPr>
-              <w:t>Tambahkan validasi agar tidak error ketika kosong</w:t>
-            </w:r>
-          </w:p>
-          <w:p>
-            <w:pPr>
-              <w:spacing w:before="60" w:line="360" w:lineRule="auto"/>
-              <w:ind w:firstLine="0"/>
-              <w:rPr>
-                <w:rFonts w:eastAsia="Times New Roman" w:cs="Times New Roman"/>
-                <w:szCs w:val="24"/>
-                <w:lang w:eastAsia="en-ID"/>
-              </w:rPr>
-            </w:pPr>
-            <w:r>
-              <w:rPr>
-                <w:rFonts w:eastAsia="Times New Roman" w:cs="Times New Roman"/>
+                <w:lang w:val="en-ID"/>
+              </w:rPr>
+              <w:t>Struktur Awal (Kurang Rapi)</w:t>
+            </w:r>
+          </w:p>
+          <w:p>
+            <w:pPr>
+              <w:spacing w:before="60" w:line="360" w:lineRule="auto"/>
+              <w:ind w:firstLine="0"/>
+              <w:rPr>
+                <w:rFonts w:eastAsia="Times New Roman" w:cs="Times New Roman"/>
+                <w:szCs w:val="24"/>
+                <w:lang w:eastAsia="en-ID"/>
+              </w:rPr>
+            </w:pPr>
+            <w:r>
+              <w:rPr>
+                <w:rFonts w:eastAsia="Times New Roman" w:cs="Times New Roman"/>
+                <w:noProof/>
                 <w:szCs w:val="24"/>
                 <w:lang w:eastAsia="en-ID"/>
               </w:rPr>
               <w:drawing>
-                <wp:inline distT="0" distB="0" distL="0" distR="0" wp14:anchorId="1423B46A" wp14:editId="28EE0931">
-                  <wp:extent cx="2527300" cy="2200454"/>
-                  <wp:effectExtent l="0" t="0" r="6350" b="9525"/>
-                  <wp:docPr id="268612926" name="Gambar 1"/>
+                <wp:inline distT="0" distB="0" distL="0" distR="0" wp14:anchorId="5CE00FE1" wp14:editId="1ACE05DB">
+                  <wp:extent cx="2057687" cy="1114581"/>
+                  <wp:effectExtent l="0" t="0" r="0" b="9525"/>
+                  <wp:docPr id="307795493" name="Gambar 1"/>
                   <wp:cNvGraphicFramePr>
                     <a:graphicFrameLocks xmlns:a="http://schemas.openxmlformats.org/drawingml/2006/main" noChangeAspect="1"/>
                   </wp:cNvGraphicFramePr>
@@ -2788,7 +3111,334 @@
                     <a:graphicData uri="http://schemas.openxmlformats.org/drawingml/2006/picture">
                       <pic:pic xmlns:pic="http://schemas.openxmlformats.org/drawingml/2006/picture">
                         <pic:nvPicPr>
-                          <pic:cNvPr id="268612926" name=""/>
+                          <pic:cNvPr id="307795493" name=""/>
+                          <pic:cNvPicPr/>
+                        </pic:nvPicPr>
+                        <pic:blipFill>
+                          <a:blip r:embed="rId20"/>
+                          <a:stretch>
+                            <a:fillRect/>
+                          </a:stretch>
+                        </pic:blipFill>
+                        <pic:spPr>
+                          <a:xfrm>
+                            <a:off x="0" y="0"/>
+                            <a:ext cx="2057687" cy="1114581"/>
+                          </a:xfrm>
+                          <a:prstGeom prst="rect">
+                            <a:avLst/>
+                          </a:prstGeom>
+                        </pic:spPr>
+                      </pic:pic>
+                    </a:graphicData>
+                  </a:graphic>
+                </wp:inline>
+              </w:drawing>
+            </w:r>
+          </w:p>
+        </w:tc>
+      </w:tr>
+      <w:tr>
+        <w:tc>
+          <w:tcPr>
+            <w:tcW w:w="1129" w:type="dxa"/>
+          </w:tcPr>
+          <w:p>
+            <w:pPr>
+              <w:spacing w:before="60" w:line="360" w:lineRule="auto"/>
+              <w:ind w:firstLine="0"/>
+              <w:jc w:val="center"/>
+              <w:rPr>
+                <w:rFonts w:eastAsia="Times New Roman" w:cs="Times New Roman"/>
+                <w:szCs w:val="24"/>
+                <w:lang w:eastAsia="en-ID"/>
+              </w:rPr>
+            </w:pPr>
+            <w:r>
+              <w:rPr>
+                <w:rFonts w:eastAsia="Times New Roman" w:cs="Times New Roman"/>
+                <w:szCs w:val="24"/>
+                <w:lang w:eastAsia="en-ID"/>
+              </w:rPr>
+              <w:t>2</w:t>
+            </w:r>
+          </w:p>
+        </w:tc>
+        <w:tc>
+          <w:tcPr>
+            <w:tcW w:w="8499" w:type="dxa"/>
+          </w:tcPr>
+          <w:p>
+            <w:pPr>
+              <w:spacing w:before="60" w:line="360" w:lineRule="auto"/>
+              <w:ind w:firstLine="0"/>
+              <w:rPr>
+                <w:rFonts w:eastAsia="Times New Roman" w:cs="Times New Roman"/>
+                <w:szCs w:val="24"/>
+                <w:lang w:val="en-ID" w:eastAsia="en-ID"/>
+              </w:rPr>
+            </w:pPr>
+            <w:proofErr w:type="spellStart"/>
+            <w:r>
+              <w:rPr>
+                <w:rFonts w:eastAsia="Times New Roman" w:cs="Times New Roman"/>
+                <w:szCs w:val="24"/>
+                <w:lang w:val="en-ID" w:eastAsia="en-ID"/>
+              </w:rPr>
+              <w:t>Struktur</w:t>
+            </w:r>
+            <w:proofErr w:type="spellEnd"/>
+            <w:r>
+              <w:rPr>
+                <w:rFonts w:eastAsia="Times New Roman" w:cs="Times New Roman"/>
+                <w:szCs w:val="24"/>
+                <w:lang w:val="en-ID" w:eastAsia="en-ID"/>
+              </w:rPr>
+              <w:t xml:space="preserve"> Refactor (</w:t>
+            </w:r>
+            <w:proofErr w:type="spellStart"/>
+            <w:r>
+              <w:rPr>
+                <w:rFonts w:eastAsia="Times New Roman" w:cs="Times New Roman"/>
+                <w:szCs w:val="24"/>
+                <w:lang w:val="en-ID" w:eastAsia="en-ID"/>
+              </w:rPr>
+              <w:t>Disarankan</w:t>
+            </w:r>
+            <w:proofErr w:type="spellEnd"/>
+            <w:r>
+              <w:rPr>
+                <w:rFonts w:eastAsia="Times New Roman" w:cs="Times New Roman"/>
+                <w:szCs w:val="24"/>
+                <w:lang w:val="en-ID" w:eastAsia="en-ID"/>
+              </w:rPr>
+              <w:t>)</w:t>
+            </w:r>
+            <w:r>
+              <w:rPr>
+                <w:rFonts w:eastAsia="Times New Roman" w:cs="Times New Roman"/>
+                <w:szCs w:val="24"/>
+                <w:lang w:val="en-ID" w:eastAsia="en-ID"/>
+              </w:rPr>
+              <w:t>:</w:t>
+            </w:r>
+          </w:p>
+          <w:p>
+            <w:pPr>
+              <w:spacing w:before="60" w:line="360" w:lineRule="auto"/>
+              <w:ind w:firstLine="0"/>
+              <w:rPr>
+                <w:rFonts w:eastAsia="Times New Roman" w:cs="Times New Roman"/>
+                <w:szCs w:val="24"/>
+                <w:lang w:val="en-ID" w:eastAsia="en-ID"/>
+              </w:rPr>
+            </w:pPr>
+            <w:r>
+              <w:rPr>
+                <w:rFonts w:eastAsia="Times New Roman" w:cs="Times New Roman"/>
+                <w:noProof/>
+                <w:szCs w:val="24"/>
+                <w:lang w:eastAsia="en-ID"/>
+              </w:rPr>
+              <w:drawing>
+                <wp:inline distT="0" distB="0" distL="0" distR="0" wp14:anchorId="4BA7AABB" wp14:editId="2FCDF715">
+                  <wp:extent cx="1873250" cy="1166493"/>
+                  <wp:effectExtent l="0" t="0" r="0" b="0"/>
+                  <wp:docPr id="316582230" name="Gambar 1"/>
+                  <wp:cNvGraphicFramePr>
+                    <a:graphicFrameLocks xmlns:a="http://schemas.openxmlformats.org/drawingml/2006/main" noChangeAspect="1"/>
+                  </wp:cNvGraphicFramePr>
+                  <a:graphic xmlns:a="http://schemas.openxmlformats.org/drawingml/2006/main">
+                    <a:graphicData uri="http://schemas.openxmlformats.org/drawingml/2006/picture">
+                      <pic:pic xmlns:pic="http://schemas.openxmlformats.org/drawingml/2006/picture">
+                        <pic:nvPicPr>
+                          <pic:cNvPr id="316582230" name=""/>
+                          <pic:cNvPicPr/>
+                        </pic:nvPicPr>
+                        <pic:blipFill>
+                          <a:blip r:embed="rId21"/>
+                          <a:stretch>
+                            <a:fillRect/>
+                          </a:stretch>
+                        </pic:blipFill>
+                        <pic:spPr>
+                          <a:xfrm>
+                            <a:off x="0" y="0"/>
+                            <a:ext cx="1878456" cy="1169735"/>
+                          </a:xfrm>
+                          <a:prstGeom prst="rect">
+                            <a:avLst/>
+                          </a:prstGeom>
+                        </pic:spPr>
+                      </pic:pic>
+                    </a:graphicData>
+                  </a:graphic>
+                </wp:inline>
+              </w:drawing>
+            </w:r>
+          </w:p>
+          <w:p>
+            <w:pPr>
+              <w:tabs>
+                <w:tab w:val="left" w:pos="6040"/>
+              </w:tabs>
+              <w:spacing w:before="60" w:line="360" w:lineRule="auto"/>
+              <w:ind w:firstLine="0"/>
+              <w:rPr>
+                <w:rFonts w:eastAsia="Times New Roman" w:cs="Times New Roman"/>
+                <w:szCs w:val="24"/>
+                <w:lang w:val="en-ID" w:eastAsia="en-ID"/>
+              </w:rPr>
+            </w:pPr>
+            <w:proofErr w:type="spellStart"/>
+            <w:r>
+              <w:rPr>
+                <w:rFonts w:eastAsia="Times New Roman" w:cs="Times New Roman"/>
+                <w:szCs w:val="24"/>
+                <w:lang w:val="en-ID" w:eastAsia="en-ID"/>
+              </w:rPr>
+              <w:t>Modifikasi</w:t>
+            </w:r>
+            <w:proofErr w:type="spellEnd"/>
+            <w:r>
+              <w:rPr>
+                <w:rFonts w:eastAsia="Times New Roman" w:cs="Times New Roman"/>
+                <w:szCs w:val="24"/>
+                <w:lang w:val="en-ID" w:eastAsia="en-ID"/>
+              </w:rPr>
+              <w:t xml:space="preserve"> login.module.css pada folder view/auth/login/</w:t>
+            </w:r>
+            <w:r>
+              <w:rPr>
+                <w:rFonts w:eastAsia="Times New Roman" w:cs="Times New Roman"/>
+                <w:szCs w:val="24"/>
+                <w:lang w:val="en-ID" w:eastAsia="en-ID"/>
+              </w:rPr>
+              <w:tab/>
+            </w:r>
+          </w:p>
+          <w:p>
+            <w:pPr>
+              <w:tabs>
+                <w:tab w:val="left" w:pos="6040"/>
+              </w:tabs>
+              <w:spacing w:before="60" w:line="360" w:lineRule="auto"/>
+              <w:ind w:firstLine="0"/>
+              <w:rPr>
+                <w:rFonts w:eastAsia="Times New Roman" w:cs="Times New Roman"/>
+                <w:szCs w:val="24"/>
+                <w:lang w:val="en-ID" w:eastAsia="en-ID"/>
+              </w:rPr>
+            </w:pPr>
+            <w:r>
+              <w:rPr>
+                <w:rFonts w:eastAsia="Times New Roman" w:cs="Times New Roman"/>
+                <w:noProof/>
+                <w:szCs w:val="24"/>
+                <w:lang w:eastAsia="en-ID"/>
+              </w:rPr>
+              <w:drawing>
+                <wp:inline distT="0" distB="0" distL="0" distR="0" wp14:anchorId="03A28D53" wp14:editId="5E1C2529">
+                  <wp:extent cx="2045534" cy="1498600"/>
+                  <wp:effectExtent l="0" t="0" r="0" b="6350"/>
+                  <wp:docPr id="509258961" name="Gambar 1"/>
+                  <wp:cNvGraphicFramePr>
+                    <a:graphicFrameLocks xmlns:a="http://schemas.openxmlformats.org/drawingml/2006/main" noChangeAspect="1"/>
+                  </wp:cNvGraphicFramePr>
+                  <a:graphic xmlns:a="http://schemas.openxmlformats.org/drawingml/2006/main">
+                    <a:graphicData uri="http://schemas.openxmlformats.org/drawingml/2006/picture">
+                      <pic:pic xmlns:pic="http://schemas.openxmlformats.org/drawingml/2006/picture">
+                        <pic:nvPicPr>
+                          <pic:cNvPr id="509258961" name=""/>
+                          <pic:cNvPicPr/>
+                        </pic:nvPicPr>
+                        <pic:blipFill>
+                          <a:blip r:embed="rId22"/>
+                          <a:stretch>
+                            <a:fillRect/>
+                          </a:stretch>
+                        </pic:blipFill>
+                        <pic:spPr>
+                          <a:xfrm>
+                            <a:off x="0" y="0"/>
+                            <a:ext cx="2050020" cy="1501887"/>
+                          </a:xfrm>
+                          <a:prstGeom prst="rect">
+                            <a:avLst/>
+                          </a:prstGeom>
+                        </pic:spPr>
+                      </pic:pic>
+                    </a:graphicData>
+                  </a:graphic>
+                </wp:inline>
+              </w:drawing>
+            </w:r>
+          </w:p>
+          <w:p>
+            <w:pPr>
+              <w:tabs>
+                <w:tab w:val="left" w:pos="6040"/>
+              </w:tabs>
+              <w:spacing w:before="60" w:line="360" w:lineRule="auto"/>
+              <w:ind w:firstLine="0"/>
+              <w:rPr>
+                <w:rFonts w:eastAsia="Times New Roman" w:cs="Times New Roman"/>
+                <w:szCs w:val="24"/>
+                <w:lang w:val="en-ID" w:eastAsia="en-ID"/>
+              </w:rPr>
+            </w:pPr>
+            <w:r>
+              <w:rPr>
+                <w:rFonts w:eastAsia="Times New Roman" w:cs="Times New Roman"/>
+                <w:szCs w:val="24"/>
+                <w:lang w:val="en-ID" w:eastAsia="en-ID"/>
+              </w:rPr>
+              <w:t xml:space="preserve">Login.module.css pada folder pages/auth </w:t>
+            </w:r>
+            <w:proofErr w:type="spellStart"/>
+            <w:r>
+              <w:rPr>
+                <w:rFonts w:eastAsia="Times New Roman" w:cs="Times New Roman"/>
+                <w:szCs w:val="24"/>
+                <w:lang w:val="en-ID" w:eastAsia="en-ID"/>
+              </w:rPr>
+              <w:t>dihapus</w:t>
+            </w:r>
+            <w:proofErr w:type="spellEnd"/>
+          </w:p>
+          <w:p>
+            <w:pPr>
+              <w:tabs>
+                <w:tab w:val="left" w:pos="6040"/>
+              </w:tabs>
+              <w:spacing w:before="60" w:line="360" w:lineRule="auto"/>
+              <w:ind w:firstLine="0"/>
+              <w:rPr>
+                <w:rFonts w:eastAsia="Times New Roman" w:cs="Times New Roman"/>
+                <w:szCs w:val="24"/>
+                <w:lang w:val="en-ID" w:eastAsia="en-ID"/>
+              </w:rPr>
+            </w:pPr>
+            <w:r>
+              <w:rPr>
+                <w:rFonts w:eastAsia="Times New Roman" w:cs="Times New Roman"/>
+                <w:noProof/>
+                <w:szCs w:val="24"/>
+                <w:lang w:eastAsia="en-ID"/>
+              </w:rPr>
+              <w:drawing>
+                <wp:inline distT="0" distB="0" distL="0" distR="0" wp14:anchorId="29604861" wp14:editId="098CDA13">
+                  <wp:extent cx="1835150" cy="997681"/>
+                  <wp:effectExtent l="0" t="0" r="0" b="0"/>
+                  <wp:docPr id="1315332636" name="Gambar 1"/>
+                  <wp:cNvGraphicFramePr>
+                    <a:graphicFrameLocks xmlns:a="http://schemas.openxmlformats.org/drawingml/2006/main" noChangeAspect="1"/>
+                  </wp:cNvGraphicFramePr>
+                  <a:graphic xmlns:a="http://schemas.openxmlformats.org/drawingml/2006/main">
+                    <a:graphicData uri="http://schemas.openxmlformats.org/drawingml/2006/picture">
+                      <pic:pic xmlns:pic="http://schemas.openxmlformats.org/drawingml/2006/picture">
+                        <pic:nvPicPr>
+                          <pic:cNvPr id="1315332636" name=""/>
                           <pic:cNvPicPr/>
                         </pic:nvPicPr>
                         <pic:blipFill>
@@ -2800,7 +3450,7 @@
                         <pic:spPr>
                           <a:xfrm>
                             <a:off x="0" y="0"/>
-                            <a:ext cx="2529368" cy="2202254"/>
+                            <a:ext cx="1840663" cy="1000678"/>
                           </a:xfrm>
                           <a:prstGeom prst="rect">
                             <a:avLst/>
@@ -2815,25 +3465,80 @@
           </w:p>
           <w:p>
             <w:pPr>
-              <w:spacing w:before="60" w:line="360" w:lineRule="auto"/>
-              <w:ind w:firstLine="0"/>
-              <w:rPr>
-                <w:rFonts w:eastAsia="Times New Roman" w:cs="Times New Roman"/>
-                <w:szCs w:val="24"/>
-                <w:lang w:eastAsia="en-ID"/>
-              </w:rPr>
-            </w:pPr>
-            <w:r>
-              <w:rPr>
-                <w:rFonts w:eastAsia="Times New Roman" w:cs="Times New Roman"/>
-                <w:szCs w:val="24"/>
-                <w:lang w:eastAsia="en-ID"/>
-              </w:rPr>
+              <w:tabs>
+                <w:tab w:val="left" w:pos="6040"/>
+              </w:tabs>
+              <w:spacing w:before="60" w:line="360" w:lineRule="auto"/>
+              <w:ind w:firstLine="0"/>
+              <w:rPr>
+                <w:rFonts w:eastAsia="Times New Roman" w:cs="Times New Roman"/>
+                <w:szCs w:val="24"/>
+                <w:lang w:val="en-ID" w:eastAsia="en-ID"/>
+              </w:rPr>
+            </w:pPr>
+            <w:proofErr w:type="spellStart"/>
+            <w:r>
+              <w:rPr>
+                <w:rFonts w:eastAsia="Times New Roman" w:cs="Times New Roman"/>
+                <w:szCs w:val="24"/>
+                <w:lang w:val="en-ID" w:eastAsia="en-ID"/>
+              </w:rPr>
+              <w:t>Modifikasi</w:t>
+            </w:r>
+            <w:proofErr w:type="spellEnd"/>
+            <w:r>
+              <w:rPr>
+                <w:rFonts w:eastAsia="Times New Roman" w:cs="Times New Roman"/>
+                <w:szCs w:val="24"/>
+                <w:lang w:val="en-ID" w:eastAsia="en-ID"/>
+              </w:rPr>
+              <w:t xml:space="preserve"> </w:t>
+            </w:r>
+            <w:proofErr w:type="spellStart"/>
+            <w:r>
+              <w:rPr>
+                <w:rFonts w:eastAsia="Times New Roman" w:cs="Times New Roman"/>
+                <w:szCs w:val="24"/>
+                <w:lang w:val="en-ID" w:eastAsia="en-ID"/>
+              </w:rPr>
+              <w:t>login.tsx</w:t>
+            </w:r>
+            <w:proofErr w:type="spellEnd"/>
+            <w:r>
+              <w:rPr>
+                <w:rFonts w:eastAsia="Times New Roman" w:cs="Times New Roman"/>
+                <w:szCs w:val="24"/>
+                <w:lang w:val="en-ID" w:eastAsia="en-ID"/>
+              </w:rPr>
+              <w:t xml:space="preserve"> pada folder pages/auth</w:t>
+            </w:r>
+          </w:p>
+          <w:p>
+            <w:pPr>
+              <w:tabs>
+                <w:tab w:val="left" w:pos="6040"/>
+              </w:tabs>
+              <w:spacing w:before="60" w:line="360" w:lineRule="auto"/>
+              <w:ind w:firstLine="0"/>
+              <w:rPr>
+                <w:rFonts w:eastAsia="Times New Roman" w:cs="Times New Roman"/>
+                <w:szCs w:val="24"/>
+                <w:lang w:val="en-ID" w:eastAsia="en-ID"/>
+              </w:rPr>
+            </w:pPr>
+            <w:r>
+              <w:rPr>
+                <w:rFonts w:eastAsia="Times New Roman" w:cs="Times New Roman"/>
+                <w:noProof/>
+                <w:szCs w:val="24"/>
+                <w:lang w:eastAsia="en-ID"/>
+              </w:rPr>
+              <w:lastRenderedPageBreak/>
               <w:drawing>
-                <wp:inline distT="0" distB="0" distL="0" distR="0" wp14:anchorId="10753BE7" wp14:editId="1A03BF11">
-                  <wp:extent cx="2527300" cy="1897933"/>
-                  <wp:effectExtent l="0" t="0" r="6350" b="7620"/>
-                  <wp:docPr id="1427931675" name="Gambar 1"/>
+                <wp:inline distT="0" distB="0" distL="0" distR="0" wp14:anchorId="57CD90D1" wp14:editId="78C6881A">
+                  <wp:extent cx="3302000" cy="2970501"/>
+                  <wp:effectExtent l="0" t="0" r="0" b="1905"/>
+                  <wp:docPr id="1925566215" name="Gambar 1"/>
                   <wp:cNvGraphicFramePr>
                     <a:graphicFrameLocks xmlns:a="http://schemas.openxmlformats.org/drawingml/2006/main" noChangeAspect="1"/>
                   </wp:cNvGraphicFramePr>
@@ -2841,7 +3546,7 @@
                     <a:graphicData uri="http://schemas.openxmlformats.org/drawingml/2006/picture">
                       <pic:pic xmlns:pic="http://schemas.openxmlformats.org/drawingml/2006/picture">
                         <pic:nvPicPr>
-                          <pic:cNvPr id="1427931675" name=""/>
+                          <pic:cNvPr id="1925566215" name=""/>
                           <pic:cNvPicPr/>
                         </pic:nvPicPr>
                         <pic:blipFill>
@@ -2853,7 +3558,7 @@
                         <pic:spPr>
                           <a:xfrm>
                             <a:off x="0" y="0"/>
-                            <a:ext cx="2536705" cy="1904996"/>
+                            <a:ext cx="3307191" cy="2975171"/>
                           </a:xfrm>
                           <a:prstGeom prst="rect">
                             <a:avLst/>
@@ -2868,41 +3573,248 @@
           </w:p>
           <w:p>
             <w:pPr>
-              <w:spacing w:before="60" w:line="360" w:lineRule="auto"/>
-              <w:ind w:firstLine="0"/>
-              <w:rPr>
-                <w:rFonts w:eastAsia="Times New Roman" w:cs="Times New Roman"/>
-                <w:szCs w:val="24"/>
-                <w:lang w:eastAsia="en-ID"/>
-              </w:rPr>
-            </w:pPr>
-            <w:r>
-              <w:rPr>
-                <w:rFonts w:eastAsia="Times New Roman" w:cs="Times New Roman"/>
-                <w:szCs w:val="24"/>
-                <w:lang w:eastAsia="en-ID"/>
-              </w:rPr>
-              <w:t>Menambahkan validasi jadi ketika query kosong maka muncul default</w:t>
+              <w:tabs>
+                <w:tab w:val="left" w:pos="6040"/>
+              </w:tabs>
+              <w:spacing w:before="60" w:line="360" w:lineRule="auto"/>
+              <w:ind w:firstLine="0"/>
+              <w:rPr>
+                <w:rFonts w:eastAsia="Times New Roman" w:cs="Times New Roman"/>
+                <w:szCs w:val="24"/>
+                <w:lang w:val="en-ID" w:eastAsia="en-ID"/>
+              </w:rPr>
+            </w:pPr>
+            <w:proofErr w:type="spellStart"/>
+            <w:r>
+              <w:rPr>
+                <w:rFonts w:eastAsia="Times New Roman" w:cs="Times New Roman"/>
+                <w:szCs w:val="24"/>
+                <w:lang w:val="en-ID" w:eastAsia="en-ID"/>
+              </w:rPr>
+              <w:t>Modifikasi</w:t>
+            </w:r>
+            <w:proofErr w:type="spellEnd"/>
+            <w:r>
+              <w:rPr>
+                <w:rFonts w:eastAsia="Times New Roman" w:cs="Times New Roman"/>
+                <w:szCs w:val="24"/>
+                <w:lang w:val="en-ID" w:eastAsia="en-ID"/>
+              </w:rPr>
+              <w:t xml:space="preserve"> </w:t>
+            </w:r>
+            <w:proofErr w:type="spellStart"/>
+            <w:r>
+              <w:rPr>
+                <w:rFonts w:eastAsia="Times New Roman" w:cs="Times New Roman"/>
+                <w:szCs w:val="24"/>
+                <w:lang w:val="en-ID" w:eastAsia="en-ID"/>
+              </w:rPr>
+              <w:t>index.tsx</w:t>
+            </w:r>
+            <w:proofErr w:type="spellEnd"/>
+            <w:r>
+              <w:rPr>
+                <w:rFonts w:eastAsia="Times New Roman" w:cs="Times New Roman"/>
+                <w:szCs w:val="24"/>
+                <w:lang w:val="en-ID" w:eastAsia="en-ID"/>
+              </w:rPr>
+              <w:t xml:space="preserve"> pada folder views/auth/login</w:t>
+            </w:r>
+          </w:p>
+          <w:p>
+            <w:pPr>
+              <w:tabs>
+                <w:tab w:val="left" w:pos="6040"/>
+              </w:tabs>
+              <w:spacing w:before="60" w:line="360" w:lineRule="auto"/>
+              <w:ind w:firstLine="0"/>
+              <w:rPr>
+                <w:rFonts w:eastAsia="Times New Roman" w:cs="Times New Roman"/>
+                <w:szCs w:val="24"/>
+                <w:lang w:eastAsia="en-ID"/>
+              </w:rPr>
+            </w:pPr>
+            <w:r>
+              <w:rPr>
+                <w:rFonts w:eastAsia="Times New Roman" w:cs="Times New Roman"/>
+                <w:noProof/>
+                <w:szCs w:val="24"/>
+                <w:lang w:eastAsia="en-ID"/>
+              </w:rPr>
+              <w:drawing>
+                <wp:inline distT="0" distB="0" distL="0" distR="0" wp14:anchorId="6C540128" wp14:editId="611D1D68">
+                  <wp:extent cx="2762250" cy="3837764"/>
+                  <wp:effectExtent l="0" t="0" r="0" b="0"/>
+                  <wp:docPr id="226248629" name="Gambar 1"/>
+                  <wp:cNvGraphicFramePr>
+                    <a:graphicFrameLocks xmlns:a="http://schemas.openxmlformats.org/drawingml/2006/main" noChangeAspect="1"/>
+                  </wp:cNvGraphicFramePr>
+                  <a:graphic xmlns:a="http://schemas.openxmlformats.org/drawingml/2006/main">
+                    <a:graphicData uri="http://schemas.openxmlformats.org/drawingml/2006/picture">
+                      <pic:pic xmlns:pic="http://schemas.openxmlformats.org/drawingml/2006/picture">
+                        <pic:nvPicPr>
+                          <pic:cNvPr id="226248629" name=""/>
+                          <pic:cNvPicPr/>
+                        </pic:nvPicPr>
+                        <pic:blipFill>
+                          <a:blip r:embed="rId25"/>
+                          <a:stretch>
+                            <a:fillRect/>
+                          </a:stretch>
+                        </pic:blipFill>
+                        <pic:spPr>
+                          <a:xfrm>
+                            <a:off x="0" y="0"/>
+                            <a:ext cx="2764360" cy="3840695"/>
+                          </a:xfrm>
+                          <a:prstGeom prst="rect">
+                            <a:avLst/>
+                          </a:prstGeom>
+                        </pic:spPr>
+                      </pic:pic>
+                    </a:graphicData>
+                  </a:graphic>
+                </wp:inline>
+              </w:drawing>
+            </w:r>
+          </w:p>
+          <w:p>
+            <w:pPr>
+              <w:tabs>
+                <w:tab w:val="left" w:pos="6040"/>
+              </w:tabs>
+              <w:spacing w:before="60" w:line="360" w:lineRule="auto"/>
+              <w:ind w:firstLine="0"/>
+              <w:rPr>
+                <w:rFonts w:eastAsia="Times New Roman" w:cs="Times New Roman"/>
+                <w:szCs w:val="24"/>
+                <w:lang w:eastAsia="en-ID"/>
+              </w:rPr>
+            </w:pPr>
+            <w:r>
+              <w:rPr>
+                <w:rFonts w:eastAsia="Times New Roman" w:cs="Times New Roman"/>
+                <w:noProof/>
+                <w:szCs w:val="24"/>
+                <w:lang w:eastAsia="en-ID"/>
+              </w:rPr>
+              <w:lastRenderedPageBreak/>
+              <w:drawing>
+                <wp:inline distT="0" distB="0" distL="0" distR="0" wp14:anchorId="60759808" wp14:editId="2A35AC88">
+                  <wp:extent cx="3625850" cy="1755799"/>
+                  <wp:effectExtent l="0" t="0" r="0" b="0"/>
+                  <wp:docPr id="1219088390" name="Gambar 1"/>
+                  <wp:cNvGraphicFramePr>
+                    <a:graphicFrameLocks xmlns:a="http://schemas.openxmlformats.org/drawingml/2006/main" noChangeAspect="1"/>
+                  </wp:cNvGraphicFramePr>
+                  <a:graphic xmlns:a="http://schemas.openxmlformats.org/drawingml/2006/main">
+                    <a:graphicData uri="http://schemas.openxmlformats.org/drawingml/2006/picture">
+                      <pic:pic xmlns:pic="http://schemas.openxmlformats.org/drawingml/2006/picture">
+                        <pic:nvPicPr>
+                          <pic:cNvPr id="1219088390" name=""/>
+                          <pic:cNvPicPr/>
+                        </pic:nvPicPr>
+                        <pic:blipFill>
+                          <a:blip r:embed="rId26"/>
+                          <a:stretch>
+                            <a:fillRect/>
+                          </a:stretch>
+                        </pic:blipFill>
+                        <pic:spPr>
+                          <a:xfrm>
+                            <a:off x="0" y="0"/>
+                            <a:ext cx="3631217" cy="1758398"/>
+                          </a:xfrm>
+                          <a:prstGeom prst="rect">
+                            <a:avLst/>
+                          </a:prstGeom>
+                        </pic:spPr>
+                      </pic:pic>
+                    </a:graphicData>
+                  </a:graphic>
+                </wp:inline>
+              </w:drawing>
+            </w:r>
+          </w:p>
+          <w:p>
+            <w:pPr>
+              <w:tabs>
+                <w:tab w:val="left" w:pos="6040"/>
+              </w:tabs>
+              <w:spacing w:before="60" w:line="360" w:lineRule="auto"/>
+              <w:ind w:firstLine="0"/>
+              <w:rPr>
+                <w:rFonts w:eastAsia="Times New Roman" w:cs="Times New Roman"/>
+                <w:szCs w:val="24"/>
+                <w:lang w:eastAsia="en-ID"/>
+              </w:rPr>
+            </w:pPr>
+            <w:r>
+              <w:rPr>
+                <w:rFonts w:eastAsia="Times New Roman" w:cs="Times New Roman"/>
+                <w:szCs w:val="24"/>
+                <w:lang w:eastAsia="en-ID"/>
+              </w:rPr>
+              <w:t xml:space="preserve">Berhasil </w:t>
+            </w:r>
+            <w:proofErr w:type="spellStart"/>
+            <w:r>
+              <w:rPr>
+                <w:rFonts w:eastAsia="Times New Roman" w:cs="Times New Roman"/>
+                <w:szCs w:val="24"/>
+                <w:lang w:eastAsia="en-ID"/>
+              </w:rPr>
+              <w:t>merapihkan</w:t>
+            </w:r>
+            <w:proofErr w:type="spellEnd"/>
+            <w:r>
+              <w:rPr>
+                <w:rFonts w:eastAsia="Times New Roman" w:cs="Times New Roman"/>
+                <w:szCs w:val="24"/>
+                <w:lang w:eastAsia="en-ID"/>
+              </w:rPr>
+              <w:t xml:space="preserve"> folder dan juga </w:t>
+            </w:r>
+            <w:proofErr w:type="spellStart"/>
+            <w:r>
+              <w:rPr>
+                <w:rFonts w:eastAsia="Times New Roman" w:cs="Times New Roman"/>
+                <w:szCs w:val="24"/>
+                <w:lang w:eastAsia="en-ID"/>
+              </w:rPr>
+              <w:t>page</w:t>
+            </w:r>
+            <w:proofErr w:type="spellEnd"/>
+            <w:r>
+              <w:rPr>
+                <w:rFonts w:eastAsia="Times New Roman" w:cs="Times New Roman"/>
+                <w:szCs w:val="24"/>
+                <w:lang w:eastAsia="en-ID"/>
+              </w:rPr>
+              <w:t xml:space="preserve"> </w:t>
+            </w:r>
+            <w:proofErr w:type="spellStart"/>
+            <w:r>
+              <w:rPr>
+                <w:rFonts w:eastAsia="Times New Roman" w:cs="Times New Roman"/>
+                <w:szCs w:val="24"/>
+                <w:lang w:eastAsia="en-ID"/>
+              </w:rPr>
+              <w:t>login</w:t>
+            </w:r>
+            <w:proofErr w:type="spellEnd"/>
+            <w:r>
+              <w:rPr>
+                <w:rFonts w:eastAsia="Times New Roman" w:cs="Times New Roman"/>
+                <w:szCs w:val="24"/>
+                <w:lang w:eastAsia="en-ID"/>
+              </w:rPr>
+              <w:t xml:space="preserve"> ditampilkan dengan baik</w:t>
             </w:r>
           </w:p>
         </w:tc>
       </w:tr>
     </w:tbl>
-    <w:p>
-      <w:pPr>
-        <w:spacing w:before="60" w:line="360" w:lineRule="auto"/>
-        <w:ind w:firstLine="0"/>
-        <w:rPr>
-          <w:rFonts w:eastAsia="Times New Roman" w:cs="Times New Roman"/>
-          <w:b/>
-          <w:bCs/>
-          <w:kern w:val="0"/>
-          <w:szCs w:val="24"/>
-          <w:lang w:eastAsia="en-ID"/>
-          <w14:ligatures w14:val="none"/>
-        </w:rPr>
-      </w:pPr>
-    </w:p>
     <w:p>
       <w:pPr>
         <w:spacing w:before="60" w:line="360" w:lineRule="auto"/>
@@ -2954,7 +3866,7 @@
           <w:lang w:eastAsia="en-ID"/>
           <w14:ligatures w14:val="none"/>
         </w:rPr>
-        <w:t>Membuat Halaman Login &amp; Register</w:t>
+        <w:t>Inline Styling (CSS-in-JS)</w:t>
       </w:r>
     </w:p>
     <w:tbl>
@@ -3064,39 +3976,65 @@
               <w:rPr>
                 <w:rFonts w:eastAsia="Times New Roman" w:cs="Times New Roman"/>
                 <w:szCs w:val="24"/>
+                <w:lang w:val="en-ID" w:eastAsia="en-ID"/>
+              </w:rPr>
+            </w:pPr>
+            <w:proofErr w:type="spellStart"/>
+            <w:r>
+              <w:rPr>
+                <w:rFonts w:eastAsia="Times New Roman" w:cs="Times New Roman"/>
+                <w:szCs w:val="24"/>
+                <w:lang w:val="en-ID" w:eastAsia="en-ID"/>
+              </w:rPr>
+              <w:t>Modifikasi</w:t>
+            </w:r>
+            <w:proofErr w:type="spellEnd"/>
+            <w:r>
+              <w:rPr>
+                <w:rFonts w:eastAsia="Times New Roman" w:cs="Times New Roman"/>
+                <w:szCs w:val="24"/>
+                <w:lang w:val="en-ID" w:eastAsia="en-ID"/>
+              </w:rPr>
+              <w:t xml:space="preserve"> </w:t>
+            </w:r>
+            <w:proofErr w:type="spellStart"/>
+            <w:r>
+              <w:rPr>
+                <w:rFonts w:eastAsia="Times New Roman" w:cs="Times New Roman"/>
+                <w:szCs w:val="24"/>
+                <w:lang w:val="en-ID" w:eastAsia="en-ID"/>
+              </w:rPr>
+              <w:t>index.tsx</w:t>
+            </w:r>
+            <w:proofErr w:type="spellEnd"/>
+            <w:r>
+              <w:rPr>
+                <w:rFonts w:eastAsia="Times New Roman" w:cs="Times New Roman"/>
+                <w:szCs w:val="24"/>
+                <w:lang w:val="en-ID" w:eastAsia="en-ID"/>
+              </w:rPr>
+              <w:t xml:space="preserve"> pada folder views/auth/login</w:t>
+            </w:r>
+          </w:p>
+          <w:p>
+            <w:pPr>
+              <w:spacing w:before="60" w:line="360" w:lineRule="auto"/>
+              <w:ind w:firstLine="0"/>
+              <w:rPr>
+                <w:rFonts w:eastAsia="Times New Roman" w:cs="Times New Roman"/>
+                <w:szCs w:val="24"/>
                 <w:lang w:val="en-US" w:eastAsia="en-ID"/>
               </w:rPr>
             </w:pPr>
             <w:r>
               <w:rPr>
-                <w:rFonts w:eastAsia="Times New Roman" w:cs="Times New Roman"/>
-                <w:szCs w:val="24"/>
-                <w:lang w:val="en-US" w:eastAsia="en-ID"/>
-              </w:rPr>
-              <w:t>Buat folder pages/auth</w:t>
-            </w:r>
-          </w:p>
-          <w:p>
-            <w:pPr>
-              <w:spacing w:before="60" w:line="360" w:lineRule="auto"/>
-              <w:ind w:firstLine="0"/>
-              <w:rPr>
-                <w:rFonts w:eastAsia="Times New Roman" w:cs="Times New Roman"/>
-                <w:szCs w:val="24"/>
-                <w:lang w:val="en-US" w:eastAsia="en-ID"/>
-              </w:rPr>
-            </w:pPr>
-            <w:r>
-              <w:rPr>
-                <w:rFonts w:eastAsia="Times New Roman" w:cs="Times New Roman"/>
-                <w:szCs w:val="24"/>
-                <w:lang w:val="en-US" w:eastAsia="en-ID"/>
+                <w:noProof/>
               </w:rPr>
               <w:drawing>
-                <wp:inline distT="0" distB="0" distL="0" distR="0" wp14:anchorId="383603BC" wp14:editId="0B3A22FC">
-                  <wp:extent cx="1448002" cy="1086002"/>
-                  <wp:effectExtent l="0" t="0" r="0" b="0"/>
-                  <wp:docPr id="912541853" name="Gambar 1"/>
+                <wp:inline distT="0" distB="0" distL="0" distR="0" wp14:anchorId="1719D54D" wp14:editId="782F0D5D">
+                  <wp:extent cx="2603500" cy="4442929"/>
+                  <wp:effectExtent l="0" t="0" r="6350" b="0"/>
+                  <wp:docPr id="558987844" name="Gambar 1"/>
                   <wp:cNvGraphicFramePr>
                     <a:graphicFrameLocks xmlns:a="http://schemas.openxmlformats.org/drawingml/2006/main" noChangeAspect="1"/>
                   </wp:cNvGraphicFramePr>
@@ -3104,215 +4042,7 @@
                     <a:graphicData uri="http://schemas.openxmlformats.org/drawingml/2006/picture">
                       <pic:pic xmlns:pic="http://schemas.openxmlformats.org/drawingml/2006/picture">
                         <pic:nvPicPr>
-                          <pic:cNvPr id="912541853" name=""/>
-                          <pic:cNvPicPr/>
-                        </pic:nvPicPr>
-                        <pic:blipFill>
-                          <a:blip r:embed="rId25"/>
-                          <a:stretch>
-                            <a:fillRect/>
-                          </a:stretch>
-                        </pic:blipFill>
-                        <pic:spPr>
-                          <a:xfrm>
-                            <a:off x="0" y="0"/>
-                            <a:ext cx="1448002" cy="1086002"/>
-                          </a:xfrm>
-                          <a:prstGeom prst="rect">
-                            <a:avLst/>
-                          </a:prstGeom>
-                        </pic:spPr>
-                      </pic:pic>
-                    </a:graphicData>
-                  </a:graphic>
-                </wp:inline>
-              </w:drawing>
-            </w:r>
-          </w:p>
-        </w:tc>
-      </w:tr>
-      <w:tr>
-        <w:tc>
-          <w:tcPr>
-            <w:tcW w:w="1129" w:type="dxa"/>
-          </w:tcPr>
-          <w:p>
-            <w:pPr>
-              <w:spacing w:before="60" w:line="360" w:lineRule="auto"/>
-              <w:ind w:firstLine="0"/>
-              <w:jc w:val="center"/>
-              <w:rPr>
-                <w:rFonts w:eastAsia="Times New Roman" w:cs="Times New Roman"/>
-                <w:szCs w:val="24"/>
-                <w:lang w:eastAsia="en-ID"/>
-              </w:rPr>
-            </w:pPr>
-            <w:r>
-              <w:rPr>
-                <w:rFonts w:eastAsia="Times New Roman" w:cs="Times New Roman"/>
-                <w:szCs w:val="24"/>
-                <w:lang w:eastAsia="en-ID"/>
-              </w:rPr>
-              <w:t>2</w:t>
-            </w:r>
-          </w:p>
-        </w:tc>
-        <w:tc>
-          <w:tcPr>
-            <w:tcW w:w="8499" w:type="dxa"/>
-          </w:tcPr>
-          <w:p>
-            <w:pPr>
-              <w:spacing w:before="60" w:line="360" w:lineRule="auto"/>
-              <w:ind w:firstLine="0"/>
-              <w:rPr>
-                <w:rFonts w:eastAsia="Times New Roman" w:cs="Times New Roman"/>
-                <w:szCs w:val="24"/>
-                <w:lang w:eastAsia="en-ID"/>
-              </w:rPr>
-            </w:pPr>
-            <w:r>
-              <w:rPr>
-                <w:rFonts w:eastAsia="Times New Roman" w:cs="Times New Roman"/>
-                <w:szCs w:val="24"/>
-                <w:lang w:eastAsia="en-ID"/>
-              </w:rPr>
-              <w:t>Buat file login.jsx, register.jsx</w:t>
-            </w:r>
-          </w:p>
-          <w:p>
-            <w:pPr>
-              <w:spacing w:before="60" w:line="360" w:lineRule="auto"/>
-              <w:ind w:firstLine="0"/>
-              <w:rPr>
-                <w:rFonts w:eastAsia="Times New Roman" w:cs="Times New Roman"/>
-                <w:szCs w:val="24"/>
-                <w:lang w:eastAsia="en-ID"/>
-              </w:rPr>
-            </w:pPr>
-            <w:r>
-              <w:rPr>
-                <w:rFonts w:eastAsia="Times New Roman" w:cs="Times New Roman"/>
-                <w:szCs w:val="24"/>
-                <w:lang w:eastAsia="en-ID"/>
-              </w:rPr>
-              <w:drawing>
-                <wp:inline distT="0" distB="0" distL="0" distR="0" wp14:anchorId="648E95AB" wp14:editId="4D10B93B">
-                  <wp:extent cx="1762371" cy="800212"/>
-                  <wp:effectExtent l="0" t="0" r="0" b="0"/>
-                  <wp:docPr id="2146181537" name="Gambar 1"/>
-                  <wp:cNvGraphicFramePr>
-                    <a:graphicFrameLocks xmlns:a="http://schemas.openxmlformats.org/drawingml/2006/main" noChangeAspect="1"/>
-                  </wp:cNvGraphicFramePr>
-                  <a:graphic xmlns:a="http://schemas.openxmlformats.org/drawingml/2006/main">
-                    <a:graphicData uri="http://schemas.openxmlformats.org/drawingml/2006/picture">
-                      <pic:pic xmlns:pic="http://schemas.openxmlformats.org/drawingml/2006/picture">
-                        <pic:nvPicPr>
-                          <pic:cNvPr id="2146181537" name=""/>
-                          <pic:cNvPicPr/>
-                        </pic:nvPicPr>
-                        <pic:blipFill>
-                          <a:blip r:embed="rId26"/>
-                          <a:stretch>
-                            <a:fillRect/>
-                          </a:stretch>
-                        </pic:blipFill>
-                        <pic:spPr>
-                          <a:xfrm>
-                            <a:off x="0" y="0"/>
-                            <a:ext cx="1762371" cy="800212"/>
-                          </a:xfrm>
-                          <a:prstGeom prst="rect">
-                            <a:avLst/>
-                          </a:prstGeom>
-                        </pic:spPr>
-                      </pic:pic>
-                    </a:graphicData>
-                  </a:graphic>
-                </wp:inline>
-              </w:drawing>
-            </w:r>
-          </w:p>
-        </w:tc>
-      </w:tr>
-      <w:tr>
-        <w:tc>
-          <w:tcPr>
-            <w:tcW w:w="1129" w:type="dxa"/>
-          </w:tcPr>
-          <w:p>
-            <w:pPr>
-              <w:spacing w:before="60" w:line="360" w:lineRule="auto"/>
-              <w:ind w:firstLine="0"/>
-              <w:jc w:val="center"/>
-              <w:rPr>
-                <w:rFonts w:eastAsia="Times New Roman" w:cs="Times New Roman"/>
-                <w:szCs w:val="24"/>
-                <w:lang w:eastAsia="en-ID"/>
-              </w:rPr>
-            </w:pPr>
-            <w:r>
-              <w:rPr>
-                <w:rFonts w:eastAsia="Times New Roman" w:cs="Times New Roman"/>
-                <w:szCs w:val="24"/>
-                <w:lang w:eastAsia="en-ID"/>
-              </w:rPr>
-              <w:t>3</w:t>
-            </w:r>
-          </w:p>
-        </w:tc>
-        <w:tc>
-          <w:tcPr>
-            <w:tcW w:w="8499" w:type="dxa"/>
-          </w:tcPr>
-          <w:p>
-            <w:pPr>
-              <w:spacing w:before="60" w:line="360" w:lineRule="auto"/>
-              <w:ind w:firstLine="0"/>
-              <w:rPr>
-                <w:rFonts w:eastAsia="Times New Roman" w:cs="Times New Roman"/>
-                <w:szCs w:val="24"/>
-                <w:lang w:eastAsia="en-ID"/>
-              </w:rPr>
-            </w:pPr>
-            <w:r>
-              <w:rPr>
-                <w:rFonts w:eastAsia="Times New Roman" w:cs="Times New Roman"/>
-                <w:szCs w:val="24"/>
-                <w:lang w:eastAsia="en-ID"/>
-              </w:rPr>
-              <w:t>Modifikasi login.jsx dan register.jsx</w:t>
-            </w:r>
-          </w:p>
-          <w:p>
-            <w:pPr>
-              <w:spacing w:before="60" w:line="360" w:lineRule="auto"/>
-              <w:ind w:firstLine="0"/>
-              <w:rPr>
-                <w:rFonts w:eastAsia="Times New Roman" w:cs="Times New Roman"/>
-                <w:szCs w:val="24"/>
-                <w:lang w:eastAsia="en-ID"/>
-              </w:rPr>
-            </w:pPr>
-            <w:r>
-              <w:rPr>
-                <w:rFonts w:eastAsia="Times New Roman" w:cs="Times New Roman"/>
-                <w:szCs w:val="24"/>
-                <w:lang w:eastAsia="en-ID"/>
-              </w:rPr>
-              <w:drawing>
-                <wp:inline distT="0" distB="0" distL="0" distR="0" wp14:anchorId="0FEE55AF" wp14:editId="2A13DB22">
-                  <wp:extent cx="2235689" cy="1581150"/>
-                  <wp:effectExtent l="0" t="0" r="0" b="0"/>
-                  <wp:docPr id="1467708237" name="Gambar 1"/>
-                  <wp:cNvGraphicFramePr>
-                    <a:graphicFrameLocks xmlns:a="http://schemas.openxmlformats.org/drawingml/2006/main" noChangeAspect="1"/>
-                  </wp:cNvGraphicFramePr>
-                  <a:graphic xmlns:a="http://schemas.openxmlformats.org/drawingml/2006/main">
-                    <a:graphicData uri="http://schemas.openxmlformats.org/drawingml/2006/picture">
-                      <pic:pic xmlns:pic="http://schemas.openxmlformats.org/drawingml/2006/picture">
-                        <pic:nvPicPr>
-                          <pic:cNvPr id="1467708237" name=""/>
+                          <pic:cNvPr id="558987844" name=""/>
                           <pic:cNvPicPr/>
                         </pic:nvPicPr>
                         <pic:blipFill>
@@ -3324,7 +4054,7 @@
                         <pic:spPr>
                           <a:xfrm>
                             <a:off x="0" y="0"/>
-                            <a:ext cx="2240184" cy="1584329"/>
+                            <a:ext cx="2606284" cy="4447681"/>
                           </a:xfrm>
                           <a:prstGeom prst="rect">
                             <a:avLst/>
@@ -3336,34 +4066,29 @@
                 </wp:inline>
               </w:drawing>
             </w:r>
-            <w:r>
-              <w:rPr>
-                <w:noProof/>
-              </w:rPr>
-              <w:t xml:space="preserve"> </w:t>
-            </w:r>
-          </w:p>
-          <w:p>
-            <w:pPr>
-              <w:spacing w:before="60" w:line="360" w:lineRule="auto"/>
-              <w:ind w:firstLine="0"/>
-              <w:rPr>
-                <w:rFonts w:eastAsia="Times New Roman" w:cs="Times New Roman"/>
-                <w:szCs w:val="24"/>
-                <w:lang w:eastAsia="en-ID"/>
-              </w:rPr>
-            </w:pPr>
-            <w:r>
-              <w:rPr>
-                <w:rFonts w:eastAsia="Times New Roman" w:cs="Times New Roman"/>
-                <w:szCs w:val="24"/>
-                <w:lang w:eastAsia="en-ID"/>
-              </w:rPr>
+          </w:p>
+          <w:p>
+            <w:pPr>
+              <w:spacing w:before="60" w:line="360" w:lineRule="auto"/>
+              <w:ind w:firstLine="0"/>
+              <w:rPr>
+                <w:rFonts w:eastAsia="Times New Roman" w:cs="Times New Roman"/>
+                <w:szCs w:val="24"/>
+                <w:lang w:val="en-US" w:eastAsia="en-ID"/>
+              </w:rPr>
+            </w:pPr>
+            <w:r>
+              <w:rPr>
+                <w:rFonts w:eastAsia="Times New Roman" w:cs="Times New Roman"/>
+                <w:szCs w:val="24"/>
+                <w:lang w:val="en-US" w:eastAsia="en-ID"/>
+              </w:rPr>
+              <w:lastRenderedPageBreak/>
               <w:drawing>
-                <wp:inline distT="0" distB="0" distL="0" distR="0" wp14:anchorId="60E6FA36" wp14:editId="6A06669F">
-                  <wp:extent cx="2235200" cy="1613456"/>
-                  <wp:effectExtent l="0" t="0" r="0" b="6350"/>
-                  <wp:docPr id="324570617" name="Gambar 1"/>
+                <wp:inline distT="0" distB="0" distL="0" distR="0" wp14:anchorId="0D031501" wp14:editId="0A0B9805">
+                  <wp:extent cx="3835400" cy="2123060"/>
+                  <wp:effectExtent l="0" t="0" r="0" b="0"/>
+                  <wp:docPr id="468336473" name="Gambar 1"/>
                   <wp:cNvGraphicFramePr>
                     <a:graphicFrameLocks xmlns:a="http://schemas.openxmlformats.org/drawingml/2006/main" noChangeAspect="1"/>
                   </wp:cNvGraphicFramePr>
@@ -3371,7 +4096,7 @@
                     <a:graphicData uri="http://schemas.openxmlformats.org/drawingml/2006/picture">
                       <pic:pic xmlns:pic="http://schemas.openxmlformats.org/drawingml/2006/picture">
                         <pic:nvPicPr>
-                          <pic:cNvPr id="324570617" name=""/>
+                          <pic:cNvPr id="468336473" name=""/>
                           <pic:cNvPicPr/>
                         </pic:nvPicPr>
                         <pic:blipFill>
@@ -3383,7 +4108,7 @@
                         <pic:spPr>
                           <a:xfrm>
                             <a:off x="0" y="0"/>
-                            <a:ext cx="2252125" cy="1625673"/>
+                            <a:ext cx="3841576" cy="2126478"/>
                           </a:xfrm>
                           <a:prstGeom prst="rect">
                             <a:avLst/>
@@ -3403,17 +4128,55 @@
               <w:rPr>
                 <w:rFonts w:eastAsia="Times New Roman" w:cs="Times New Roman"/>
                 <w:szCs w:val="24"/>
-                <w:lang w:eastAsia="en-ID"/>
-              </w:rPr>
-            </w:pPr>
-            <w:r>
-              <w:rPr>
-                <w:rFonts w:eastAsia="Times New Roman" w:cs="Times New Roman"/>
-                <w:szCs w:val="24"/>
-                <w:lang w:eastAsia="en-ID"/>
-              </w:rPr>
-              <w:t>Berhasil menambahkan folder auth dan isi filenya yaitu login dan register</w:t>
-            </w:r>
+                <w:lang w:val="en-US" w:eastAsia="en-ID"/>
+              </w:rPr>
+            </w:pPr>
+            <w:proofErr w:type="spellStart"/>
+            <w:r>
+              <w:rPr>
+                <w:rFonts w:eastAsia="Times New Roman" w:cs="Times New Roman"/>
+                <w:szCs w:val="24"/>
+                <w:lang w:val="en-US" w:eastAsia="en-ID"/>
+              </w:rPr>
+              <w:t>Menambahkan</w:t>
+            </w:r>
+            <w:proofErr w:type="spellEnd"/>
+            <w:r>
+              <w:rPr>
+                <w:rFonts w:eastAsia="Times New Roman" w:cs="Times New Roman"/>
+                <w:szCs w:val="24"/>
+                <w:lang w:val="en-US" w:eastAsia="en-ID"/>
+              </w:rPr>
+              <w:t xml:space="preserve"> </w:t>
+            </w:r>
+            <w:proofErr w:type="spellStart"/>
+            <w:r>
+              <w:rPr>
+                <w:rFonts w:eastAsia="Times New Roman" w:cs="Times New Roman"/>
+                <w:szCs w:val="24"/>
+                <w:lang w:val="en-US" w:eastAsia="en-ID"/>
+              </w:rPr>
+              <w:t>Css</w:t>
+            </w:r>
+            <w:proofErr w:type="spellEnd"/>
+            <w:r>
+              <w:rPr>
+                <w:rFonts w:eastAsia="Times New Roman" w:cs="Times New Roman"/>
+                <w:szCs w:val="24"/>
+                <w:lang w:val="en-US" w:eastAsia="en-ID"/>
+              </w:rPr>
+              <w:t xml:space="preserve"> di </w:t>
+            </w:r>
+            <w:proofErr w:type="spellStart"/>
+            <w:r>
+              <w:rPr>
+                <w:rFonts w:eastAsia="Times New Roman" w:cs="Times New Roman"/>
+                <w:szCs w:val="24"/>
+                <w:lang w:val="en-US" w:eastAsia="en-ID"/>
+              </w:rPr>
+              <w:t>js</w:t>
+            </w:r>
+            <w:proofErr w:type="spellEnd"/>
           </w:p>
         </w:tc>
       </w:tr>
@@ -3447,21 +4210,6 @@
           <w14:ligatures w14:val="none"/>
         </w:rPr>
       </w:pPr>
-    </w:p>
-    <w:p>
-      <w:pPr>
-        <w:spacing w:before="60" w:line="360" w:lineRule="auto"/>
-        <w:ind w:firstLine="0"/>
-        <w:rPr>
-          <w:rFonts w:eastAsia="Times New Roman" w:cs="Times New Roman"/>
-          <w:b/>
-          <w:bCs/>
-          <w:kern w:val="0"/>
-          <w:szCs w:val="24"/>
-          <w:lang w:eastAsia="en-ID"/>
-          <w14:ligatures w14:val="none"/>
-        </w:rPr>
-      </w:pPr>
       <w:r>
         <w:rPr>
           <w:rFonts w:eastAsia="Times New Roman" w:cs="Times New Roman"/>
@@ -3472,7 +4220,6 @@
           <w:lang w:eastAsia="en-ID"/>
           <w14:ligatures w14:val="none"/>
         </w:rPr>
-        <w:lastRenderedPageBreak/>
         <w:t>Langkah</w:t>
       </w:r>
       <w:r>
@@ -3487,6 +4234,7 @@
         </w:rPr>
         <w:t xml:space="preserve"> 7 - </w:t>
       </w:r>
+      <w:proofErr w:type="spellStart"/>
       <w:r>
         <w:rPr>
           <w:rFonts w:eastAsia="Times New Roman" w:cs="Times New Roman"/>
@@ -3497,7 +4245,20 @@
           <w:lang w:eastAsia="en-ID"/>
           <w14:ligatures w14:val="none"/>
         </w:rPr>
-        <w:t>Navigasi Imperatif (router.push)</w:t>
+        <w:t>Kombinasi</w:t>
+      </w:r>
+      <w:proofErr w:type="spellEnd"/>
+      <w:r>
+        <w:rPr>
+          <w:rFonts w:eastAsia="Times New Roman" w:cs="Times New Roman"/>
+          <w:b/>
+          <w:bCs/>
+          <w:kern w:val="0"/>
+          <w:szCs w:val="24"/>
+          <w:lang w:eastAsia="en-ID"/>
+          <w14:ligatures w14:val="none"/>
+        </w:rPr>
+        <w:t xml:space="preserve"> Global CSS + CSS Modul</w:t>
       </w:r>
     </w:p>
     <w:tbl>
@@ -3610,13 +4371,23 @@
                 <w:lang w:val="en-ID" w:eastAsia="en-ID"/>
               </w:rPr>
             </w:pPr>
-            <w:r>
-              <w:rPr>
-                <w:rFonts w:eastAsia="Times New Roman" w:cs="Times New Roman"/>
-                <w:szCs w:val="24"/>
-                <w:lang w:val="en-ID" w:eastAsia="en-ID"/>
-              </w:rPr>
-              <w:t>Tambahkan button login:</w:t>
+            <w:proofErr w:type="spellStart"/>
+            <w:r>
+              <w:rPr>
+                <w:rFonts w:eastAsia="Times New Roman" w:cs="Times New Roman"/>
+                <w:szCs w:val="24"/>
+                <w:lang w:val="en-ID" w:eastAsia="en-ID"/>
+              </w:rPr>
+              <w:t>Modifikasi</w:t>
+            </w:r>
+            <w:proofErr w:type="spellEnd"/>
+            <w:r>
+              <w:rPr>
+                <w:rFonts w:eastAsia="Times New Roman" w:cs="Times New Roman"/>
+                <w:szCs w:val="24"/>
+                <w:lang w:val="en-ID" w:eastAsia="en-ID"/>
+              </w:rPr>
+              <w:t xml:space="preserve"> global.css</w:t>
             </w:r>
           </w:p>
           <w:p>
@@ -3636,10 +4407,10 @@
                 <w:lang w:val="en-US" w:eastAsia="en-ID"/>
               </w:rPr>
               <w:drawing>
-                <wp:inline distT="0" distB="0" distL="0" distR="0" wp14:anchorId="37253522" wp14:editId="7ED9EE19">
-                  <wp:extent cx="2552700" cy="3221771"/>
-                  <wp:effectExtent l="0" t="0" r="0" b="0"/>
-                  <wp:docPr id="676369524" name="Gambar 1"/>
+                <wp:inline distT="0" distB="0" distL="0" distR="0" wp14:anchorId="1114E6BF" wp14:editId="418123D7">
+                  <wp:extent cx="2927350" cy="4149760"/>
+                  <wp:effectExtent l="0" t="0" r="6350" b="3175"/>
+                  <wp:docPr id="1826297358" name="Gambar 1"/>
                   <wp:cNvGraphicFramePr>
                     <a:graphicFrameLocks xmlns:a="http://schemas.openxmlformats.org/drawingml/2006/main" noChangeAspect="1"/>
                   </wp:cNvGraphicFramePr>
@@ -3647,7 +4418,7 @@
                     <a:graphicData uri="http://schemas.openxmlformats.org/drawingml/2006/picture">
                       <pic:pic xmlns:pic="http://schemas.openxmlformats.org/drawingml/2006/picture">
                         <pic:nvPicPr>
-                          <pic:cNvPr id="676369524" name=""/>
+                          <pic:cNvPr id="1826297358" name=""/>
                           <pic:cNvPicPr/>
                         </pic:nvPicPr>
                         <pic:blipFill>
@@ -3659,7 +4430,7 @@
                         <pic:spPr>
                           <a:xfrm>
                             <a:off x="0" y="0"/>
-                            <a:ext cx="2555650" cy="3225494"/>
+                            <a:ext cx="2934686" cy="4160160"/>
                           </a:xfrm>
                           <a:prstGeom prst="rect">
                             <a:avLst/>
@@ -3696,6 +4467,7 @@
                 <w:szCs w:val="24"/>
                 <w:lang w:eastAsia="en-ID"/>
               </w:rPr>
+              <w:lastRenderedPageBreak/>
               <w:t>2</w:t>
             </w:r>
           </w:p>
@@ -3714,13 +4486,41 @@
                 <w:lang w:val="en-ID" w:eastAsia="en-ID"/>
               </w:rPr>
             </w:pPr>
-            <w:r>
-              <w:rPr>
-                <w:rFonts w:eastAsia="Times New Roman" w:cs="Times New Roman"/>
-                <w:szCs w:val="24"/>
-                <w:lang w:val="en-ID" w:eastAsia="en-ID"/>
-              </w:rPr>
-              <w:t>Klik tombol dan perhatikan perpindahan halaman tanpa reload.</w:t>
+            <w:proofErr w:type="spellStart"/>
+            <w:r>
+              <w:rPr>
+                <w:rFonts w:eastAsia="Times New Roman" w:cs="Times New Roman"/>
+                <w:szCs w:val="24"/>
+                <w:lang w:val="en-ID" w:eastAsia="en-ID"/>
+              </w:rPr>
+              <w:t>Modifikasi</w:t>
+            </w:r>
+            <w:proofErr w:type="spellEnd"/>
+            <w:r>
+              <w:rPr>
+                <w:rFonts w:eastAsia="Times New Roman" w:cs="Times New Roman"/>
+                <w:szCs w:val="24"/>
+                <w:lang w:val="en-ID" w:eastAsia="en-ID"/>
+              </w:rPr>
+              <w:t xml:space="preserve"> </w:t>
+            </w:r>
+            <w:proofErr w:type="spellStart"/>
+            <w:r>
+              <w:rPr>
+                <w:rFonts w:eastAsia="Times New Roman" w:cs="Times New Roman"/>
+                <w:szCs w:val="24"/>
+                <w:lang w:val="en-ID" w:eastAsia="en-ID"/>
+              </w:rPr>
+              <w:t>index.tsx</w:t>
+            </w:r>
+            <w:proofErr w:type="spellEnd"/>
+            <w:r>
+              <w:rPr>
+                <w:rFonts w:eastAsia="Times New Roman" w:cs="Times New Roman"/>
+                <w:szCs w:val="24"/>
+                <w:lang w:val="en-ID" w:eastAsia="en-ID"/>
+              </w:rPr>
+              <w:t xml:space="preserve"> pada folder components/layouts/navbar</w:t>
             </w:r>
           </w:p>
           <w:p>
@@ -3740,10 +4540,10 @@
                 <w:lang w:eastAsia="en-ID"/>
               </w:rPr>
               <w:drawing>
-                <wp:inline distT="0" distB="0" distL="0" distR="0" wp14:anchorId="00D7A299" wp14:editId="2B522B09">
-                  <wp:extent cx="2858651" cy="1701800"/>
-                  <wp:effectExtent l="0" t="0" r="0" b="0"/>
-                  <wp:docPr id="412690537" name="Gambar 1"/>
+                <wp:inline distT="0" distB="0" distL="0" distR="0" wp14:anchorId="5A8C6752" wp14:editId="17D1494B">
+                  <wp:extent cx="3016250" cy="2449092"/>
+                  <wp:effectExtent l="0" t="0" r="0" b="8890"/>
+                  <wp:docPr id="2053641016" name="Gambar 1"/>
                   <wp:cNvGraphicFramePr>
                     <a:graphicFrameLocks xmlns:a="http://schemas.openxmlformats.org/drawingml/2006/main" noChangeAspect="1"/>
                   </wp:cNvGraphicFramePr>
@@ -3751,7 +4551,7 @@
                     <a:graphicData uri="http://schemas.openxmlformats.org/drawingml/2006/picture">
                       <pic:pic xmlns:pic="http://schemas.openxmlformats.org/drawingml/2006/picture">
                         <pic:nvPicPr>
-                          <pic:cNvPr id="412690537" name=""/>
+                          <pic:cNvPr id="2053641016" name=""/>
                           <pic:cNvPicPr/>
                         </pic:nvPicPr>
                         <pic:blipFill>
@@ -3763,7 +4563,7 @@
                         <pic:spPr>
                           <a:xfrm>
                             <a:off x="0" y="0"/>
-                            <a:ext cx="2861442" cy="1703461"/>
+                            <a:ext cx="3020883" cy="2452854"/>
                           </a:xfrm>
                           <a:prstGeom prst="rect">
                             <a:avLst/>
@@ -3792,69 +4592,61 @@
                 <w:szCs w:val="24"/>
                 <w:lang w:eastAsia="en-ID"/>
               </w:rPr>
-              <w:drawing>
-                <wp:inline distT="0" distB="0" distL="0" distR="0" wp14:anchorId="6BEB09A3" wp14:editId="572E9591">
-                  <wp:extent cx="2852803" cy="1511300"/>
-                  <wp:effectExtent l="0" t="0" r="5080" b="0"/>
-                  <wp:docPr id="689883603" name="Gambar 1"/>
-                  <wp:cNvGraphicFramePr>
-                    <a:graphicFrameLocks xmlns:a="http://schemas.openxmlformats.org/drawingml/2006/main" noChangeAspect="1"/>
-                  </wp:cNvGraphicFramePr>
-                  <a:graphic xmlns:a="http://schemas.openxmlformats.org/drawingml/2006/main">
-                    <a:graphicData uri="http://schemas.openxmlformats.org/drawingml/2006/picture">
-                      <pic:pic xmlns:pic="http://schemas.openxmlformats.org/drawingml/2006/picture">
-                        <pic:nvPicPr>
-                          <pic:cNvPr id="689883603" name=""/>
-                          <pic:cNvPicPr/>
-                        </pic:nvPicPr>
-                        <pic:blipFill>
-                          <a:blip r:embed="rId31"/>
-                          <a:stretch>
-                            <a:fillRect/>
-                          </a:stretch>
-                        </pic:blipFill>
-                        <pic:spPr>
-                          <a:xfrm>
-                            <a:off x="0" y="0"/>
-                            <a:ext cx="2862160" cy="1516257"/>
-                          </a:xfrm>
-                          <a:prstGeom prst="rect">
-                            <a:avLst/>
-                          </a:prstGeom>
-                        </pic:spPr>
-                      </pic:pic>
-                    </a:graphicData>
-                  </a:graphic>
-                </wp:inline>
-              </w:drawing>
-            </w:r>
-          </w:p>
-          <w:p>
-            <w:pPr>
-              <w:spacing w:before="60" w:line="360" w:lineRule="auto"/>
-              <w:ind w:firstLine="0"/>
-              <w:rPr>
-                <w:rFonts w:eastAsia="Times New Roman" w:cs="Times New Roman"/>
-                <w:szCs w:val="24"/>
-                <w:lang w:eastAsia="en-ID"/>
-              </w:rPr>
-            </w:pPr>
-            <w:r>
-              <w:rPr>
-                <w:rFonts w:eastAsia="Times New Roman" w:cs="Times New Roman"/>
-                <w:szCs w:val="24"/>
-                <w:lang w:eastAsia="en-ID"/>
-              </w:rPr>
-              <w:lastRenderedPageBreak/>
-              <w:t xml:space="preserve">Berhasil mendirect dari login ke halaman product dengan </w:t>
-            </w:r>
-            <w:r>
-              <w:rPr>
-                <w:rFonts w:eastAsia="Times New Roman" w:cs="Times New Roman"/>
-                <w:szCs w:val="24"/>
-                <w:lang w:eastAsia="en-ID"/>
-              </w:rPr>
-              <w:t>menggunakan button login</w:t>
+              <w:t xml:space="preserve">Melakukan modifikasi pada global </w:t>
+            </w:r>
+            <w:proofErr w:type="spellStart"/>
+            <w:r>
+              <w:rPr>
+                <w:rFonts w:eastAsia="Times New Roman" w:cs="Times New Roman"/>
+                <w:szCs w:val="24"/>
+                <w:lang w:eastAsia="en-ID"/>
+              </w:rPr>
+              <w:t>css</w:t>
+            </w:r>
+            <w:proofErr w:type="spellEnd"/>
+            <w:r>
+              <w:rPr>
+                <w:rFonts w:eastAsia="Times New Roman" w:cs="Times New Roman"/>
+                <w:szCs w:val="24"/>
+                <w:lang w:eastAsia="en-ID"/>
+              </w:rPr>
+              <w:t xml:space="preserve"> dan juga </w:t>
+            </w:r>
+            <w:proofErr w:type="spellStart"/>
+            <w:r>
+              <w:rPr>
+                <w:rFonts w:eastAsia="Times New Roman" w:cs="Times New Roman"/>
+                <w:szCs w:val="24"/>
+                <w:lang w:eastAsia="en-ID"/>
+              </w:rPr>
+              <w:t>index</w:t>
+            </w:r>
+            <w:proofErr w:type="spellEnd"/>
+            <w:r>
+              <w:rPr>
+                <w:rFonts w:eastAsia="Times New Roman" w:cs="Times New Roman"/>
+                <w:szCs w:val="24"/>
+                <w:lang w:eastAsia="en-ID"/>
+              </w:rPr>
+              <w:t xml:space="preserve"> pada </w:t>
+            </w:r>
+            <w:proofErr w:type="spellStart"/>
+            <w:r>
+              <w:rPr>
+                <w:rFonts w:eastAsia="Times New Roman" w:cs="Times New Roman"/>
+                <w:szCs w:val="24"/>
+                <w:lang w:eastAsia="en-ID"/>
+              </w:rPr>
+              <w:t>navbar</w:t>
+            </w:r>
+            <w:proofErr w:type="spellEnd"/>
+            <w:r>
+              <w:rPr>
+                <w:rFonts w:eastAsia="Times New Roman" w:cs="Times New Roman"/>
+                <w:szCs w:val="24"/>
+                <w:lang w:eastAsia="en-ID"/>
+              </w:rPr>
+              <w:t xml:space="preserve"> untuk memperbaiki tampilan</w:t>
             </w:r>
           </w:p>
         </w:tc>
@@ -3923,7 +4715,7 @@
           <w:lang w:eastAsia="en-ID"/>
           <w14:ligatures w14:val="none"/>
         </w:rPr>
-        <w:t xml:space="preserve">8 - </w:t>
+        <w:t>8</w:t>
       </w:r>
       <w:r>
         <w:rPr>
@@ -3935,7 +4727,31 @@
           <w:lang w:eastAsia="en-ID"/>
           <w14:ligatures w14:val="none"/>
         </w:rPr>
-        <w:t>Simulasi Redirect (Belum Login)</w:t>
+        <w:t xml:space="preserve"> -</w:t>
+      </w:r>
+      <w:r>
+        <w:rPr>
+          <w:rFonts w:eastAsia="Times New Roman" w:cs="Times New Roman"/>
+          <w:b/>
+          <w:bCs/>
+          <w:kern w:val="0"/>
+          <w:szCs w:val="24"/>
+          <w:lang w:eastAsia="en-ID"/>
+          <w14:ligatures w14:val="none"/>
+        </w:rPr>
+        <w:t xml:space="preserve"> </w:t>
+      </w:r>
+      <w:r>
+        <w:rPr>
+          <w:rFonts w:eastAsia="Times New Roman" w:cs="Times New Roman"/>
+          <w:b/>
+          <w:bCs/>
+          <w:kern w:val="0"/>
+          <w:szCs w:val="24"/>
+          <w:lang w:eastAsia="en-ID"/>
+          <w14:ligatures w14:val="none"/>
+        </w:rPr>
+        <w:t>SCSS (SASS)</w:t>
       </w:r>
     </w:p>
     <w:tbl>
@@ -4040,25 +4856,9 @@
           </w:tcPr>
           <w:p>
             <w:pPr>
-              <w:spacing w:before="60" w:line="360" w:lineRule="auto"/>
-              <w:ind w:firstLine="0"/>
-              <w:rPr>
-                <w:rFonts w:eastAsia="Times New Roman" w:cs="Times New Roman"/>
-                <w:szCs w:val="24"/>
-                <w:lang w:val="en-ID" w:eastAsia="en-ID"/>
-              </w:rPr>
-            </w:pPr>
-            <w:r>
-              <w:rPr>
-                <w:rFonts w:eastAsia="Times New Roman" w:cs="Times New Roman"/>
-                <w:szCs w:val="24"/>
-                <w:lang w:val="en-ID" w:eastAsia="en-ID"/>
-              </w:rPr>
-              <w:t>Di halaman product, pada index.tsx tambahkan beberapa code berikut:</w:t>
-            </w:r>
-          </w:p>
-          <w:p>
-            <w:pPr>
+              <w:tabs>
+                <w:tab w:val="left" w:pos="1690"/>
+              </w:tabs>
               <w:spacing w:before="60" w:line="360" w:lineRule="auto"/>
               <w:ind w:firstLine="0"/>
               <w:rPr>
@@ -4073,11 +4873,41 @@
                 <w:szCs w:val="24"/>
                 <w:lang w:val="en-US" w:eastAsia="en-ID"/>
               </w:rPr>
+              <w:t>Install SASS</w:t>
+            </w:r>
+            <w:r>
+              <w:rPr>
+                <w:rFonts w:eastAsia="Times New Roman" w:cs="Times New Roman"/>
+                <w:szCs w:val="24"/>
+                <w:lang w:val="en-US" w:eastAsia="en-ID"/>
+              </w:rPr>
+              <w:t>:</w:t>
+            </w:r>
+          </w:p>
+          <w:p>
+            <w:pPr>
+              <w:tabs>
+                <w:tab w:val="left" w:pos="1690"/>
+              </w:tabs>
+              <w:spacing w:before="60" w:line="360" w:lineRule="auto"/>
+              <w:ind w:firstLine="0"/>
+              <w:rPr>
+                <w:rFonts w:eastAsia="Times New Roman" w:cs="Times New Roman"/>
+                <w:szCs w:val="24"/>
+                <w:lang w:val="en-US" w:eastAsia="en-ID"/>
+              </w:rPr>
+            </w:pPr>
+            <w:r>
+              <w:rPr>
+                <w:rFonts w:eastAsia="Times New Roman" w:cs="Times New Roman"/>
+                <w:szCs w:val="24"/>
+                <w:lang w:val="en-US" w:eastAsia="en-ID"/>
+              </w:rPr>
               <w:drawing>
-                <wp:inline distT="0" distB="0" distL="0" distR="0" wp14:anchorId="61134506" wp14:editId="0BF80688">
-                  <wp:extent cx="2778985" cy="2686050"/>
-                  <wp:effectExtent l="0" t="0" r="2540" b="0"/>
-                  <wp:docPr id="1225020034" name="Gambar 1"/>
+                <wp:inline distT="0" distB="0" distL="0" distR="0" wp14:anchorId="30F3926A" wp14:editId="7C9B7A1C">
+                  <wp:extent cx="3282950" cy="1158129"/>
+                  <wp:effectExtent l="0" t="0" r="0" b="4445"/>
+                  <wp:docPr id="1189787138" name="Gambar 1"/>
                   <wp:cNvGraphicFramePr>
                     <a:graphicFrameLocks xmlns:a="http://schemas.openxmlformats.org/drawingml/2006/main" noChangeAspect="1"/>
                   </wp:cNvGraphicFramePr>
@@ -4085,7 +4915,86 @@
                     <a:graphicData uri="http://schemas.openxmlformats.org/drawingml/2006/picture">
                       <pic:pic xmlns:pic="http://schemas.openxmlformats.org/drawingml/2006/picture">
                         <pic:nvPicPr>
-                          <pic:cNvPr id="1225020034" name=""/>
+                          <pic:cNvPr id="1189787138" name=""/>
+                          <pic:cNvPicPr/>
+                        </pic:nvPicPr>
+                        <pic:blipFill>
+                          <a:blip r:embed="rId31"/>
+                          <a:stretch>
+                            <a:fillRect/>
+                          </a:stretch>
+                        </pic:blipFill>
+                        <pic:spPr>
+                          <a:xfrm>
+                            <a:off x="0" y="0"/>
+                            <a:ext cx="3288812" cy="1160197"/>
+                          </a:xfrm>
+                          <a:prstGeom prst="rect">
+                            <a:avLst/>
+                          </a:prstGeom>
+                        </pic:spPr>
+                      </pic:pic>
+                    </a:graphicData>
+                  </a:graphic>
+                </wp:inline>
+              </w:drawing>
+            </w:r>
+          </w:p>
+          <w:p>
+            <w:pPr>
+              <w:tabs>
+                <w:tab w:val="left" w:pos="1690"/>
+              </w:tabs>
+              <w:spacing w:before="60" w:line="360" w:lineRule="auto"/>
+              <w:ind w:firstLine="0"/>
+              <w:rPr>
+                <w:rFonts w:eastAsia="Times New Roman" w:cs="Times New Roman"/>
+                <w:szCs w:val="24"/>
+                <w:lang w:val="en-ID" w:eastAsia="en-ID"/>
+              </w:rPr>
+            </w:pPr>
+            <w:r>
+              <w:rPr>
+                <w:rFonts w:eastAsia="Times New Roman" w:cs="Times New Roman"/>
+                <w:szCs w:val="24"/>
+                <w:lang w:val="en-ID" w:eastAsia="en-ID"/>
+              </w:rPr>
+              <w:t>Cek pada package.css</w:t>
+            </w:r>
+          </w:p>
+          <w:p>
+            <w:pPr>
+              <w:tabs>
+                <w:tab w:val="left" w:pos="1690"/>
+              </w:tabs>
+              <w:spacing w:before="60" w:line="360" w:lineRule="auto"/>
+              <w:ind w:firstLine="0"/>
+              <w:rPr>
+                <w:rFonts w:eastAsia="Times New Roman" w:cs="Times New Roman"/>
+                <w:szCs w:val="24"/>
+                <w:lang w:val="en-US" w:eastAsia="en-ID"/>
+              </w:rPr>
+            </w:pPr>
+            <w:r>
+              <w:rPr>
+                <w:rFonts w:eastAsia="Times New Roman" w:cs="Times New Roman"/>
+                <w:szCs w:val="24"/>
+                <w:lang w:val="en-US" w:eastAsia="en-ID"/>
+              </w:rPr>
+              <w:lastRenderedPageBreak/>
+              <w:drawing>
+                <wp:inline distT="0" distB="0" distL="0" distR="0" wp14:anchorId="22D85E65" wp14:editId="50681E9C">
+                  <wp:extent cx="1916564" cy="3225800"/>
+                  <wp:effectExtent l="0" t="0" r="7620" b="0"/>
+                  <wp:docPr id="1688970879" name="Gambar 1"/>
+                  <wp:cNvGraphicFramePr>
+                    <a:graphicFrameLocks xmlns:a="http://schemas.openxmlformats.org/drawingml/2006/main" noChangeAspect="1"/>
+                  </wp:cNvGraphicFramePr>
+                  <a:graphic xmlns:a="http://schemas.openxmlformats.org/drawingml/2006/main">
+                    <a:graphicData uri="http://schemas.openxmlformats.org/drawingml/2006/picture">
+                      <pic:pic xmlns:pic="http://schemas.openxmlformats.org/drawingml/2006/picture">
+                        <pic:nvPicPr>
+                          <pic:cNvPr id="1688970879" name=""/>
                           <pic:cNvPicPr/>
                         </pic:nvPicPr>
                         <pic:blipFill>
@@ -4097,7 +5006,7 @@
                         <pic:spPr>
                           <a:xfrm>
                             <a:off x="0" y="0"/>
-                            <a:ext cx="2783010" cy="2689941"/>
+                            <a:ext cx="1923706" cy="3237822"/>
                           </a:xfrm>
                           <a:prstGeom prst="rect">
                             <a:avLst/>
@@ -4134,6 +5043,7 @@
                 <w:szCs w:val="24"/>
                 <w:lang w:eastAsia="en-ID"/>
               </w:rPr>
+              <w:lastRenderedPageBreak/>
               <w:t>2</w:t>
             </w:r>
           </w:p>
@@ -4158,30 +5068,87 @@
                 <w:szCs w:val="24"/>
                 <w:lang w:val="en-ID" w:eastAsia="en-ID"/>
               </w:rPr>
-              <w:t>Jika Akses /product → otomatis diarahkan ke login.</w:t>
-            </w:r>
-          </w:p>
-          <w:p>
-            <w:pPr>
-              <w:spacing w:before="60" w:line="360" w:lineRule="auto"/>
-              <w:ind w:firstLine="0"/>
-              <w:rPr>
-                <w:rFonts w:eastAsia="Times New Roman" w:cs="Times New Roman"/>
-                <w:szCs w:val="24"/>
-                <w:lang w:eastAsia="en-ID"/>
-              </w:rPr>
-            </w:pPr>
-            <w:r>
-              <w:rPr>
-                <w:rFonts w:eastAsia="Times New Roman" w:cs="Times New Roman"/>
-                <w:szCs w:val="24"/>
-                <w:lang w:eastAsia="en-ID"/>
+              <w:t>Global Variable</w:t>
+            </w:r>
+            <w:r>
+              <w:rPr>
+                <w:rFonts w:eastAsia="Times New Roman" w:cs="Times New Roman"/>
+                <w:szCs w:val="24"/>
+                <w:lang w:val="en-ID" w:eastAsia="en-ID"/>
+              </w:rPr>
+              <w:t>:</w:t>
+            </w:r>
+          </w:p>
+          <w:p>
+            <w:pPr>
+              <w:spacing w:before="60" w:line="360" w:lineRule="auto"/>
+              <w:ind w:firstLine="0"/>
+              <w:rPr>
+                <w:rFonts w:eastAsia="Times New Roman" w:cs="Times New Roman"/>
+                <w:szCs w:val="24"/>
+                <w:lang w:val="en-ID" w:eastAsia="en-ID"/>
+              </w:rPr>
+            </w:pPr>
+            <w:proofErr w:type="spellStart"/>
+            <w:r>
+              <w:rPr>
+                <w:rFonts w:eastAsia="Times New Roman" w:cs="Times New Roman"/>
+                <w:szCs w:val="24"/>
+                <w:lang w:val="en-ID" w:eastAsia="en-ID"/>
+              </w:rPr>
+              <w:t>Tambahkan</w:t>
+            </w:r>
+            <w:proofErr w:type="spellEnd"/>
+            <w:r>
+              <w:rPr>
+                <w:rFonts w:eastAsia="Times New Roman" w:cs="Times New Roman"/>
+                <w:szCs w:val="24"/>
+                <w:lang w:val="en-ID" w:eastAsia="en-ID"/>
+              </w:rPr>
+              <w:t xml:space="preserve"> </w:t>
+            </w:r>
+            <w:proofErr w:type="spellStart"/>
+            <w:proofErr w:type="gramStart"/>
+            <w:r>
+              <w:rPr>
+                <w:rFonts w:eastAsia="Times New Roman" w:cs="Times New Roman"/>
+                <w:szCs w:val="24"/>
+                <w:lang w:val="en-ID" w:eastAsia="en-ID"/>
+              </w:rPr>
+              <w:t>colors.scss</w:t>
+            </w:r>
+            <w:proofErr w:type="spellEnd"/>
+            <w:proofErr w:type="gramEnd"/>
+            <w:r>
+              <w:rPr>
+                <w:rFonts w:eastAsia="Times New Roman" w:cs="Times New Roman"/>
+                <w:szCs w:val="24"/>
+                <w:lang w:val="en-ID" w:eastAsia="en-ID"/>
+              </w:rPr>
+              <w:t xml:space="preserve"> pada folder styles</w:t>
+            </w:r>
+          </w:p>
+          <w:p>
+            <w:pPr>
+              <w:spacing w:before="60" w:line="360" w:lineRule="auto"/>
+              <w:ind w:firstLine="0"/>
+              <w:rPr>
+                <w:rFonts w:eastAsia="Times New Roman" w:cs="Times New Roman"/>
+                <w:szCs w:val="24"/>
+                <w:lang w:val="en-ID" w:eastAsia="en-ID"/>
+              </w:rPr>
+            </w:pPr>
+            <w:r>
+              <w:rPr>
+                <w:rFonts w:eastAsia="Times New Roman" w:cs="Times New Roman"/>
+                <w:szCs w:val="24"/>
+                <w:lang w:val="en-ID" w:eastAsia="en-ID"/>
               </w:rPr>
               <w:drawing>
-                <wp:inline distT="0" distB="0" distL="0" distR="0" wp14:anchorId="0549A285" wp14:editId="403E3BF8">
-                  <wp:extent cx="3163338" cy="2298700"/>
-                  <wp:effectExtent l="0" t="0" r="0" b="6350"/>
-                  <wp:docPr id="488386003" name="Gambar 1"/>
+                <wp:inline distT="0" distB="0" distL="0" distR="0" wp14:anchorId="02CD3085" wp14:editId="25A60063">
+                  <wp:extent cx="1581150" cy="864461"/>
+                  <wp:effectExtent l="0" t="0" r="0" b="0"/>
+                  <wp:docPr id="652978660" name="Gambar 1"/>
                   <wp:cNvGraphicFramePr>
                     <a:graphicFrameLocks xmlns:a="http://schemas.openxmlformats.org/drawingml/2006/main" noChangeAspect="1"/>
                   </wp:cNvGraphicFramePr>
@@ -4189,7 +5156,7 @@
                     <a:graphicData uri="http://schemas.openxmlformats.org/drawingml/2006/picture">
                       <pic:pic xmlns:pic="http://schemas.openxmlformats.org/drawingml/2006/picture">
                         <pic:nvPicPr>
-                          <pic:cNvPr id="488386003" name=""/>
+                          <pic:cNvPr id="652978660" name=""/>
                           <pic:cNvPicPr/>
                         </pic:nvPicPr>
                         <pic:blipFill>
@@ -4201,7 +5168,7 @@
                         <pic:spPr>
                           <a:xfrm>
                             <a:off x="0" y="0"/>
-                            <a:ext cx="3166468" cy="2300975"/>
+                            <a:ext cx="1583356" cy="865667"/>
                           </a:xfrm>
                           <a:prstGeom prst="rect">
                             <a:avLst/>
@@ -4221,17 +5188,685 @@
               <w:rPr>
                 <w:rFonts w:eastAsia="Times New Roman" w:cs="Times New Roman"/>
                 <w:szCs w:val="24"/>
-                <w:lang w:eastAsia="en-ID"/>
-              </w:rPr>
-            </w:pPr>
-            <w:r>
-              <w:rPr>
-                <w:rFonts w:eastAsia="Times New Roman" w:cs="Times New Roman"/>
-                <w:szCs w:val="24"/>
-                <w:lang w:eastAsia="en-ID"/>
-              </w:rPr>
-              <w:t>Berhasil mengarahkan ketika ingin langsung mengarah ke produk diarahkan ke login terlebih dahulu.</w:t>
-            </w:r>
+                <w:lang w:val="en-ID" w:eastAsia="en-ID"/>
+              </w:rPr>
+            </w:pPr>
+            <w:proofErr w:type="spellStart"/>
+            <w:r>
+              <w:rPr>
+                <w:rFonts w:eastAsia="Times New Roman" w:cs="Times New Roman"/>
+                <w:szCs w:val="24"/>
+                <w:lang w:val="en-ID" w:eastAsia="en-ID"/>
+              </w:rPr>
+              <w:t>Modifikasi</w:t>
+            </w:r>
+            <w:proofErr w:type="spellEnd"/>
+            <w:r>
+              <w:rPr>
+                <w:rFonts w:eastAsia="Times New Roman" w:cs="Times New Roman"/>
+                <w:szCs w:val="24"/>
+                <w:lang w:val="en-ID" w:eastAsia="en-ID"/>
+              </w:rPr>
+              <w:t xml:space="preserve"> </w:t>
+            </w:r>
+            <w:proofErr w:type="spellStart"/>
+            <w:proofErr w:type="gramStart"/>
+            <w:r>
+              <w:rPr>
+                <w:rFonts w:eastAsia="Times New Roman" w:cs="Times New Roman"/>
+                <w:szCs w:val="24"/>
+                <w:lang w:val="en-ID" w:eastAsia="en-ID"/>
+              </w:rPr>
+              <w:t>colors.scss</w:t>
+            </w:r>
+            <w:proofErr w:type="spellEnd"/>
+            <w:proofErr w:type="gramEnd"/>
+          </w:p>
+          <w:p>
+            <w:pPr>
+              <w:spacing w:before="60" w:line="360" w:lineRule="auto"/>
+              <w:ind w:firstLine="0"/>
+              <w:rPr>
+                <w:rFonts w:eastAsia="Times New Roman" w:cs="Times New Roman"/>
+                <w:szCs w:val="24"/>
+                <w:lang w:eastAsia="en-ID"/>
+              </w:rPr>
+            </w:pPr>
+            <w:r>
+              <w:rPr>
+                <w:rFonts w:eastAsia="Times New Roman" w:cs="Times New Roman"/>
+                <w:szCs w:val="24"/>
+                <w:lang w:eastAsia="en-ID"/>
+              </w:rPr>
+              <w:drawing>
+                <wp:inline distT="0" distB="0" distL="0" distR="0" wp14:anchorId="48272E21" wp14:editId="2CC1EECC">
+                  <wp:extent cx="2974891" cy="1549400"/>
+                  <wp:effectExtent l="0" t="0" r="0" b="0"/>
+                  <wp:docPr id="680484237" name="Gambar 1"/>
+                  <wp:cNvGraphicFramePr>
+                    <a:graphicFrameLocks xmlns:a="http://schemas.openxmlformats.org/drawingml/2006/main" noChangeAspect="1"/>
+                  </wp:cNvGraphicFramePr>
+                  <a:graphic xmlns:a="http://schemas.openxmlformats.org/drawingml/2006/main">
+                    <a:graphicData uri="http://schemas.openxmlformats.org/drawingml/2006/picture">
+                      <pic:pic xmlns:pic="http://schemas.openxmlformats.org/drawingml/2006/picture">
+                        <pic:nvPicPr>
+                          <pic:cNvPr id="680484237" name=""/>
+                          <pic:cNvPicPr/>
+                        </pic:nvPicPr>
+                        <pic:blipFill>
+                          <a:blip r:embed="rId34"/>
+                          <a:stretch>
+                            <a:fillRect/>
+                          </a:stretch>
+                        </pic:blipFill>
+                        <pic:spPr>
+                          <a:xfrm>
+                            <a:off x="0" y="0"/>
+                            <a:ext cx="2979153" cy="1551620"/>
+                          </a:xfrm>
+                          <a:prstGeom prst="rect">
+                            <a:avLst/>
+                          </a:prstGeom>
+                        </pic:spPr>
+                      </pic:pic>
+                    </a:graphicData>
+                  </a:graphic>
+                </wp:inline>
+              </w:drawing>
+            </w:r>
+          </w:p>
+        </w:tc>
+      </w:tr>
+      <w:tr>
+        <w:tc>
+          <w:tcPr>
+            <w:tcW w:w="1129" w:type="dxa"/>
+          </w:tcPr>
+          <w:p>
+            <w:pPr>
+              <w:spacing w:before="60" w:line="360" w:lineRule="auto"/>
+              <w:ind w:firstLine="0"/>
+              <w:jc w:val="center"/>
+              <w:rPr>
+                <w:rFonts w:eastAsia="Times New Roman" w:cs="Times New Roman"/>
+                <w:szCs w:val="24"/>
+                <w:lang w:eastAsia="en-ID"/>
+              </w:rPr>
+            </w:pPr>
+            <w:r>
+              <w:rPr>
+                <w:rFonts w:eastAsia="Times New Roman" w:cs="Times New Roman"/>
+                <w:szCs w:val="24"/>
+                <w:lang w:eastAsia="en-ID"/>
+              </w:rPr>
+              <w:t>3</w:t>
+            </w:r>
+          </w:p>
+        </w:tc>
+        <w:tc>
+          <w:tcPr>
+            <w:tcW w:w="8499" w:type="dxa"/>
+          </w:tcPr>
+          <w:p>
+            <w:pPr>
+              <w:spacing w:before="60" w:line="360" w:lineRule="auto"/>
+              <w:ind w:firstLine="0"/>
+              <w:rPr>
+                <w:rFonts w:eastAsia="Times New Roman" w:cs="Times New Roman"/>
+                <w:szCs w:val="24"/>
+                <w:lang w:val="en-ID" w:eastAsia="en-ID"/>
+              </w:rPr>
+            </w:pPr>
+            <w:proofErr w:type="spellStart"/>
+            <w:r>
+              <w:rPr>
+                <w:rFonts w:eastAsia="Times New Roman" w:cs="Times New Roman"/>
+                <w:szCs w:val="24"/>
+                <w:lang w:val="en-ID" w:eastAsia="en-ID"/>
+              </w:rPr>
+              <w:t>Gunakan</w:t>
+            </w:r>
+            <w:proofErr w:type="spellEnd"/>
+            <w:r>
+              <w:rPr>
+                <w:rFonts w:eastAsia="Times New Roman" w:cs="Times New Roman"/>
+                <w:szCs w:val="24"/>
+                <w:lang w:val="en-ID" w:eastAsia="en-ID"/>
+              </w:rPr>
+              <w:t xml:space="preserve"> di Module</w:t>
+            </w:r>
+            <w:r>
+              <w:rPr>
+                <w:rFonts w:eastAsia="Times New Roman" w:cs="Times New Roman"/>
+                <w:szCs w:val="24"/>
+                <w:lang w:val="en-ID" w:eastAsia="en-ID"/>
+              </w:rPr>
+              <w:t>:</w:t>
+            </w:r>
+          </w:p>
+          <w:p>
+            <w:pPr>
+              <w:spacing w:before="60" w:line="360" w:lineRule="auto"/>
+              <w:ind w:firstLine="0"/>
+              <w:rPr>
+                <w:rFonts w:eastAsia="Times New Roman" w:cs="Times New Roman"/>
+                <w:szCs w:val="24"/>
+                <w:lang w:val="en-ID" w:eastAsia="en-ID"/>
+              </w:rPr>
+            </w:pPr>
+            <w:proofErr w:type="spellStart"/>
+            <w:r>
+              <w:rPr>
+                <w:rFonts w:eastAsia="Times New Roman" w:cs="Times New Roman"/>
+                <w:szCs w:val="24"/>
+                <w:lang w:val="en-ID" w:eastAsia="en-ID"/>
+              </w:rPr>
+              <w:t>Tambahkan</w:t>
+            </w:r>
+            <w:proofErr w:type="spellEnd"/>
+            <w:r>
+              <w:rPr>
+                <w:rFonts w:eastAsia="Times New Roman" w:cs="Times New Roman"/>
+                <w:szCs w:val="24"/>
+                <w:lang w:val="en-ID" w:eastAsia="en-ID"/>
+              </w:rPr>
+              <w:t xml:space="preserve"> file </w:t>
+            </w:r>
+            <w:proofErr w:type="spellStart"/>
+            <w:proofErr w:type="gramStart"/>
+            <w:r>
+              <w:rPr>
+                <w:rFonts w:eastAsia="Times New Roman" w:cs="Times New Roman"/>
+                <w:szCs w:val="24"/>
+                <w:lang w:val="en-ID" w:eastAsia="en-ID"/>
+              </w:rPr>
+              <w:t>login.module</w:t>
+            </w:r>
+            <w:proofErr w:type="gramEnd"/>
+            <w:r>
+              <w:rPr>
+                <w:rFonts w:eastAsia="Times New Roman" w:cs="Times New Roman"/>
+                <w:szCs w:val="24"/>
+                <w:lang w:val="en-ID" w:eastAsia="en-ID"/>
+              </w:rPr>
+              <w:t>.scss</w:t>
+            </w:r>
+            <w:proofErr w:type="spellEnd"/>
+            <w:r>
+              <w:rPr>
+                <w:rFonts w:eastAsia="Times New Roman" w:cs="Times New Roman"/>
+                <w:szCs w:val="24"/>
+                <w:lang w:val="en-ID" w:eastAsia="en-ID"/>
+              </w:rPr>
+              <w:t xml:space="preserve"> pada folder views/auth/login/</w:t>
+            </w:r>
+          </w:p>
+          <w:p>
+            <w:pPr>
+              <w:spacing w:before="60" w:line="360" w:lineRule="auto"/>
+              <w:ind w:firstLine="0"/>
+              <w:rPr>
+                <w:rFonts w:eastAsia="Times New Roman" w:cs="Times New Roman"/>
+                <w:szCs w:val="24"/>
+                <w:lang w:val="en-ID" w:eastAsia="en-ID"/>
+              </w:rPr>
+            </w:pPr>
+            <w:r>
+              <w:rPr>
+                <w:rFonts w:eastAsia="Times New Roman" w:cs="Times New Roman"/>
+                <w:szCs w:val="24"/>
+                <w:lang w:val="en-ID" w:eastAsia="en-ID"/>
+              </w:rPr>
+              <w:lastRenderedPageBreak/>
+              <w:drawing>
+                <wp:inline distT="0" distB="0" distL="0" distR="0" wp14:anchorId="0BDC5560" wp14:editId="1EC406A3">
+                  <wp:extent cx="2457793" cy="1171739"/>
+                  <wp:effectExtent l="0" t="0" r="0" b="9525"/>
+                  <wp:docPr id="1471910554" name="Gambar 1"/>
+                  <wp:cNvGraphicFramePr>
+                    <a:graphicFrameLocks xmlns:a="http://schemas.openxmlformats.org/drawingml/2006/main" noChangeAspect="1"/>
+                  </wp:cNvGraphicFramePr>
+                  <a:graphic xmlns:a="http://schemas.openxmlformats.org/drawingml/2006/main">
+                    <a:graphicData uri="http://schemas.openxmlformats.org/drawingml/2006/picture">
+                      <pic:pic xmlns:pic="http://schemas.openxmlformats.org/drawingml/2006/picture">
+                        <pic:nvPicPr>
+                          <pic:cNvPr id="1471910554" name=""/>
+                          <pic:cNvPicPr/>
+                        </pic:nvPicPr>
+                        <pic:blipFill>
+                          <a:blip r:embed="rId35"/>
+                          <a:stretch>
+                            <a:fillRect/>
+                          </a:stretch>
+                        </pic:blipFill>
+                        <pic:spPr>
+                          <a:xfrm>
+                            <a:off x="0" y="0"/>
+                            <a:ext cx="2457793" cy="1171739"/>
+                          </a:xfrm>
+                          <a:prstGeom prst="rect">
+                            <a:avLst/>
+                          </a:prstGeom>
+                        </pic:spPr>
+                      </pic:pic>
+                    </a:graphicData>
+                  </a:graphic>
+                </wp:inline>
+              </w:drawing>
+            </w:r>
+          </w:p>
+          <w:p>
+            <w:pPr>
+              <w:spacing w:before="60" w:line="360" w:lineRule="auto"/>
+              <w:ind w:firstLine="0"/>
+              <w:rPr>
+                <w:rFonts w:eastAsia="Times New Roman" w:cs="Times New Roman"/>
+                <w:szCs w:val="24"/>
+                <w:lang w:val="en-ID" w:eastAsia="en-ID"/>
+              </w:rPr>
+            </w:pPr>
+            <w:proofErr w:type="spellStart"/>
+            <w:r>
+              <w:rPr>
+                <w:rFonts w:eastAsia="Times New Roman" w:cs="Times New Roman"/>
+                <w:szCs w:val="24"/>
+                <w:lang w:val="en-ID" w:eastAsia="en-ID"/>
+              </w:rPr>
+              <w:t>Modifikasi</w:t>
+            </w:r>
+            <w:proofErr w:type="spellEnd"/>
+            <w:r>
+              <w:rPr>
+                <w:rFonts w:eastAsia="Times New Roman" w:cs="Times New Roman"/>
+                <w:szCs w:val="24"/>
+                <w:lang w:val="en-ID" w:eastAsia="en-ID"/>
+              </w:rPr>
+              <w:t xml:space="preserve"> </w:t>
+            </w:r>
+            <w:proofErr w:type="spellStart"/>
+            <w:r>
+              <w:rPr>
+                <w:rFonts w:eastAsia="Times New Roman" w:cs="Times New Roman"/>
+                <w:szCs w:val="24"/>
+                <w:lang w:val="en-ID" w:eastAsia="en-ID"/>
+              </w:rPr>
+              <w:t>index.tsx</w:t>
+            </w:r>
+            <w:proofErr w:type="spellEnd"/>
+          </w:p>
+          <w:p>
+            <w:pPr>
+              <w:spacing w:before="60" w:line="360" w:lineRule="auto"/>
+              <w:ind w:firstLine="0"/>
+              <w:rPr>
+                <w:rFonts w:eastAsia="Times New Roman" w:cs="Times New Roman"/>
+                <w:szCs w:val="24"/>
+                <w:lang w:val="en-ID" w:eastAsia="en-ID"/>
+              </w:rPr>
+            </w:pPr>
+            <w:r>
+              <w:rPr>
+                <w:rFonts w:eastAsia="Times New Roman" w:cs="Times New Roman"/>
+                <w:szCs w:val="24"/>
+                <w:lang w:val="en-ID" w:eastAsia="en-ID"/>
+              </w:rPr>
+              <w:drawing>
+                <wp:inline distT="0" distB="0" distL="0" distR="0" wp14:anchorId="4A45B292" wp14:editId="1F136EA5">
+                  <wp:extent cx="2630882" cy="4368800"/>
+                  <wp:effectExtent l="0" t="0" r="0" b="0"/>
+                  <wp:docPr id="1494700675" name="Gambar 1"/>
+                  <wp:cNvGraphicFramePr>
+                    <a:graphicFrameLocks xmlns:a="http://schemas.openxmlformats.org/drawingml/2006/main" noChangeAspect="1"/>
+                  </wp:cNvGraphicFramePr>
+                  <a:graphic xmlns:a="http://schemas.openxmlformats.org/drawingml/2006/main">
+                    <a:graphicData uri="http://schemas.openxmlformats.org/drawingml/2006/picture">
+                      <pic:pic xmlns:pic="http://schemas.openxmlformats.org/drawingml/2006/picture">
+                        <pic:nvPicPr>
+                          <pic:cNvPr id="1494700675" name=""/>
+                          <pic:cNvPicPr/>
+                        </pic:nvPicPr>
+                        <pic:blipFill>
+                          <a:blip r:embed="rId36"/>
+                          <a:stretch>
+                            <a:fillRect/>
+                          </a:stretch>
+                        </pic:blipFill>
+                        <pic:spPr>
+                          <a:xfrm>
+                            <a:off x="0" y="0"/>
+                            <a:ext cx="2638642" cy="4381687"/>
+                          </a:xfrm>
+                          <a:prstGeom prst="rect">
+                            <a:avLst/>
+                          </a:prstGeom>
+                        </pic:spPr>
+                      </pic:pic>
+                    </a:graphicData>
+                  </a:graphic>
+                </wp:inline>
+              </w:drawing>
+            </w:r>
+          </w:p>
+          <w:p>
+            <w:pPr>
+              <w:spacing w:before="60" w:line="360" w:lineRule="auto"/>
+              <w:ind w:firstLine="0"/>
+              <w:rPr>
+                <w:rFonts w:eastAsia="Times New Roman" w:cs="Times New Roman"/>
+                <w:szCs w:val="24"/>
+                <w:lang w:val="en-ID" w:eastAsia="en-ID"/>
+              </w:rPr>
+            </w:pPr>
+            <w:proofErr w:type="spellStart"/>
+            <w:r>
+              <w:rPr>
+                <w:rFonts w:eastAsia="Times New Roman" w:cs="Times New Roman"/>
+                <w:szCs w:val="24"/>
+                <w:lang w:val="en-ID" w:eastAsia="en-ID"/>
+              </w:rPr>
+              <w:t>Modifikasi</w:t>
+            </w:r>
+            <w:proofErr w:type="spellEnd"/>
+            <w:r>
+              <w:rPr>
+                <w:rFonts w:eastAsia="Times New Roman" w:cs="Times New Roman"/>
+                <w:szCs w:val="24"/>
+                <w:lang w:val="en-ID" w:eastAsia="en-ID"/>
+              </w:rPr>
+              <w:t xml:space="preserve"> </w:t>
+            </w:r>
+            <w:proofErr w:type="spellStart"/>
+            <w:proofErr w:type="gramStart"/>
+            <w:r>
+              <w:rPr>
+                <w:rFonts w:eastAsia="Times New Roman" w:cs="Times New Roman"/>
+                <w:szCs w:val="24"/>
+                <w:lang w:val="en-ID" w:eastAsia="en-ID"/>
+              </w:rPr>
+              <w:t>login.module</w:t>
+            </w:r>
+            <w:proofErr w:type="gramEnd"/>
+            <w:r>
+              <w:rPr>
+                <w:rFonts w:eastAsia="Times New Roman" w:cs="Times New Roman"/>
+                <w:szCs w:val="24"/>
+                <w:lang w:val="en-ID" w:eastAsia="en-ID"/>
+              </w:rPr>
+              <w:t>.scss</w:t>
+            </w:r>
+            <w:proofErr w:type="spellEnd"/>
+          </w:p>
+          <w:p>
+            <w:pPr>
+              <w:spacing w:before="60" w:line="360" w:lineRule="auto"/>
+              <w:ind w:firstLine="0"/>
+              <w:rPr>
+                <w:rFonts w:eastAsia="Times New Roman" w:cs="Times New Roman"/>
+                <w:szCs w:val="24"/>
+                <w:lang w:val="en-ID" w:eastAsia="en-ID"/>
+              </w:rPr>
+            </w:pPr>
+            <w:r>
+              <w:rPr>
+                <w:rFonts w:eastAsia="Times New Roman" w:cs="Times New Roman"/>
+                <w:szCs w:val="24"/>
+                <w:lang w:val="en-ID" w:eastAsia="en-ID"/>
+              </w:rPr>
+              <w:drawing>
+                <wp:inline distT="0" distB="0" distL="0" distR="0" wp14:anchorId="019FAD66" wp14:editId="18B0DE9A">
+                  <wp:extent cx="2330450" cy="1645024"/>
+                  <wp:effectExtent l="0" t="0" r="0" b="0"/>
+                  <wp:docPr id="174814058" name="Gambar 1"/>
+                  <wp:cNvGraphicFramePr>
+                    <a:graphicFrameLocks xmlns:a="http://schemas.openxmlformats.org/drawingml/2006/main" noChangeAspect="1"/>
+                  </wp:cNvGraphicFramePr>
+                  <a:graphic xmlns:a="http://schemas.openxmlformats.org/drawingml/2006/main">
+                    <a:graphicData uri="http://schemas.openxmlformats.org/drawingml/2006/picture">
+                      <pic:pic xmlns:pic="http://schemas.openxmlformats.org/drawingml/2006/picture">
+                        <pic:nvPicPr>
+                          <pic:cNvPr id="174814058" name=""/>
+                          <pic:cNvPicPr/>
+                        </pic:nvPicPr>
+                        <pic:blipFill>
+                          <a:blip r:embed="rId37"/>
+                          <a:stretch>
+                            <a:fillRect/>
+                          </a:stretch>
+                        </pic:blipFill>
+                        <pic:spPr>
+                          <a:xfrm>
+                            <a:off x="0" y="0"/>
+                            <a:ext cx="2339028" cy="1651079"/>
+                          </a:xfrm>
+                          <a:prstGeom prst="rect">
+                            <a:avLst/>
+                          </a:prstGeom>
+                        </pic:spPr>
+                      </pic:pic>
+                    </a:graphicData>
+                  </a:graphic>
+                </wp:inline>
+              </w:drawing>
+            </w:r>
+          </w:p>
+          <w:p>
+            <w:pPr>
+              <w:spacing w:before="60" w:line="360" w:lineRule="auto"/>
+              <w:ind w:firstLine="0"/>
+              <w:rPr>
+                <w:rFonts w:eastAsia="Times New Roman" w:cs="Times New Roman"/>
+                <w:szCs w:val="24"/>
+                <w:lang w:val="en-ID" w:eastAsia="en-ID"/>
+              </w:rPr>
+            </w:pPr>
+            <w:r>
+              <w:rPr>
+                <w:rFonts w:eastAsia="Times New Roman" w:cs="Times New Roman"/>
+                <w:szCs w:val="24"/>
+                <w:lang w:val="en-ID" w:eastAsia="en-ID"/>
+              </w:rPr>
+              <w:lastRenderedPageBreak/>
+              <w:drawing>
+                <wp:inline distT="0" distB="0" distL="0" distR="0" wp14:anchorId="2D635AE7" wp14:editId="5913A326">
+                  <wp:extent cx="2948037" cy="2762250"/>
+                  <wp:effectExtent l="0" t="0" r="5080" b="0"/>
+                  <wp:docPr id="339143218" name="Gambar 1"/>
+                  <wp:cNvGraphicFramePr>
+                    <a:graphicFrameLocks xmlns:a="http://schemas.openxmlformats.org/drawingml/2006/main" noChangeAspect="1"/>
+                  </wp:cNvGraphicFramePr>
+                  <a:graphic xmlns:a="http://schemas.openxmlformats.org/drawingml/2006/main">
+                    <a:graphicData uri="http://schemas.openxmlformats.org/drawingml/2006/picture">
+                      <pic:pic xmlns:pic="http://schemas.openxmlformats.org/drawingml/2006/picture">
+                        <pic:nvPicPr>
+                          <pic:cNvPr id="339143218" name=""/>
+                          <pic:cNvPicPr/>
+                        </pic:nvPicPr>
+                        <pic:blipFill>
+                          <a:blip r:embed="rId38"/>
+                          <a:stretch>
+                            <a:fillRect/>
+                          </a:stretch>
+                        </pic:blipFill>
+                        <pic:spPr>
+                          <a:xfrm>
+                            <a:off x="0" y="0"/>
+                            <a:ext cx="2950365" cy="2764432"/>
+                          </a:xfrm>
+                          <a:prstGeom prst="rect">
+                            <a:avLst/>
+                          </a:prstGeom>
+                        </pic:spPr>
+                      </pic:pic>
+                    </a:graphicData>
+                  </a:graphic>
+                </wp:inline>
+              </w:drawing>
+            </w:r>
+          </w:p>
+          <w:p>
+            <w:pPr>
+              <w:spacing w:before="60" w:line="360" w:lineRule="auto"/>
+              <w:ind w:firstLine="0"/>
+              <w:rPr>
+                <w:rFonts w:eastAsia="Times New Roman" w:cs="Times New Roman"/>
+                <w:szCs w:val="24"/>
+                <w:lang w:val="en-ID" w:eastAsia="en-ID"/>
+              </w:rPr>
+            </w:pPr>
+            <w:proofErr w:type="spellStart"/>
+            <w:r>
+              <w:rPr>
+                <w:rFonts w:eastAsia="Times New Roman" w:cs="Times New Roman"/>
+                <w:szCs w:val="24"/>
+                <w:lang w:val="en-ID" w:eastAsia="en-ID"/>
+              </w:rPr>
+              <w:t>Berhasil</w:t>
+            </w:r>
+            <w:proofErr w:type="spellEnd"/>
+            <w:r>
+              <w:rPr>
+                <w:rFonts w:eastAsia="Times New Roman" w:cs="Times New Roman"/>
+                <w:szCs w:val="24"/>
+                <w:lang w:val="en-ID" w:eastAsia="en-ID"/>
+              </w:rPr>
+              <w:t xml:space="preserve"> </w:t>
+            </w:r>
+            <w:proofErr w:type="spellStart"/>
+            <w:r>
+              <w:rPr>
+                <w:rFonts w:eastAsia="Times New Roman" w:cs="Times New Roman"/>
+                <w:szCs w:val="24"/>
+                <w:lang w:val="en-ID" w:eastAsia="en-ID"/>
+              </w:rPr>
+              <w:t>menerapkan</w:t>
+            </w:r>
+            <w:proofErr w:type="spellEnd"/>
+            <w:r>
+              <w:rPr>
+                <w:rFonts w:eastAsia="Times New Roman" w:cs="Times New Roman"/>
+                <w:szCs w:val="24"/>
+                <w:lang w:val="en-ID" w:eastAsia="en-ID"/>
+              </w:rPr>
+              <w:t xml:space="preserve"> SCSS pada </w:t>
+            </w:r>
+            <w:proofErr w:type="spellStart"/>
+            <w:r>
+              <w:rPr>
+                <w:rFonts w:eastAsia="Times New Roman" w:cs="Times New Roman"/>
+                <w:szCs w:val="24"/>
+                <w:lang w:val="en-ID" w:eastAsia="en-ID"/>
+              </w:rPr>
+              <w:t>proyek</w:t>
+            </w:r>
+            <w:proofErr w:type="spellEnd"/>
+            <w:r>
+              <w:rPr>
+                <w:rFonts w:eastAsia="Times New Roman" w:cs="Times New Roman"/>
+                <w:szCs w:val="24"/>
+                <w:lang w:val="en-ID" w:eastAsia="en-ID"/>
+              </w:rPr>
+              <w:t xml:space="preserve"> yang </w:t>
+            </w:r>
+            <w:proofErr w:type="spellStart"/>
+            <w:r>
+              <w:rPr>
+                <w:rFonts w:eastAsia="Times New Roman" w:cs="Times New Roman"/>
+                <w:szCs w:val="24"/>
+                <w:lang w:val="en-ID" w:eastAsia="en-ID"/>
+              </w:rPr>
+              <w:t>berfungsi</w:t>
+            </w:r>
+            <w:proofErr w:type="spellEnd"/>
+            <w:r>
+              <w:rPr>
+                <w:rFonts w:eastAsia="Times New Roman" w:cs="Times New Roman"/>
+                <w:szCs w:val="24"/>
+                <w:lang w:val="en-ID" w:eastAsia="en-ID"/>
+              </w:rPr>
+              <w:t xml:space="preserve"> </w:t>
+            </w:r>
+            <w:proofErr w:type="spellStart"/>
+            <w:r>
+              <w:rPr>
+                <w:rFonts w:eastAsia="Times New Roman" w:cs="Times New Roman"/>
+                <w:szCs w:val="24"/>
+                <w:lang w:val="en-ID" w:eastAsia="en-ID"/>
+              </w:rPr>
+              <w:t>menyimpan</w:t>
+            </w:r>
+            <w:proofErr w:type="spellEnd"/>
+            <w:r>
+              <w:rPr>
+                <w:rFonts w:eastAsia="Times New Roman" w:cs="Times New Roman"/>
+                <w:szCs w:val="24"/>
+                <w:lang w:val="en-ID" w:eastAsia="en-ID"/>
+              </w:rPr>
+              <w:t xml:space="preserve"> </w:t>
+            </w:r>
+            <w:proofErr w:type="spellStart"/>
+            <w:r>
+              <w:rPr>
+                <w:rFonts w:eastAsia="Times New Roman" w:cs="Times New Roman"/>
+                <w:szCs w:val="24"/>
+                <w:lang w:val="en-ID" w:eastAsia="en-ID"/>
+              </w:rPr>
+              <w:t>komponen</w:t>
+            </w:r>
+            <w:proofErr w:type="spellEnd"/>
+            <w:r>
+              <w:rPr>
+                <w:rFonts w:eastAsia="Times New Roman" w:cs="Times New Roman"/>
+                <w:szCs w:val="24"/>
+                <w:lang w:val="en-ID" w:eastAsia="en-ID"/>
+              </w:rPr>
+              <w:t xml:space="preserve"> yang </w:t>
+            </w:r>
+            <w:proofErr w:type="spellStart"/>
+            <w:r>
+              <w:rPr>
+                <w:rFonts w:eastAsia="Times New Roman" w:cs="Times New Roman"/>
+                <w:szCs w:val="24"/>
+                <w:lang w:val="en-ID" w:eastAsia="en-ID"/>
+              </w:rPr>
+              <w:t>diperlukan</w:t>
+            </w:r>
+            <w:proofErr w:type="spellEnd"/>
+            <w:r>
+              <w:rPr>
+                <w:rFonts w:eastAsia="Times New Roman" w:cs="Times New Roman"/>
+                <w:szCs w:val="24"/>
+                <w:lang w:val="en-ID" w:eastAsia="en-ID"/>
+              </w:rPr>
+              <w:t xml:space="preserve"> </w:t>
+            </w:r>
+            <w:proofErr w:type="spellStart"/>
+            <w:r>
+              <w:rPr>
+                <w:rFonts w:eastAsia="Times New Roman" w:cs="Times New Roman"/>
+                <w:szCs w:val="24"/>
+                <w:lang w:val="en-ID" w:eastAsia="en-ID"/>
+              </w:rPr>
+              <w:t>untuk</w:t>
+            </w:r>
+            <w:proofErr w:type="spellEnd"/>
+            <w:r>
+              <w:rPr>
+                <w:rFonts w:eastAsia="Times New Roman" w:cs="Times New Roman"/>
+                <w:szCs w:val="24"/>
+                <w:lang w:val="en-ID" w:eastAsia="en-ID"/>
+              </w:rPr>
+              <w:t xml:space="preserve"> </w:t>
+            </w:r>
+            <w:proofErr w:type="spellStart"/>
+            <w:r>
+              <w:rPr>
+                <w:rFonts w:eastAsia="Times New Roman" w:cs="Times New Roman"/>
+                <w:szCs w:val="24"/>
+                <w:lang w:val="en-ID" w:eastAsia="en-ID"/>
+              </w:rPr>
+              <w:t>css</w:t>
+            </w:r>
+            <w:proofErr w:type="spellEnd"/>
           </w:p>
         </w:tc>
       </w:tr>
@@ -4295,18 +5930,6 @@
           <w14:ligatures w14:val="none"/>
         </w:rPr>
       </w:pPr>
-      <w:r>
-        <w:rPr>
-          <w:rFonts w:eastAsia="Times New Roman" w:cs="Times New Roman"/>
-          <w:b/>
-          <w:bCs/>
-          <w:kern w:val="0"/>
-          <w:szCs w:val="24"/>
-          <w:lang w:eastAsia="en-ID"/>
-          <w14:ligatures w14:val="none"/>
-        </w:rPr>
-        <w:t>E. Tugas Praktikum</w:t>
-      </w:r>
     </w:p>
     <w:p>
       <w:pPr>
@@ -4322,21 +5945,6 @@
           <w14:ligatures w14:val="none"/>
         </w:rPr>
       </w:pPr>
-    </w:p>
-    <w:p>
-      <w:pPr>
-        <w:spacing w:before="60" w:line="360" w:lineRule="auto"/>
-        <w:ind w:firstLine="0"/>
-        <w:rPr>
-          <w:rFonts w:eastAsia="Times New Roman" w:cs="Times New Roman"/>
-          <w:b/>
-          <w:bCs/>
-          <w:kern w:val="0"/>
-          <w:szCs w:val="24"/>
-          <w:lang w:eastAsia="en-ID"/>
-          <w14:ligatures w14:val="none"/>
-        </w:rPr>
-      </w:pPr>
       <w:r>
         <w:rPr>
           <w:rFonts w:eastAsia="Times New Roman" w:cs="Times New Roman"/>
@@ -4347,7 +5955,58 @@
           <w:lang w:eastAsia="en-ID"/>
           <w14:ligatures w14:val="none"/>
         </w:rPr>
-        <w:t>Tugas 1</w:t>
+        <w:t>Langkah</w:t>
+      </w:r>
+      <w:r>
+        <w:rPr>
+          <w:rFonts w:eastAsia="Times New Roman" w:cs="Times New Roman"/>
+          <w:b/>
+          <w:bCs/>
+          <w:kern w:val="0"/>
+          <w:szCs w:val="24"/>
+          <w:lang w:eastAsia="en-ID"/>
+          <w14:ligatures w14:val="none"/>
+        </w:rPr>
+        <w:t xml:space="preserve"> </w:t>
+      </w:r>
+      <w:r>
+        <w:rPr>
+          <w:rFonts w:eastAsia="Times New Roman" w:cs="Times New Roman"/>
+          <w:b/>
+          <w:bCs/>
+          <w:kern w:val="0"/>
+          <w:szCs w:val="24"/>
+          <w:lang w:eastAsia="en-ID"/>
+          <w14:ligatures w14:val="none"/>
+        </w:rPr>
+        <w:t>9</w:t>
+      </w:r>
+      <w:r>
+        <w:rPr>
+          <w:rFonts w:eastAsia="Times New Roman" w:cs="Times New Roman"/>
+          <w:b/>
+          <w:bCs/>
+          <w:kern w:val="0"/>
+          <w:szCs w:val="24"/>
+          <w:lang w:eastAsia="en-ID"/>
+          <w14:ligatures w14:val="none"/>
+        </w:rPr>
+        <w:t xml:space="preserve"> -</w:t>
+      </w:r>
+      <w:r>
+        <w:t xml:space="preserve"> </w:t>
+      </w:r>
+      <w:r>
+        <w:rPr>
+          <w:rFonts w:eastAsia="Times New Roman" w:cs="Times New Roman"/>
+          <w:b/>
+          <w:bCs/>
+          <w:kern w:val="0"/>
+          <w:szCs w:val="24"/>
+          <w:lang w:eastAsia="en-ID"/>
+          <w14:ligatures w14:val="none"/>
+        </w:rPr>
+        <w:t>Tailwind CSS</w:t>
       </w:r>
     </w:p>
     <w:tbl>
@@ -4457,90 +6116,122 @@
               <w:rPr>
                 <w:rFonts w:eastAsia="Times New Roman" w:cs="Times New Roman"/>
                 <w:szCs w:val="24"/>
-                <w:lang w:val="en-US" w:eastAsia="en-ID"/>
-              </w:rPr>
-            </w:pPr>
-            <w:r>
-              <w:rPr>
-                <w:rFonts w:eastAsia="Times New Roman" w:cs="Times New Roman"/>
-                <w:szCs w:val="24"/>
-                <w:lang w:val="en-ID" w:eastAsia="en-ID"/>
-              </w:rPr>
-              <w:t>Buat catch-all route:</w:t>
-            </w:r>
-          </w:p>
-        </w:tc>
-      </w:tr>
-      <w:tr>
-        <w:tc>
-          <w:tcPr>
-            <w:tcW w:w="1129" w:type="dxa"/>
-          </w:tcPr>
-          <w:p>
-            <w:pPr>
-              <w:spacing w:before="60" w:line="360" w:lineRule="auto"/>
-              <w:ind w:firstLine="0"/>
-              <w:jc w:val="center"/>
-              <w:rPr>
-                <w:rFonts w:eastAsia="Times New Roman" w:cs="Times New Roman"/>
-                <w:szCs w:val="24"/>
-                <w:lang w:eastAsia="en-ID"/>
-              </w:rPr>
-            </w:pPr>
-            <w:r>
-              <w:rPr>
-                <w:rFonts w:eastAsia="Times New Roman" w:cs="Times New Roman"/>
-                <w:szCs w:val="24"/>
-                <w:lang w:eastAsia="en-ID"/>
-              </w:rPr>
-              <w:t>2</w:t>
-            </w:r>
-          </w:p>
-        </w:tc>
-        <w:tc>
-          <w:tcPr>
-            <w:tcW w:w="8499" w:type="dxa"/>
-          </w:tcPr>
-          <w:p>
-            <w:pPr>
-              <w:spacing w:before="60" w:line="360" w:lineRule="auto"/>
-              <w:ind w:firstLine="0"/>
-              <w:rPr>
-                <w:rFonts w:eastAsia="Times New Roman" w:cs="Times New Roman"/>
-                <w:szCs w:val="24"/>
-                <w:lang w:val="en-ID" w:eastAsia="en-ID"/>
-              </w:rPr>
-            </w:pPr>
-            <w:r>
-              <w:rPr>
-                <w:rFonts w:eastAsia="Times New Roman" w:cs="Times New Roman"/>
-                <w:szCs w:val="24"/>
-                <w:lang w:val="en-ID" w:eastAsia="en-ID"/>
-              </w:rPr>
-              <w:t>/category/[...slug].js</w:t>
-            </w:r>
-          </w:p>
-          <w:p>
-            <w:pPr>
-              <w:spacing w:before="60" w:line="360" w:lineRule="auto"/>
-              <w:ind w:firstLine="0"/>
-              <w:rPr>
-                <w:rFonts w:eastAsia="Times New Roman" w:cs="Times New Roman"/>
-                <w:szCs w:val="24"/>
-                <w:lang w:eastAsia="en-ID"/>
-              </w:rPr>
-            </w:pPr>
-            <w:r>
-              <w:rPr>
-                <w:rFonts w:eastAsia="Times New Roman" w:cs="Times New Roman"/>
-                <w:szCs w:val="24"/>
-                <w:lang w:eastAsia="en-ID"/>
+                <w:lang w:val="en-ID" w:eastAsia="en-ID"/>
+              </w:rPr>
+            </w:pPr>
+            <w:r>
+              <w:rPr>
+                <w:rFonts w:eastAsia="Times New Roman" w:cs="Times New Roman"/>
+                <w:szCs w:val="24"/>
+                <w:lang w:val="en-ID" w:eastAsia="en-ID"/>
+              </w:rPr>
+              <w:t>Install</w:t>
+            </w:r>
+            <w:r>
+              <w:rPr>
+                <w:rFonts w:eastAsia="Times New Roman" w:cs="Times New Roman"/>
+                <w:szCs w:val="24"/>
+                <w:lang w:val="en-ID" w:eastAsia="en-ID"/>
+              </w:rPr>
+              <w:t>:</w:t>
+            </w:r>
+          </w:p>
+          <w:p>
+            <w:pPr>
+              <w:spacing w:before="60" w:line="360" w:lineRule="auto"/>
+              <w:ind w:firstLine="0"/>
+              <w:rPr>
+                <w:rFonts w:eastAsia="Times New Roman" w:cs="Times New Roman"/>
+                <w:szCs w:val="24"/>
+                <w:lang w:val="en-ID" w:eastAsia="en-ID"/>
+              </w:rPr>
+            </w:pPr>
+            <w:proofErr w:type="spellStart"/>
+            <w:r>
+              <w:rPr>
+                <w:rFonts w:eastAsia="Times New Roman" w:cs="Times New Roman"/>
+                <w:szCs w:val="24"/>
+                <w:lang w:val="en-ID" w:eastAsia="en-ID"/>
+              </w:rPr>
+              <w:t>npm</w:t>
+            </w:r>
+            <w:proofErr w:type="spellEnd"/>
+            <w:r>
+              <w:rPr>
+                <w:rFonts w:eastAsia="Times New Roman" w:cs="Times New Roman"/>
+                <w:szCs w:val="24"/>
+                <w:lang w:val="en-ID" w:eastAsia="en-ID"/>
+              </w:rPr>
+              <w:t xml:space="preserve"> install -D </w:t>
+            </w:r>
+            <w:proofErr w:type="spellStart"/>
+            <w:r>
+              <w:rPr>
+                <w:rFonts w:eastAsia="Times New Roman" w:cs="Times New Roman"/>
+                <w:szCs w:val="24"/>
+                <w:lang w:val="en-ID" w:eastAsia="en-ID"/>
+              </w:rPr>
+              <w:t>tailwindcss</w:t>
+            </w:r>
+            <w:proofErr w:type="spellEnd"/>
+            <w:r>
+              <w:rPr>
+                <w:rFonts w:eastAsia="Times New Roman" w:cs="Times New Roman"/>
+                <w:szCs w:val="24"/>
+                <w:lang w:val="en-ID" w:eastAsia="en-ID"/>
+              </w:rPr>
+              <w:t xml:space="preserve"> </w:t>
+            </w:r>
+            <w:proofErr w:type="spellStart"/>
+            <w:r>
+              <w:rPr>
+                <w:rFonts w:eastAsia="Times New Roman" w:cs="Times New Roman"/>
+                <w:szCs w:val="24"/>
+                <w:lang w:val="en-ID" w:eastAsia="en-ID"/>
+              </w:rPr>
+              <w:t>postcss</w:t>
+            </w:r>
+            <w:proofErr w:type="spellEnd"/>
+            <w:r>
+              <w:rPr>
+                <w:rFonts w:eastAsia="Times New Roman" w:cs="Times New Roman"/>
+                <w:szCs w:val="24"/>
+                <w:lang w:val="en-ID" w:eastAsia="en-ID"/>
+              </w:rPr>
+              <w:t xml:space="preserve"> </w:t>
+            </w:r>
+            <w:proofErr w:type="spellStart"/>
+            <w:r>
+              <w:rPr>
+                <w:rFonts w:eastAsia="Times New Roman" w:cs="Times New Roman"/>
+                <w:szCs w:val="24"/>
+                <w:lang w:val="en-ID" w:eastAsia="en-ID"/>
+              </w:rPr>
+              <w:t>autoprefixer</w:t>
+            </w:r>
+            <w:proofErr w:type="spellEnd"/>
+          </w:p>
+          <w:p>
+            <w:pPr>
+              <w:spacing w:before="60" w:line="360" w:lineRule="auto"/>
+              <w:ind w:firstLine="0"/>
+              <w:rPr>
+                <w:rFonts w:eastAsia="Times New Roman" w:cs="Times New Roman"/>
+                <w:szCs w:val="24"/>
+                <w:lang w:val="en-ID" w:eastAsia="en-ID"/>
+              </w:rPr>
+            </w:pPr>
+            <w:r>
+              <w:rPr>
+                <w:rFonts w:eastAsia="Times New Roman" w:cs="Times New Roman"/>
+                <w:szCs w:val="24"/>
+                <w:lang w:val="en-ID" w:eastAsia="en-ID"/>
               </w:rPr>
               <w:drawing>
-                <wp:inline distT="0" distB="0" distL="0" distR="0" wp14:anchorId="2F326F9F" wp14:editId="1ACCD8BF">
-                  <wp:extent cx="2640636" cy="4432300"/>
-                  <wp:effectExtent l="0" t="0" r="7620" b="6350"/>
-                  <wp:docPr id="137540316" name="Gambar 1"/>
+                <wp:inline distT="0" distB="0" distL="0" distR="0" wp14:anchorId="0958D6AF" wp14:editId="3FD550C5">
+                  <wp:extent cx="3225800" cy="1130958"/>
+                  <wp:effectExtent l="0" t="0" r="0" b="0"/>
+                  <wp:docPr id="1024792615" name="Gambar 1"/>
                   <wp:cNvGraphicFramePr>
                     <a:graphicFrameLocks xmlns:a="http://schemas.openxmlformats.org/drawingml/2006/main" noChangeAspect="1"/>
                   </wp:cNvGraphicFramePr>
@@ -4548,11 +6239,11 @@
                     <a:graphicData uri="http://schemas.openxmlformats.org/drawingml/2006/picture">
                       <pic:pic xmlns:pic="http://schemas.openxmlformats.org/drawingml/2006/picture">
                         <pic:nvPicPr>
-                          <pic:cNvPr id="137540316" name=""/>
+                          <pic:cNvPr id="1024792615" name=""/>
                           <pic:cNvPicPr/>
                         </pic:nvPicPr>
                         <pic:blipFill>
-                          <a:blip r:embed="rId34"/>
+                          <a:blip r:embed="rId39"/>
                           <a:stretch>
                             <a:fillRect/>
                           </a:stretch>
@@ -4560,7 +6251,7 @@
                         <pic:spPr>
                           <a:xfrm>
                             <a:off x="0" y="0"/>
-                            <a:ext cx="2642912" cy="4436121"/>
+                            <a:ext cx="3233233" cy="1133564"/>
                           </a:xfrm>
                           <a:prstGeom prst="rect">
                             <a:avLst/>
@@ -4573,78 +6264,92 @@
               </w:drawing>
             </w:r>
           </w:p>
-        </w:tc>
-      </w:tr>
-      <w:tr>
-        <w:tc>
-          <w:tcPr>
-            <w:tcW w:w="1129" w:type="dxa"/>
-          </w:tcPr>
-          <w:p>
-            <w:pPr>
-              <w:spacing w:before="60" w:line="360" w:lineRule="auto"/>
-              <w:ind w:firstLine="0"/>
-              <w:jc w:val="center"/>
-              <w:rPr>
-                <w:rFonts w:eastAsia="Times New Roman" w:cs="Times New Roman"/>
-                <w:szCs w:val="24"/>
-                <w:lang w:eastAsia="en-ID"/>
-              </w:rPr>
-            </w:pPr>
-            <w:r>
-              <w:rPr>
-                <w:rFonts w:eastAsia="Times New Roman" w:cs="Times New Roman"/>
-                <w:szCs w:val="24"/>
-                <w:lang w:eastAsia="en-ID"/>
-              </w:rPr>
-              <w:t>3</w:t>
-            </w:r>
-          </w:p>
-        </w:tc>
-        <w:tc>
-          <w:tcPr>
-            <w:tcW w:w="8499" w:type="dxa"/>
-          </w:tcPr>
-          <w:p>
-            <w:pPr>
-              <w:spacing w:before="60" w:line="360" w:lineRule="auto"/>
-              <w:ind w:firstLine="0"/>
-              <w:rPr>
-                <w:rFonts w:eastAsia="Times New Roman" w:cs="Times New Roman"/>
-                <w:szCs w:val="24"/>
-                <w:lang w:val="en-ID" w:eastAsia="en-ID"/>
-              </w:rPr>
-            </w:pPr>
-            <w:r>
-              <w:rPr>
-                <w:rFonts w:eastAsia="Times New Roman" w:cs="Times New Roman"/>
-                <w:szCs w:val="24"/>
-                <w:lang w:val="en-ID" w:eastAsia="en-ID"/>
-              </w:rPr>
-              <w:t>Tampilkan seluruh parameter URL dalam bentuk list.</w:t>
-            </w:r>
-          </w:p>
-          <w:p>
-            <w:pPr>
-              <w:spacing w:before="60" w:line="360" w:lineRule="auto"/>
-              <w:ind w:firstLine="0"/>
-              <w:rPr>
-                <w:rFonts w:eastAsia="Times New Roman" w:cs="Times New Roman"/>
-                <w:szCs w:val="24"/>
-                <w:lang w:eastAsia="en-ID"/>
-              </w:rPr>
-            </w:pPr>
-            <w:r>
-              <w:rPr>
-                <w:rFonts w:eastAsia="Times New Roman" w:cs="Times New Roman"/>
-                <w:szCs w:val="24"/>
-                <w:lang w:eastAsia="en-ID"/>
+          <w:p>
+            <w:pPr>
+              <w:spacing w:before="60" w:line="360" w:lineRule="auto"/>
+              <w:ind w:firstLine="0"/>
+              <w:rPr>
+                <w:rFonts w:eastAsia="Times New Roman" w:cs="Times New Roman"/>
+                <w:szCs w:val="24"/>
+                <w:lang w:val="en-ID" w:eastAsia="en-ID"/>
+              </w:rPr>
+            </w:pPr>
+            <w:proofErr w:type="spellStart"/>
+            <w:r>
+              <w:rPr>
+                <w:rFonts w:eastAsia="Times New Roman" w:cs="Times New Roman"/>
+                <w:szCs w:val="24"/>
+                <w:lang w:val="en-ID" w:eastAsia="en-ID"/>
+              </w:rPr>
+              <w:t>npx</w:t>
+            </w:r>
+            <w:proofErr w:type="spellEnd"/>
+            <w:r>
+              <w:rPr>
+                <w:rFonts w:eastAsia="Times New Roman" w:cs="Times New Roman"/>
+                <w:szCs w:val="24"/>
+                <w:lang w:val="en-ID" w:eastAsia="en-ID"/>
+              </w:rPr>
+              <w:t xml:space="preserve"> </w:t>
+            </w:r>
+            <w:proofErr w:type="spellStart"/>
+            <w:r>
+              <w:rPr>
+                <w:rFonts w:eastAsia="Times New Roman" w:cs="Times New Roman"/>
+                <w:szCs w:val="24"/>
+                <w:lang w:val="en-ID" w:eastAsia="en-ID"/>
+              </w:rPr>
+              <w:t>tailwindcss</w:t>
+            </w:r>
+            <w:proofErr w:type="spellEnd"/>
+            <w:r>
+              <w:rPr>
+                <w:rFonts w:eastAsia="Times New Roman" w:cs="Times New Roman"/>
+                <w:szCs w:val="24"/>
+                <w:lang w:val="en-ID" w:eastAsia="en-ID"/>
+              </w:rPr>
+              <w:t xml:space="preserve"> </w:t>
+            </w:r>
+            <w:proofErr w:type="spellStart"/>
+            <w:r>
+              <w:rPr>
+                <w:rFonts w:eastAsia="Times New Roman" w:cs="Times New Roman"/>
+                <w:szCs w:val="24"/>
+                <w:lang w:val="en-ID" w:eastAsia="en-ID"/>
+              </w:rPr>
+              <w:t>init</w:t>
+            </w:r>
+            <w:proofErr w:type="spellEnd"/>
+            <w:r>
+              <w:rPr>
+                <w:rFonts w:eastAsia="Times New Roman" w:cs="Times New Roman"/>
+                <w:szCs w:val="24"/>
+                <w:lang w:val="en-ID" w:eastAsia="en-ID"/>
+              </w:rPr>
+              <w:t xml:space="preserve"> -p</w:t>
+            </w:r>
+          </w:p>
+          <w:p>
+            <w:pPr>
+              <w:spacing w:before="60" w:line="360" w:lineRule="auto"/>
+              <w:ind w:firstLine="0"/>
+              <w:rPr>
+                <w:rFonts w:eastAsia="Times New Roman" w:cs="Times New Roman"/>
+                <w:szCs w:val="24"/>
+                <w:lang w:val="en-US" w:eastAsia="en-ID"/>
+              </w:rPr>
+            </w:pPr>
+            <w:r>
+              <w:rPr>
+                <w:rFonts w:eastAsia="Times New Roman" w:cs="Times New Roman"/>
+                <w:szCs w:val="24"/>
+                <w:lang w:val="en-US" w:eastAsia="en-ID"/>
               </w:rPr>
               <w:drawing>
-                <wp:inline distT="0" distB="0" distL="0" distR="0" wp14:anchorId="5DE29DE7" wp14:editId="10B37438">
-                  <wp:extent cx="1835150" cy="1178458"/>
-                  <wp:effectExtent l="0" t="0" r="0" b="3175"/>
-                  <wp:docPr id="1173737804" name="Gambar 1"/>
+                <wp:inline distT="0" distB="0" distL="0" distR="0" wp14:anchorId="251EBC4C" wp14:editId="39D4801C">
+                  <wp:extent cx="2501900" cy="596252"/>
+                  <wp:effectExtent l="0" t="0" r="0" b="0"/>
+                  <wp:docPr id="587319964" name="Gambar 1"/>
                   <wp:cNvGraphicFramePr>
                     <a:graphicFrameLocks xmlns:a="http://schemas.openxmlformats.org/drawingml/2006/main" noChangeAspect="1"/>
                   </wp:cNvGraphicFramePr>
@@ -4652,11 +6357,11 @@
                     <a:graphicData uri="http://schemas.openxmlformats.org/drawingml/2006/picture">
                       <pic:pic xmlns:pic="http://schemas.openxmlformats.org/drawingml/2006/picture">
                         <pic:nvPicPr>
-                          <pic:cNvPr id="1173737804" name=""/>
+                          <pic:cNvPr id="587319964" name=""/>
                           <pic:cNvPicPr/>
                         </pic:nvPicPr>
                         <pic:blipFill>
-                          <a:blip r:embed="rId35"/>
+                          <a:blip r:embed="rId40"/>
                           <a:stretch>
                             <a:fillRect/>
                           </a:stretch>
@@ -4664,7 +6369,7 @@
                         <pic:spPr>
                           <a:xfrm>
                             <a:off x="0" y="0"/>
-                            <a:ext cx="1848178" cy="1186824"/>
+                            <a:ext cx="2519349" cy="600410"/>
                           </a:xfrm>
                           <a:prstGeom prst="rect">
                             <a:avLst/>
@@ -4675,6 +6380,495 @@
                   </a:graphic>
                 </wp:inline>
               </w:drawing>
+            </w:r>
+          </w:p>
+        </w:tc>
+      </w:tr>
+      <w:tr>
+        <w:tc>
+          <w:tcPr>
+            <w:tcW w:w="1129" w:type="dxa"/>
+          </w:tcPr>
+          <w:p>
+            <w:pPr>
+              <w:spacing w:before="60" w:line="360" w:lineRule="auto"/>
+              <w:ind w:firstLine="0"/>
+              <w:jc w:val="center"/>
+              <w:rPr>
+                <w:rFonts w:eastAsia="Times New Roman" w:cs="Times New Roman"/>
+                <w:szCs w:val="24"/>
+                <w:lang w:eastAsia="en-ID"/>
+              </w:rPr>
+            </w:pPr>
+            <w:r>
+              <w:rPr>
+                <w:rFonts w:eastAsia="Times New Roman" w:cs="Times New Roman"/>
+                <w:szCs w:val="24"/>
+                <w:lang w:eastAsia="en-ID"/>
+              </w:rPr>
+              <w:lastRenderedPageBreak/>
+              <w:t>2</w:t>
+            </w:r>
+          </w:p>
+        </w:tc>
+        <w:tc>
+          <w:tcPr>
+            <w:tcW w:w="8499" w:type="dxa"/>
+          </w:tcPr>
+          <w:p>
+            <w:pPr>
+              <w:spacing w:before="60" w:line="360" w:lineRule="auto"/>
+              <w:ind w:firstLine="0"/>
+              <w:rPr>
+                <w:rFonts w:eastAsia="Times New Roman" w:cs="Times New Roman"/>
+                <w:szCs w:val="24"/>
+                <w:lang w:val="en-ID" w:eastAsia="en-ID"/>
+              </w:rPr>
+            </w:pPr>
+            <w:proofErr w:type="spellStart"/>
+            <w:r>
+              <w:rPr>
+                <w:rFonts w:eastAsia="Times New Roman" w:cs="Times New Roman"/>
+                <w:szCs w:val="24"/>
+                <w:lang w:val="en-ID" w:eastAsia="en-ID"/>
+              </w:rPr>
+              <w:t>Konfigurasi</w:t>
+            </w:r>
+            <w:proofErr w:type="spellEnd"/>
+            <w:r>
+              <w:rPr>
+                <w:rFonts w:eastAsia="Times New Roman" w:cs="Times New Roman"/>
+                <w:szCs w:val="24"/>
+                <w:lang w:val="en-ID" w:eastAsia="en-ID"/>
+              </w:rPr>
+              <w:t xml:space="preserve"> tailwind.config.js</w:t>
+            </w:r>
+          </w:p>
+          <w:p>
+            <w:pPr>
+              <w:spacing w:before="60" w:line="360" w:lineRule="auto"/>
+              <w:ind w:firstLine="0"/>
+              <w:rPr>
+                <w:rFonts w:eastAsia="Times New Roman" w:cs="Times New Roman"/>
+                <w:szCs w:val="24"/>
+                <w:lang w:val="en-ID" w:eastAsia="en-ID"/>
+              </w:rPr>
+            </w:pPr>
+            <w:r>
+              <w:rPr>
+                <w:rFonts w:eastAsia="Times New Roman" w:cs="Times New Roman"/>
+                <w:szCs w:val="24"/>
+                <w:lang w:val="en-ID" w:eastAsia="en-ID"/>
+              </w:rPr>
+              <w:drawing>
+                <wp:inline distT="0" distB="0" distL="0" distR="0" wp14:anchorId="00EF09A3" wp14:editId="5C8DF297">
+                  <wp:extent cx="3136900" cy="2723046"/>
+                  <wp:effectExtent l="0" t="0" r="6350" b="1270"/>
+                  <wp:docPr id="900376594" name="Gambar 1"/>
+                  <wp:cNvGraphicFramePr>
+                    <a:graphicFrameLocks xmlns:a="http://schemas.openxmlformats.org/drawingml/2006/main" noChangeAspect="1"/>
+                  </wp:cNvGraphicFramePr>
+                  <a:graphic xmlns:a="http://schemas.openxmlformats.org/drawingml/2006/main">
+                    <a:graphicData uri="http://schemas.openxmlformats.org/drawingml/2006/picture">
+                      <pic:pic xmlns:pic="http://schemas.openxmlformats.org/drawingml/2006/picture">
+                        <pic:nvPicPr>
+                          <pic:cNvPr id="900376594" name=""/>
+                          <pic:cNvPicPr/>
+                        </pic:nvPicPr>
+                        <pic:blipFill>
+                          <a:blip r:embed="rId41"/>
+                          <a:stretch>
+                            <a:fillRect/>
+                          </a:stretch>
+                        </pic:blipFill>
+                        <pic:spPr>
+                          <a:xfrm>
+                            <a:off x="0" y="0"/>
+                            <a:ext cx="3139289" cy="2725120"/>
+                          </a:xfrm>
+                          <a:prstGeom prst="rect">
+                            <a:avLst/>
+                          </a:prstGeom>
+                        </pic:spPr>
+                      </pic:pic>
+                    </a:graphicData>
+                  </a:graphic>
+                </wp:inline>
+              </w:drawing>
+            </w:r>
+          </w:p>
+        </w:tc>
+      </w:tr>
+      <w:tr>
+        <w:tc>
+          <w:tcPr>
+            <w:tcW w:w="1129" w:type="dxa"/>
+          </w:tcPr>
+          <w:p>
+            <w:pPr>
+              <w:spacing w:before="60" w:line="360" w:lineRule="auto"/>
+              <w:ind w:firstLine="0"/>
+              <w:jc w:val="center"/>
+              <w:rPr>
+                <w:rFonts w:eastAsia="Times New Roman" w:cs="Times New Roman"/>
+                <w:szCs w:val="24"/>
+                <w:lang w:eastAsia="en-ID"/>
+              </w:rPr>
+            </w:pPr>
+            <w:r>
+              <w:rPr>
+                <w:rFonts w:eastAsia="Times New Roman" w:cs="Times New Roman"/>
+                <w:szCs w:val="24"/>
+                <w:lang w:eastAsia="en-ID"/>
+              </w:rPr>
+              <w:t>3</w:t>
+            </w:r>
+          </w:p>
+        </w:tc>
+        <w:tc>
+          <w:tcPr>
+            <w:tcW w:w="8499" w:type="dxa"/>
+          </w:tcPr>
+          <w:p>
+            <w:pPr>
+              <w:spacing w:before="60" w:line="360" w:lineRule="auto"/>
+              <w:ind w:firstLine="0"/>
+              <w:rPr>
+                <w:rFonts w:eastAsia="Times New Roman" w:cs="Times New Roman"/>
+                <w:szCs w:val="24"/>
+                <w:lang w:val="en-ID" w:eastAsia="en-ID"/>
+              </w:rPr>
+            </w:pPr>
+            <w:r>
+              <w:rPr>
+                <w:rFonts w:eastAsia="Times New Roman" w:cs="Times New Roman"/>
+                <w:szCs w:val="24"/>
+                <w:lang w:val="en-ID" w:eastAsia="en-ID"/>
+              </w:rPr>
+              <w:t>Import di Global CSS</w:t>
+            </w:r>
+          </w:p>
+          <w:p>
+            <w:pPr>
+              <w:spacing w:before="60" w:line="360" w:lineRule="auto"/>
+              <w:ind w:firstLine="0"/>
+              <w:rPr>
+                <w:rFonts w:eastAsia="Times New Roman" w:cs="Times New Roman"/>
+                <w:szCs w:val="24"/>
+                <w:lang w:eastAsia="en-ID"/>
+              </w:rPr>
+            </w:pPr>
+            <w:r>
+              <w:rPr>
+                <w:rFonts w:eastAsia="Times New Roman" w:cs="Times New Roman"/>
+                <w:szCs w:val="24"/>
+                <w:lang w:eastAsia="en-ID"/>
+              </w:rPr>
+              <w:drawing>
+                <wp:inline distT="0" distB="0" distL="0" distR="0" wp14:anchorId="2BA2A12F" wp14:editId="280AD84F">
+                  <wp:extent cx="2628900" cy="1065770"/>
+                  <wp:effectExtent l="0" t="0" r="0" b="1270"/>
+                  <wp:docPr id="1903817938" name="Gambar 1"/>
+                  <wp:cNvGraphicFramePr>
+                    <a:graphicFrameLocks xmlns:a="http://schemas.openxmlformats.org/drawingml/2006/main" noChangeAspect="1"/>
+                  </wp:cNvGraphicFramePr>
+                  <a:graphic xmlns:a="http://schemas.openxmlformats.org/drawingml/2006/main">
+                    <a:graphicData uri="http://schemas.openxmlformats.org/drawingml/2006/picture">
+                      <pic:pic xmlns:pic="http://schemas.openxmlformats.org/drawingml/2006/picture">
+                        <pic:nvPicPr>
+                          <pic:cNvPr id="1903817938" name=""/>
+                          <pic:cNvPicPr/>
+                        </pic:nvPicPr>
+                        <pic:blipFill>
+                          <a:blip r:embed="rId42"/>
+                          <a:stretch>
+                            <a:fillRect/>
+                          </a:stretch>
+                        </pic:blipFill>
+                        <pic:spPr>
+                          <a:xfrm>
+                            <a:off x="0" y="0"/>
+                            <a:ext cx="2637886" cy="1069413"/>
+                          </a:xfrm>
+                          <a:prstGeom prst="rect">
+                            <a:avLst/>
+                          </a:prstGeom>
+                        </pic:spPr>
+                      </pic:pic>
+                    </a:graphicData>
+                  </a:graphic>
+                </wp:inline>
+              </w:drawing>
+            </w:r>
+          </w:p>
+        </w:tc>
+      </w:tr>
+      <w:tr>
+        <w:tc>
+          <w:tcPr>
+            <w:tcW w:w="1129" w:type="dxa"/>
+          </w:tcPr>
+          <w:p>
+            <w:pPr>
+              <w:spacing w:before="60" w:line="360" w:lineRule="auto"/>
+              <w:ind w:firstLine="0"/>
+              <w:jc w:val="center"/>
+              <w:rPr>
+                <w:rFonts w:eastAsia="Times New Roman" w:cs="Times New Roman"/>
+                <w:szCs w:val="24"/>
+                <w:lang w:eastAsia="en-ID"/>
+              </w:rPr>
+            </w:pPr>
+            <w:r>
+              <w:rPr>
+                <w:rFonts w:eastAsia="Times New Roman" w:cs="Times New Roman"/>
+                <w:szCs w:val="24"/>
+                <w:lang w:eastAsia="en-ID"/>
+              </w:rPr>
+              <w:t>4</w:t>
+            </w:r>
+          </w:p>
+        </w:tc>
+        <w:tc>
+          <w:tcPr>
+            <w:tcW w:w="8499" w:type="dxa"/>
+          </w:tcPr>
+          <w:p>
+            <w:pPr>
+              <w:spacing w:before="60" w:line="360" w:lineRule="auto"/>
+              <w:ind w:firstLine="0"/>
+              <w:rPr>
+                <w:rFonts w:eastAsia="Times New Roman" w:cs="Times New Roman"/>
+                <w:szCs w:val="24"/>
+                <w:lang w:val="en-ID" w:eastAsia="en-ID"/>
+              </w:rPr>
+            </w:pPr>
+            <w:proofErr w:type="spellStart"/>
+            <w:r>
+              <w:rPr>
+                <w:rFonts w:eastAsia="Times New Roman" w:cs="Times New Roman"/>
+                <w:szCs w:val="24"/>
+                <w:lang w:val="en-ID" w:eastAsia="en-ID"/>
+              </w:rPr>
+              <w:t>Contoh</w:t>
+            </w:r>
+            <w:proofErr w:type="spellEnd"/>
+            <w:r>
+              <w:rPr>
+                <w:rFonts w:eastAsia="Times New Roman" w:cs="Times New Roman"/>
+                <w:szCs w:val="24"/>
+                <w:lang w:val="en-ID" w:eastAsia="en-ID"/>
+              </w:rPr>
+              <w:t xml:space="preserve"> </w:t>
+            </w:r>
+            <w:proofErr w:type="spellStart"/>
+            <w:r>
+              <w:rPr>
+                <w:rFonts w:eastAsia="Times New Roman" w:cs="Times New Roman"/>
+                <w:szCs w:val="24"/>
+                <w:lang w:val="en-ID" w:eastAsia="en-ID"/>
+              </w:rPr>
+              <w:t>Penggunaan</w:t>
+            </w:r>
+            <w:proofErr w:type="spellEnd"/>
+            <w:r>
+              <w:rPr>
+                <w:rFonts w:eastAsia="Times New Roman" w:cs="Times New Roman"/>
+                <w:szCs w:val="24"/>
+                <w:lang w:val="en-ID" w:eastAsia="en-ID"/>
+              </w:rPr>
+              <w:t>:</w:t>
+            </w:r>
+          </w:p>
+          <w:p>
+            <w:pPr>
+              <w:spacing w:before="60" w:line="360" w:lineRule="auto"/>
+              <w:ind w:firstLine="0"/>
+              <w:rPr>
+                <w:rFonts w:eastAsia="Times New Roman" w:cs="Times New Roman"/>
+                <w:szCs w:val="24"/>
+                <w:lang w:val="en-ID" w:eastAsia="en-ID"/>
+              </w:rPr>
+            </w:pPr>
+            <w:proofErr w:type="spellStart"/>
+            <w:r>
+              <w:rPr>
+                <w:rFonts w:eastAsia="Times New Roman" w:cs="Times New Roman"/>
+                <w:szCs w:val="24"/>
+                <w:lang w:val="en-ID" w:eastAsia="en-ID"/>
+              </w:rPr>
+              <w:t>Modifikasi</w:t>
+            </w:r>
+            <w:proofErr w:type="spellEnd"/>
+            <w:r>
+              <w:rPr>
+                <w:rFonts w:eastAsia="Times New Roman" w:cs="Times New Roman"/>
+                <w:szCs w:val="24"/>
+                <w:lang w:val="en-ID" w:eastAsia="en-ID"/>
+              </w:rPr>
+              <w:t xml:space="preserve"> </w:t>
+            </w:r>
+            <w:proofErr w:type="spellStart"/>
+            <w:r>
+              <w:rPr>
+                <w:rFonts w:eastAsia="Times New Roman" w:cs="Times New Roman"/>
+                <w:szCs w:val="24"/>
+                <w:lang w:val="en-ID" w:eastAsia="en-ID"/>
+              </w:rPr>
+              <w:t>index.tsx</w:t>
+            </w:r>
+            <w:proofErr w:type="spellEnd"/>
+            <w:r>
+              <w:rPr>
+                <w:rFonts w:eastAsia="Times New Roman" w:cs="Times New Roman"/>
+                <w:szCs w:val="24"/>
+                <w:lang w:val="en-ID" w:eastAsia="en-ID"/>
+              </w:rPr>
+              <w:t xml:space="preserve"> pada folder auth/login/</w:t>
+            </w:r>
+          </w:p>
+          <w:p>
+            <w:pPr>
+              <w:spacing w:before="60" w:line="360" w:lineRule="auto"/>
+              <w:ind w:firstLine="0"/>
+              <w:rPr>
+                <w:rFonts w:eastAsia="Times New Roman" w:cs="Times New Roman"/>
+                <w:szCs w:val="24"/>
+                <w:lang w:eastAsia="en-ID"/>
+              </w:rPr>
+            </w:pPr>
+            <w:r>
+              <w:rPr>
+                <w:rFonts w:eastAsia="Times New Roman" w:cs="Times New Roman"/>
+                <w:szCs w:val="24"/>
+                <w:lang w:eastAsia="en-ID"/>
+              </w:rPr>
+              <w:drawing>
+                <wp:inline distT="0" distB="0" distL="0" distR="0" wp14:anchorId="07167A21" wp14:editId="36E37992">
+                  <wp:extent cx="1136650" cy="2164552"/>
+                  <wp:effectExtent l="0" t="0" r="6350" b="7620"/>
+                  <wp:docPr id="1326499732" name="Gambar 1"/>
+                  <wp:cNvGraphicFramePr>
+                    <a:graphicFrameLocks xmlns:a="http://schemas.openxmlformats.org/drawingml/2006/main" noChangeAspect="1"/>
+                  </wp:cNvGraphicFramePr>
+                  <a:graphic xmlns:a="http://schemas.openxmlformats.org/drawingml/2006/main">
+                    <a:graphicData uri="http://schemas.openxmlformats.org/drawingml/2006/picture">
+                      <pic:pic xmlns:pic="http://schemas.openxmlformats.org/drawingml/2006/picture">
+                        <pic:nvPicPr>
+                          <pic:cNvPr id="1326499732" name=""/>
+                          <pic:cNvPicPr/>
+                        </pic:nvPicPr>
+                        <pic:blipFill>
+                          <a:blip r:embed="rId43"/>
+                          <a:stretch>
+                            <a:fillRect/>
+                          </a:stretch>
+                        </pic:blipFill>
+                        <pic:spPr>
+                          <a:xfrm>
+                            <a:off x="0" y="0"/>
+                            <a:ext cx="1140260" cy="2171427"/>
+                          </a:xfrm>
+                          <a:prstGeom prst="rect">
+                            <a:avLst/>
+                          </a:prstGeom>
+                        </pic:spPr>
+                      </pic:pic>
+                    </a:graphicData>
+                  </a:graphic>
+                </wp:inline>
+              </w:drawing>
+            </w:r>
+          </w:p>
+          <w:p>
+            <w:pPr>
+              <w:spacing w:before="60" w:line="360" w:lineRule="auto"/>
+              <w:ind w:firstLine="0"/>
+              <w:rPr>
+                <w:rFonts w:eastAsia="Times New Roman" w:cs="Times New Roman"/>
+                <w:szCs w:val="24"/>
+                <w:lang w:eastAsia="en-ID"/>
+              </w:rPr>
+            </w:pPr>
+            <w:r>
+              <w:rPr>
+                <w:rFonts w:eastAsia="Times New Roman" w:cs="Times New Roman"/>
+                <w:szCs w:val="24"/>
+                <w:lang w:eastAsia="en-ID"/>
+              </w:rPr>
+              <w:lastRenderedPageBreak/>
+              <w:drawing>
+                <wp:inline distT="0" distB="0" distL="0" distR="0" wp14:anchorId="6FD785AA" wp14:editId="509EF8AE">
+                  <wp:extent cx="2478648" cy="2279650"/>
+                  <wp:effectExtent l="0" t="0" r="0" b="6350"/>
+                  <wp:docPr id="908718186" name="Gambar 1"/>
+                  <wp:cNvGraphicFramePr>
+                    <a:graphicFrameLocks xmlns:a="http://schemas.openxmlformats.org/drawingml/2006/main" noChangeAspect="1"/>
+                  </wp:cNvGraphicFramePr>
+                  <a:graphic xmlns:a="http://schemas.openxmlformats.org/drawingml/2006/main">
+                    <a:graphicData uri="http://schemas.openxmlformats.org/drawingml/2006/picture">
+                      <pic:pic xmlns:pic="http://schemas.openxmlformats.org/drawingml/2006/picture">
+                        <pic:nvPicPr>
+                          <pic:cNvPr id="908718186" name=""/>
+                          <pic:cNvPicPr/>
+                        </pic:nvPicPr>
+                        <pic:blipFill>
+                          <a:blip r:embed="rId44"/>
+                          <a:stretch>
+                            <a:fillRect/>
+                          </a:stretch>
+                        </pic:blipFill>
+                        <pic:spPr>
+                          <a:xfrm>
+                            <a:off x="0" y="0"/>
+                            <a:ext cx="2484263" cy="2284814"/>
+                          </a:xfrm>
+                          <a:prstGeom prst="rect">
+                            <a:avLst/>
+                          </a:prstGeom>
+                        </pic:spPr>
+                      </pic:pic>
+                    </a:graphicData>
+                  </a:graphic>
+                </wp:inline>
+              </w:drawing>
+            </w:r>
+          </w:p>
+          <w:p>
+            <w:pPr>
+              <w:spacing w:before="60" w:line="360" w:lineRule="auto"/>
+              <w:ind w:firstLine="0"/>
+              <w:rPr>
+                <w:rFonts w:eastAsia="Times New Roman" w:cs="Times New Roman"/>
+                <w:szCs w:val="24"/>
+                <w:lang w:eastAsia="en-ID"/>
+              </w:rPr>
+            </w:pPr>
+            <w:r>
+              <w:rPr>
+                <w:rFonts w:eastAsia="Times New Roman" w:cs="Times New Roman"/>
+                <w:szCs w:val="24"/>
+                <w:lang w:eastAsia="en-ID"/>
+              </w:rPr>
+              <w:t xml:space="preserve">Berhasil menerapkan </w:t>
+            </w:r>
+            <w:proofErr w:type="spellStart"/>
+            <w:r>
+              <w:rPr>
+                <w:rFonts w:eastAsia="Times New Roman" w:cs="Times New Roman"/>
+                <w:szCs w:val="24"/>
+                <w:lang w:eastAsia="en-ID"/>
+              </w:rPr>
+              <w:t>tailwind</w:t>
+            </w:r>
+            <w:proofErr w:type="spellEnd"/>
+            <w:r>
+              <w:rPr>
+                <w:rFonts w:eastAsia="Times New Roman" w:cs="Times New Roman"/>
+                <w:szCs w:val="24"/>
+                <w:lang w:eastAsia="en-ID"/>
+              </w:rPr>
+              <w:t xml:space="preserve"> untuk CSS</w:t>
             </w:r>
           </w:p>
         </w:tc>
@@ -4694,21 +6888,6 @@
           <w14:ligatures w14:val="none"/>
         </w:rPr>
       </w:pPr>
-    </w:p>
-    <w:p>
-      <w:pPr>
-        <w:spacing w:before="60" w:line="360" w:lineRule="auto"/>
-        <w:ind w:firstLine="0"/>
-        <w:rPr>
-          <w:rFonts w:eastAsia="Times New Roman" w:cs="Times New Roman"/>
-          <w:b/>
-          <w:bCs/>
-          <w:kern w:val="0"/>
-          <w:szCs w:val="24"/>
-          <w:lang w:eastAsia="en-ID"/>
-          <w14:ligatures w14:val="none"/>
-        </w:rPr>
-      </w:pPr>
       <w:r>
         <w:rPr>
           <w:rFonts w:eastAsia="Times New Roman" w:cs="Times New Roman"/>
@@ -4719,8 +6898,10 @@
           <w:lang w:eastAsia="en-ID"/>
           <w14:ligatures w14:val="none"/>
         </w:rPr>
-        <w:t xml:space="preserve">Tugas </w:t>
+        <w:lastRenderedPageBreak/>
+        <w:t xml:space="preserve">E. </w:t>
       </w:r>
+      <w:proofErr w:type="spellStart"/>
       <w:r>
         <w:rPr>
           <w:rFonts w:eastAsia="Times New Roman" w:cs="Times New Roman"/>
@@ -4731,8 +6912,35 @@
           <w:lang w:eastAsia="en-ID"/>
           <w14:ligatures w14:val="none"/>
         </w:rPr>
-        <w:t>2</w:t>
+        <w:t>Tugas</w:t>
       </w:r>
+      <w:proofErr w:type="spellEnd"/>
+      <w:r>
+        <w:rPr>
+          <w:rFonts w:eastAsia="Times New Roman" w:cs="Times New Roman"/>
+          <w:b/>
+          <w:bCs/>
+          <w:kern w:val="0"/>
+          <w:szCs w:val="24"/>
+          <w:lang w:eastAsia="en-ID"/>
+          <w14:ligatures w14:val="none"/>
+        </w:rPr>
+        <w:t xml:space="preserve"> </w:t>
+      </w:r>
+      <w:proofErr w:type="spellStart"/>
+      <w:r>
+        <w:rPr>
+          <w:rFonts w:eastAsia="Times New Roman" w:cs="Times New Roman"/>
+          <w:b/>
+          <w:bCs/>
+          <w:kern w:val="0"/>
+          <w:szCs w:val="24"/>
+          <w:lang w:eastAsia="en-ID"/>
+          <w14:ligatures w14:val="none"/>
+        </w:rPr>
+        <w:t>Praktikum</w:t>
+      </w:r>
+      <w:proofErr w:type="spellEnd"/>
     </w:p>
     <w:tbl>
       <w:tblPr>
@@ -4844,44 +7052,91 @@
                 <w:lang w:val="en-ID" w:eastAsia="en-ID"/>
               </w:rPr>
             </w:pPr>
-            <w:r>
-              <w:rPr>
-                <w:rFonts w:eastAsia="Times New Roman" w:cs="Times New Roman"/>
-                <w:szCs w:val="24"/>
-                <w:lang w:val="en-ID" w:eastAsia="en-ID"/>
-              </w:rPr>
-              <w:t>Buat navigasi:</w:t>
-            </w:r>
-            <w:r>
-              <w:rPr>
-                <w:rFonts w:eastAsia="Times New Roman" w:cs="Times New Roman"/>
-                <w:szCs w:val="24"/>
-                <w:lang w:val="en-ID" w:eastAsia="en-ID"/>
-              </w:rPr>
-              <w:t xml:space="preserve"> login – product (imperatif), Login – Register (link)</w:t>
-            </w:r>
-          </w:p>
-          <w:p>
-            <w:pPr>
-              <w:spacing w:before="60" w:line="360" w:lineRule="auto"/>
-              <w:ind w:firstLine="0"/>
-              <w:rPr>
-                <w:rFonts w:eastAsia="Times New Roman" w:cs="Times New Roman"/>
-                <w:szCs w:val="24"/>
-                <w:lang w:val="en-US" w:eastAsia="en-ID"/>
-              </w:rPr>
-            </w:pPr>
-            <w:r>
-              <w:rPr>
-                <w:rFonts w:eastAsia="Times New Roman" w:cs="Times New Roman"/>
-                <w:szCs w:val="24"/>
-                <w:lang w:val="en-US" w:eastAsia="en-ID"/>
+            <w:proofErr w:type="spellStart"/>
+            <w:r>
+              <w:rPr>
+                <w:rFonts w:eastAsia="Times New Roman" w:cs="Times New Roman"/>
+                <w:szCs w:val="24"/>
+                <w:lang w:val="en-ID" w:eastAsia="en-ID"/>
+              </w:rPr>
+              <w:t>Tugas</w:t>
+            </w:r>
+            <w:proofErr w:type="spellEnd"/>
+            <w:r>
+              <w:rPr>
+                <w:rFonts w:eastAsia="Times New Roman" w:cs="Times New Roman"/>
+                <w:szCs w:val="24"/>
+                <w:lang w:val="en-ID" w:eastAsia="en-ID"/>
+              </w:rPr>
+              <w:t xml:space="preserve"> 1</w:t>
+            </w:r>
+            <w:r>
+              <w:rPr>
+                <w:rFonts w:eastAsia="Times New Roman" w:cs="Times New Roman"/>
+                <w:szCs w:val="24"/>
+                <w:lang w:val="en-ID" w:eastAsia="en-ID"/>
+              </w:rPr>
+              <w:t>:</w:t>
+            </w:r>
+          </w:p>
+          <w:p>
+            <w:pPr>
+              <w:spacing w:before="60" w:line="360" w:lineRule="auto"/>
+              <w:ind w:firstLine="0"/>
+              <w:rPr>
+                <w:rFonts w:eastAsia="Times New Roman" w:cs="Times New Roman"/>
+                <w:szCs w:val="24"/>
+                <w:lang w:val="en-ID" w:eastAsia="en-ID"/>
+              </w:rPr>
+            </w:pPr>
+            <w:r>
+              <w:rPr>
+                <w:rFonts w:eastAsia="Times New Roman" w:cs="Times New Roman"/>
+                <w:szCs w:val="24"/>
+                <w:lang w:val="en-ID" w:eastAsia="en-ID"/>
+              </w:rPr>
+              <w:t xml:space="preserve">• Buat </w:t>
+            </w:r>
+            <w:proofErr w:type="spellStart"/>
+            <w:r>
+              <w:rPr>
+                <w:rFonts w:eastAsia="Times New Roman" w:cs="Times New Roman"/>
+                <w:szCs w:val="24"/>
+                <w:lang w:val="en-ID" w:eastAsia="en-ID"/>
+              </w:rPr>
+              <w:t>halaman</w:t>
+            </w:r>
+            <w:proofErr w:type="spellEnd"/>
+            <w:r>
+              <w:rPr>
+                <w:rFonts w:eastAsia="Times New Roman" w:cs="Times New Roman"/>
+                <w:szCs w:val="24"/>
+                <w:lang w:val="en-ID" w:eastAsia="en-ID"/>
+              </w:rPr>
+              <w:t xml:space="preserve"> Register </w:t>
+            </w:r>
+          </w:p>
+          <w:p>
+            <w:pPr>
+              <w:spacing w:before="60" w:line="360" w:lineRule="auto"/>
+              <w:ind w:firstLine="0"/>
+              <w:rPr>
+                <w:rFonts w:eastAsia="Times New Roman" w:cs="Times New Roman"/>
+                <w:szCs w:val="24"/>
+                <w:lang w:val="en-ID" w:eastAsia="en-ID"/>
+              </w:rPr>
+            </w:pPr>
+            <w:r>
+              <w:rPr>
+                <w:rFonts w:eastAsia="Times New Roman" w:cs="Times New Roman"/>
+                <w:szCs w:val="24"/>
+                <w:lang w:val="en-ID" w:eastAsia="en-ID"/>
               </w:rPr>
               <w:drawing>
-                <wp:inline distT="0" distB="0" distL="0" distR="0" wp14:anchorId="4EA340BE" wp14:editId="672A32BA">
-                  <wp:extent cx="2524906" cy="1714500"/>
-                  <wp:effectExtent l="0" t="0" r="8890" b="0"/>
-                  <wp:docPr id="2080689243" name="Gambar 1"/>
+                <wp:inline distT="0" distB="0" distL="0" distR="0" wp14:anchorId="59ADDB26" wp14:editId="7DBD16AB">
+                  <wp:extent cx="2476846" cy="1076475"/>
+                  <wp:effectExtent l="0" t="0" r="0" b="9525"/>
+                  <wp:docPr id="131718533" name="Gambar 1"/>
                   <wp:cNvGraphicFramePr>
                     <a:graphicFrameLocks xmlns:a="http://schemas.openxmlformats.org/drawingml/2006/main" noChangeAspect="1"/>
                   </wp:cNvGraphicFramePr>
@@ -4889,11 +7144,11 @@
                     <a:graphicData uri="http://schemas.openxmlformats.org/drawingml/2006/picture">
                       <pic:pic xmlns:pic="http://schemas.openxmlformats.org/drawingml/2006/picture">
                         <pic:nvPicPr>
-                          <pic:cNvPr id="2080689243" name=""/>
+                          <pic:cNvPr id="131718533" name=""/>
                           <pic:cNvPicPr/>
                         </pic:nvPicPr>
                         <pic:blipFill>
-                          <a:blip r:embed="rId36"/>
+                          <a:blip r:embed="rId45"/>
                           <a:stretch>
                             <a:fillRect/>
                           </a:stretch>
@@ -4901,7 +7156,7 @@
                         <pic:spPr>
                           <a:xfrm>
                             <a:off x="0" y="0"/>
-                            <a:ext cx="2527908" cy="1716539"/>
+                            <a:ext cx="2476846" cy="1076475"/>
                           </a:xfrm>
                           <a:prstGeom prst="rect">
                             <a:avLst/>
@@ -4913,11 +7168,42 @@
                 </wp:inline>
               </w:drawing>
             </w:r>
-            <w:r>
-              <w:rPr>
-                <w:noProof/>
-              </w:rPr>
-              <w:t xml:space="preserve"> </w:t>
+          </w:p>
+          <w:p>
+            <w:pPr>
+              <w:spacing w:before="60" w:line="360" w:lineRule="auto"/>
+              <w:ind w:firstLine="0"/>
+              <w:rPr>
+                <w:rFonts w:eastAsia="Times New Roman" w:cs="Times New Roman"/>
+                <w:szCs w:val="24"/>
+                <w:lang w:val="en-ID" w:eastAsia="en-ID"/>
+              </w:rPr>
+            </w:pPr>
+            <w:r>
+              <w:rPr>
+                <w:rFonts w:eastAsia="Times New Roman" w:cs="Times New Roman"/>
+                <w:szCs w:val="24"/>
+                <w:lang w:val="en-ID" w:eastAsia="en-ID"/>
+              </w:rPr>
+              <w:t xml:space="preserve">• </w:t>
+            </w:r>
+            <w:proofErr w:type="spellStart"/>
+            <w:r>
+              <w:rPr>
+                <w:rFonts w:eastAsia="Times New Roman" w:cs="Times New Roman"/>
+                <w:szCs w:val="24"/>
+                <w:lang w:val="en-ID" w:eastAsia="en-ID"/>
+              </w:rPr>
+              <w:t>Gunakan</w:t>
+            </w:r>
+            <w:proofErr w:type="spellEnd"/>
+            <w:r>
+              <w:rPr>
+                <w:rFonts w:eastAsia="Times New Roman" w:cs="Times New Roman"/>
+                <w:szCs w:val="24"/>
+                <w:lang w:val="en-ID" w:eastAsia="en-ID"/>
+              </w:rPr>
+              <w:t xml:space="preserve"> CSS Module</w:t>
             </w:r>
           </w:p>
           <w:p>
@@ -4937,10 +7223,10 @@
                 <w:lang w:val="en-US" w:eastAsia="en-ID"/>
               </w:rPr>
               <w:drawing>
-                <wp:inline distT="0" distB="0" distL="0" distR="0" wp14:anchorId="48793465" wp14:editId="4B0F21BE">
-                  <wp:extent cx="2500386" cy="1606550"/>
+                <wp:inline distT="0" distB="0" distL="0" distR="0" wp14:anchorId="6E86F6DC" wp14:editId="24E7963F">
+                  <wp:extent cx="4516755" cy="2466411"/>
                   <wp:effectExtent l="0" t="0" r="0" b="0"/>
-                  <wp:docPr id="1818873802" name="Gambar 1"/>
+                  <wp:docPr id="2391033" name="Gambar 1"/>
                   <wp:cNvGraphicFramePr>
                     <a:graphicFrameLocks xmlns:a="http://schemas.openxmlformats.org/drawingml/2006/main" noChangeAspect="1"/>
                   </wp:cNvGraphicFramePr>
@@ -4948,11 +7234,11 @@
                     <a:graphicData uri="http://schemas.openxmlformats.org/drawingml/2006/picture">
                       <pic:pic xmlns:pic="http://schemas.openxmlformats.org/drawingml/2006/picture">
                         <pic:nvPicPr>
-                          <pic:cNvPr id="1818873802" name=""/>
+                          <pic:cNvPr id="2391033" name=""/>
                           <pic:cNvPicPr/>
                         </pic:nvPicPr>
                         <pic:blipFill>
-                          <a:blip r:embed="rId37"/>
+                          <a:blip r:embed="rId46"/>
                           <a:stretch>
                             <a:fillRect/>
                           </a:stretch>
@@ -4960,7 +7246,7 @@
                         <pic:spPr>
                           <a:xfrm>
                             <a:off x="0" y="0"/>
-                            <a:ext cx="2508333" cy="1611656"/>
+                            <a:ext cx="4518414" cy="2467317"/>
                           </a:xfrm>
                           <a:prstGeom prst="rect">
                             <a:avLst/>
@@ -4973,27 +7259,170 @@
               </w:drawing>
             </w:r>
           </w:p>
-          <w:p>
-            <w:pPr>
-              <w:spacing w:before="60" w:line="360" w:lineRule="auto"/>
-              <w:ind w:firstLine="0"/>
-              <w:rPr>
-                <w:rFonts w:eastAsia="Times New Roman" w:cs="Times New Roman"/>
-                <w:szCs w:val="24"/>
-                <w:lang w:val="en-US" w:eastAsia="en-ID"/>
-              </w:rPr>
-            </w:pPr>
-            <w:r>
-              <w:rPr>
-                <w:rFonts w:eastAsia="Times New Roman" w:cs="Times New Roman"/>
-                <w:szCs w:val="24"/>
-                <w:lang w:val="en-US" w:eastAsia="en-ID"/>
+        </w:tc>
+      </w:tr>
+      <w:tr>
+        <w:tc>
+          <w:tcPr>
+            <w:tcW w:w="1129" w:type="dxa"/>
+          </w:tcPr>
+          <w:p>
+            <w:pPr>
+              <w:spacing w:before="60" w:line="360" w:lineRule="auto"/>
+              <w:ind w:firstLine="0"/>
+              <w:jc w:val="center"/>
+              <w:rPr>
+                <w:rFonts w:eastAsia="Times New Roman" w:cs="Times New Roman"/>
+                <w:szCs w:val="24"/>
+                <w:lang w:eastAsia="en-ID"/>
+              </w:rPr>
+            </w:pPr>
+            <w:r>
+              <w:rPr>
+                <w:rFonts w:eastAsia="Times New Roman" w:cs="Times New Roman"/>
+                <w:szCs w:val="24"/>
+                <w:lang w:eastAsia="en-ID"/>
+              </w:rPr>
+              <w:lastRenderedPageBreak/>
+              <w:t>2</w:t>
+            </w:r>
+          </w:p>
+        </w:tc>
+        <w:tc>
+          <w:tcPr>
+            <w:tcW w:w="8499" w:type="dxa"/>
+          </w:tcPr>
+          <w:p>
+            <w:pPr>
+              <w:spacing w:before="60" w:line="360" w:lineRule="auto"/>
+              <w:ind w:firstLine="0"/>
+              <w:rPr>
+                <w:rFonts w:eastAsia="Times New Roman" w:cs="Times New Roman"/>
+                <w:szCs w:val="24"/>
+                <w:lang w:val="en-ID" w:eastAsia="en-ID"/>
+              </w:rPr>
+            </w:pPr>
+            <w:proofErr w:type="spellStart"/>
+            <w:r>
+              <w:rPr>
+                <w:rFonts w:eastAsia="Times New Roman" w:cs="Times New Roman"/>
+                <w:szCs w:val="24"/>
+                <w:lang w:val="en-ID" w:eastAsia="en-ID"/>
+              </w:rPr>
+              <w:t>Tugas</w:t>
+            </w:r>
+            <w:proofErr w:type="spellEnd"/>
+            <w:r>
+              <w:rPr>
+                <w:rFonts w:eastAsia="Times New Roman" w:cs="Times New Roman"/>
+                <w:szCs w:val="24"/>
+                <w:lang w:val="en-ID" w:eastAsia="en-ID"/>
+              </w:rPr>
+              <w:t xml:space="preserve"> 2</w:t>
+            </w:r>
+            <w:r>
+              <w:rPr>
+                <w:rFonts w:eastAsia="Times New Roman" w:cs="Times New Roman"/>
+                <w:szCs w:val="24"/>
+                <w:lang w:val="en-ID" w:eastAsia="en-ID"/>
+              </w:rPr>
+              <w:t>:</w:t>
+            </w:r>
+          </w:p>
+          <w:p>
+            <w:pPr>
+              <w:spacing w:before="60" w:line="360" w:lineRule="auto"/>
+              <w:ind w:firstLine="0"/>
+              <w:rPr>
+                <w:rFonts w:eastAsia="Times New Roman" w:cs="Times New Roman"/>
+                <w:szCs w:val="24"/>
+                <w:lang w:val="en-ID" w:eastAsia="en-ID"/>
+              </w:rPr>
+            </w:pPr>
+            <w:r>
+              <w:rPr>
+                <w:rFonts w:eastAsia="Times New Roman" w:cs="Times New Roman"/>
+                <w:szCs w:val="24"/>
+                <w:lang w:val="en-ID" w:eastAsia="en-ID"/>
+              </w:rPr>
+              <w:t xml:space="preserve">• Refactor </w:t>
+            </w:r>
+            <w:proofErr w:type="spellStart"/>
+            <w:r>
+              <w:rPr>
+                <w:rFonts w:eastAsia="Times New Roman" w:cs="Times New Roman"/>
+                <w:szCs w:val="24"/>
+                <w:lang w:val="en-ID" w:eastAsia="en-ID"/>
+              </w:rPr>
+              <w:t>halaman</w:t>
+            </w:r>
+            <w:proofErr w:type="spellEnd"/>
+            <w:r>
+              <w:rPr>
+                <w:rFonts w:eastAsia="Times New Roman" w:cs="Times New Roman"/>
+                <w:szCs w:val="24"/>
+                <w:lang w:val="en-ID" w:eastAsia="en-ID"/>
+              </w:rPr>
+              <w:t xml:space="preserve"> </w:t>
+            </w:r>
+            <w:proofErr w:type="spellStart"/>
+            <w:r>
+              <w:rPr>
+                <w:rFonts w:eastAsia="Times New Roman" w:cs="Times New Roman"/>
+                <w:szCs w:val="24"/>
+                <w:lang w:val="en-ID" w:eastAsia="en-ID"/>
+              </w:rPr>
+              <w:t>Produk</w:t>
+            </w:r>
+            <w:proofErr w:type="spellEnd"/>
+            <w:r>
+              <w:rPr>
+                <w:rFonts w:eastAsia="Times New Roman" w:cs="Times New Roman"/>
+                <w:szCs w:val="24"/>
+                <w:lang w:val="en-ID" w:eastAsia="en-ID"/>
+              </w:rPr>
+              <w:t xml:space="preserve"> </w:t>
+            </w:r>
+            <w:proofErr w:type="spellStart"/>
+            <w:r>
+              <w:rPr>
+                <w:rFonts w:eastAsia="Times New Roman" w:cs="Times New Roman"/>
+                <w:szCs w:val="24"/>
+                <w:lang w:val="en-ID" w:eastAsia="en-ID"/>
+              </w:rPr>
+              <w:t>ke</w:t>
+            </w:r>
+            <w:proofErr w:type="spellEnd"/>
+            <w:r>
+              <w:rPr>
+                <w:rFonts w:eastAsia="Times New Roman" w:cs="Times New Roman"/>
+                <w:szCs w:val="24"/>
+                <w:lang w:val="en-ID" w:eastAsia="en-ID"/>
+              </w:rPr>
+              <w:t xml:space="preserve"> folder views</w:t>
+            </w:r>
+          </w:p>
+          <w:p>
+            <w:pPr>
+              <w:spacing w:before="60" w:line="360" w:lineRule="auto"/>
+              <w:ind w:firstLine="0"/>
+              <w:rPr>
+                <w:rFonts w:eastAsia="Times New Roman" w:cs="Times New Roman"/>
+                <w:szCs w:val="24"/>
+                <w:lang w:val="en-ID" w:eastAsia="en-ID"/>
+              </w:rPr>
+            </w:pPr>
+            <w:r>
+              <w:rPr>
+                <w:rFonts w:eastAsia="Times New Roman" w:cs="Times New Roman"/>
+                <w:szCs w:val="24"/>
+                <w:lang w:val="en-ID" w:eastAsia="en-ID"/>
               </w:rPr>
               <w:drawing>
-                <wp:inline distT="0" distB="0" distL="0" distR="0" wp14:anchorId="693072E8" wp14:editId="06F25D77">
-                  <wp:extent cx="2452540" cy="1409700"/>
-                  <wp:effectExtent l="0" t="0" r="5080" b="0"/>
-                  <wp:docPr id="1783477520" name="Gambar 1"/>
+                <wp:inline distT="0" distB="0" distL="0" distR="0" wp14:anchorId="7C96AD61" wp14:editId="4AB664CA">
+                  <wp:extent cx="1479550" cy="996556"/>
+                  <wp:effectExtent l="0" t="0" r="6350" b="0"/>
+                  <wp:docPr id="819934702" name="Gambar 1"/>
                   <wp:cNvGraphicFramePr>
                     <a:graphicFrameLocks xmlns:a="http://schemas.openxmlformats.org/drawingml/2006/main" noChangeAspect="1"/>
                   </wp:cNvGraphicFramePr>
@@ -5001,11 +7430,11 @@
                     <a:graphicData uri="http://schemas.openxmlformats.org/drawingml/2006/picture">
                       <pic:pic xmlns:pic="http://schemas.openxmlformats.org/drawingml/2006/picture">
                         <pic:nvPicPr>
-                          <pic:cNvPr id="1783477520" name=""/>
+                          <pic:cNvPr id="819934702" name=""/>
                           <pic:cNvPicPr/>
                         </pic:nvPicPr>
                         <pic:blipFill>
-                          <a:blip r:embed="rId38"/>
+                          <a:blip r:embed="rId47"/>
                           <a:stretch>
                             <a:fillRect/>
                           </a:stretch>
@@ -5013,7 +7442,7 @@
                         <pic:spPr>
                           <a:xfrm>
                             <a:off x="0" y="0"/>
-                            <a:ext cx="2455587" cy="1411452"/>
+                            <a:ext cx="1484216" cy="999699"/>
                           </a:xfrm>
                           <a:prstGeom prst="rect">
                             <a:avLst/>
@@ -5025,6 +7454,357 @@
                 </wp:inline>
               </w:drawing>
             </w:r>
+          </w:p>
+          <w:p>
+            <w:pPr>
+              <w:spacing w:before="60" w:line="360" w:lineRule="auto"/>
+              <w:ind w:firstLine="0"/>
+              <w:rPr>
+                <w:rFonts w:eastAsia="Times New Roman" w:cs="Times New Roman"/>
+                <w:szCs w:val="24"/>
+                <w:lang w:val="en-ID" w:eastAsia="en-ID"/>
+              </w:rPr>
+            </w:pPr>
+            <w:r>
+              <w:rPr>
+                <w:rFonts w:eastAsia="Times New Roman" w:cs="Times New Roman"/>
+                <w:szCs w:val="24"/>
+                <w:lang w:val="en-ID" w:eastAsia="en-ID"/>
+              </w:rPr>
+              <w:t xml:space="preserve">• </w:t>
+            </w:r>
+            <w:proofErr w:type="spellStart"/>
+            <w:r>
+              <w:rPr>
+                <w:rFonts w:eastAsia="Times New Roman" w:cs="Times New Roman"/>
+                <w:szCs w:val="24"/>
+                <w:lang w:val="en-ID" w:eastAsia="en-ID"/>
+              </w:rPr>
+              <w:t>Pisahkan</w:t>
+            </w:r>
+            <w:proofErr w:type="spellEnd"/>
+            <w:r>
+              <w:rPr>
+                <w:rFonts w:eastAsia="Times New Roman" w:cs="Times New Roman"/>
+                <w:szCs w:val="24"/>
+                <w:lang w:val="en-ID" w:eastAsia="en-ID"/>
+              </w:rPr>
+              <w:t xml:space="preserve"> Hero Section dan Main Section</w:t>
+            </w:r>
+          </w:p>
+          <w:p>
+            <w:pPr>
+              <w:spacing w:before="60" w:line="360" w:lineRule="auto"/>
+              <w:ind w:firstLine="0"/>
+              <w:rPr>
+                <w:rFonts w:eastAsia="Times New Roman" w:cs="Times New Roman"/>
+                <w:szCs w:val="24"/>
+                <w:lang w:eastAsia="en-ID"/>
+              </w:rPr>
+            </w:pPr>
+            <w:r>
+              <w:rPr>
+                <w:rFonts w:eastAsia="Times New Roman" w:cs="Times New Roman"/>
+                <w:szCs w:val="24"/>
+                <w:lang w:eastAsia="en-ID"/>
+              </w:rPr>
+              <w:drawing>
+                <wp:inline distT="0" distB="0" distL="0" distR="0" wp14:anchorId="0C38056D" wp14:editId="735B7325">
+                  <wp:extent cx="2755900" cy="1685880"/>
+                  <wp:effectExtent l="0" t="0" r="6350" b="0"/>
+                  <wp:docPr id="583199959" name="Gambar 1"/>
+                  <wp:cNvGraphicFramePr>
+                    <a:graphicFrameLocks xmlns:a="http://schemas.openxmlformats.org/drawingml/2006/main" noChangeAspect="1"/>
+                  </wp:cNvGraphicFramePr>
+                  <a:graphic xmlns:a="http://schemas.openxmlformats.org/drawingml/2006/main">
+                    <a:graphicData uri="http://schemas.openxmlformats.org/drawingml/2006/picture">
+                      <pic:pic xmlns:pic="http://schemas.openxmlformats.org/drawingml/2006/picture">
+                        <pic:nvPicPr>
+                          <pic:cNvPr id="583199959" name=""/>
+                          <pic:cNvPicPr/>
+                        </pic:nvPicPr>
+                        <pic:blipFill>
+                          <a:blip r:embed="rId48"/>
+                          <a:stretch>
+                            <a:fillRect/>
+                          </a:stretch>
+                        </pic:blipFill>
+                        <pic:spPr>
+                          <a:xfrm>
+                            <a:off x="0" y="0"/>
+                            <a:ext cx="2757568" cy="1686900"/>
+                          </a:xfrm>
+                          <a:prstGeom prst="rect">
+                            <a:avLst/>
+                          </a:prstGeom>
+                        </pic:spPr>
+                      </pic:pic>
+                    </a:graphicData>
+                  </a:graphic>
+                </wp:inline>
+              </w:drawing>
+            </w:r>
+          </w:p>
+        </w:tc>
+      </w:tr>
+      <w:tr>
+        <w:tc>
+          <w:tcPr>
+            <w:tcW w:w="1129" w:type="dxa"/>
+          </w:tcPr>
+          <w:p>
+            <w:pPr>
+              <w:spacing w:before="60" w:line="360" w:lineRule="auto"/>
+              <w:ind w:firstLine="0"/>
+              <w:jc w:val="center"/>
+              <w:rPr>
+                <w:rFonts w:eastAsia="Times New Roman" w:cs="Times New Roman"/>
+                <w:szCs w:val="24"/>
+                <w:lang w:eastAsia="en-ID"/>
+              </w:rPr>
+            </w:pPr>
+            <w:r>
+              <w:rPr>
+                <w:rFonts w:eastAsia="Times New Roman" w:cs="Times New Roman"/>
+                <w:szCs w:val="24"/>
+                <w:lang w:eastAsia="en-ID"/>
+              </w:rPr>
+              <w:t>3</w:t>
+            </w:r>
+          </w:p>
+        </w:tc>
+        <w:tc>
+          <w:tcPr>
+            <w:tcW w:w="8499" w:type="dxa"/>
+          </w:tcPr>
+          <w:p>
+            <w:pPr>
+              <w:spacing w:before="60" w:line="360" w:lineRule="auto"/>
+              <w:ind w:firstLine="0"/>
+              <w:rPr>
+                <w:rFonts w:eastAsia="Times New Roman" w:cs="Times New Roman"/>
+                <w:szCs w:val="24"/>
+                <w:lang w:val="en-ID" w:eastAsia="en-ID"/>
+              </w:rPr>
+            </w:pPr>
+            <w:proofErr w:type="spellStart"/>
+            <w:r>
+              <w:rPr>
+                <w:rFonts w:eastAsia="Times New Roman" w:cs="Times New Roman"/>
+                <w:szCs w:val="24"/>
+                <w:lang w:val="en-ID" w:eastAsia="en-ID"/>
+              </w:rPr>
+              <w:t>Tugas</w:t>
+            </w:r>
+            <w:proofErr w:type="spellEnd"/>
+            <w:r>
+              <w:rPr>
+                <w:rFonts w:eastAsia="Times New Roman" w:cs="Times New Roman"/>
+                <w:szCs w:val="24"/>
+                <w:lang w:val="en-ID" w:eastAsia="en-ID"/>
+              </w:rPr>
+              <w:t xml:space="preserve"> 3</w:t>
+            </w:r>
+            <w:r>
+              <w:rPr>
+                <w:rFonts w:eastAsia="Times New Roman" w:cs="Times New Roman"/>
+                <w:szCs w:val="24"/>
+                <w:lang w:val="en-ID" w:eastAsia="en-ID"/>
+              </w:rPr>
+              <w:t>:</w:t>
+            </w:r>
+          </w:p>
+          <w:p>
+            <w:pPr>
+              <w:spacing w:before="60" w:line="360" w:lineRule="auto"/>
+              <w:ind w:firstLine="0"/>
+              <w:rPr>
+                <w:rFonts w:eastAsia="Times New Roman" w:cs="Times New Roman"/>
+                <w:szCs w:val="24"/>
+                <w:lang w:val="en-ID" w:eastAsia="en-ID"/>
+              </w:rPr>
+            </w:pPr>
+            <w:r>
+              <w:rPr>
+                <w:rFonts w:eastAsia="Times New Roman" w:cs="Times New Roman"/>
+                <w:szCs w:val="24"/>
+                <w:lang w:val="en-ID" w:eastAsia="en-ID"/>
+              </w:rPr>
+              <w:t xml:space="preserve">• </w:t>
+            </w:r>
+            <w:proofErr w:type="spellStart"/>
+            <w:r>
+              <w:rPr>
+                <w:rFonts w:eastAsia="Times New Roman" w:cs="Times New Roman"/>
+                <w:szCs w:val="24"/>
+                <w:lang w:val="en-ID" w:eastAsia="en-ID"/>
+              </w:rPr>
+              <w:t>Terapkan</w:t>
+            </w:r>
+            <w:proofErr w:type="spellEnd"/>
+            <w:r>
+              <w:rPr>
+                <w:rFonts w:eastAsia="Times New Roman" w:cs="Times New Roman"/>
+                <w:szCs w:val="24"/>
+                <w:lang w:val="en-ID" w:eastAsia="en-ID"/>
+              </w:rPr>
+              <w:t xml:space="preserve"> Tailwind CSS </w:t>
+            </w:r>
+          </w:p>
+          <w:p>
+            <w:pPr>
+              <w:spacing w:before="60" w:line="360" w:lineRule="auto"/>
+              <w:ind w:firstLine="0"/>
+              <w:rPr>
+                <w:rFonts w:eastAsia="Times New Roman" w:cs="Times New Roman"/>
+                <w:szCs w:val="24"/>
+                <w:lang w:val="en-ID" w:eastAsia="en-ID"/>
+              </w:rPr>
+            </w:pPr>
+            <w:r>
+              <w:rPr>
+                <w:rFonts w:eastAsia="Times New Roman" w:cs="Times New Roman"/>
+                <w:szCs w:val="24"/>
+                <w:lang w:val="en-ID" w:eastAsia="en-ID"/>
+              </w:rPr>
+              <w:t xml:space="preserve">• </w:t>
+            </w:r>
+            <w:proofErr w:type="spellStart"/>
+            <w:r>
+              <w:rPr>
+                <w:rFonts w:eastAsia="Times New Roman" w:cs="Times New Roman"/>
+                <w:szCs w:val="24"/>
+                <w:lang w:val="en-ID" w:eastAsia="en-ID"/>
+              </w:rPr>
+              <w:t>Gunakan</w:t>
+            </w:r>
+            <w:proofErr w:type="spellEnd"/>
+            <w:r>
+              <w:rPr>
+                <w:rFonts w:eastAsia="Times New Roman" w:cs="Times New Roman"/>
+                <w:szCs w:val="24"/>
+                <w:lang w:val="en-ID" w:eastAsia="en-ID"/>
+              </w:rPr>
+              <w:t xml:space="preserve"> minimal 5 utility class</w:t>
+            </w:r>
+          </w:p>
+          <w:p>
+            <w:pPr>
+              <w:spacing w:before="60" w:line="360" w:lineRule="auto"/>
+              <w:ind w:firstLine="0"/>
+              <w:rPr>
+                <w:rFonts w:eastAsia="Times New Roman" w:cs="Times New Roman"/>
+                <w:szCs w:val="24"/>
+                <w:lang w:eastAsia="en-ID"/>
+              </w:rPr>
+            </w:pPr>
+            <w:r>
+              <w:rPr>
+                <w:rFonts w:eastAsia="Times New Roman" w:cs="Times New Roman"/>
+                <w:szCs w:val="24"/>
+                <w:lang w:eastAsia="en-ID"/>
+              </w:rPr>
+              <w:drawing>
+                <wp:inline distT="0" distB="0" distL="0" distR="0" wp14:anchorId="490FE7D3" wp14:editId="01CE3525">
+                  <wp:extent cx="2895600" cy="2376469"/>
+                  <wp:effectExtent l="0" t="0" r="0" b="5080"/>
+                  <wp:docPr id="691141926" name="Gambar 1"/>
+                  <wp:cNvGraphicFramePr>
+                    <a:graphicFrameLocks xmlns:a="http://schemas.openxmlformats.org/drawingml/2006/main" noChangeAspect="1"/>
+                  </wp:cNvGraphicFramePr>
+                  <a:graphic xmlns:a="http://schemas.openxmlformats.org/drawingml/2006/main">
+                    <a:graphicData uri="http://schemas.openxmlformats.org/drawingml/2006/picture">
+                      <pic:pic xmlns:pic="http://schemas.openxmlformats.org/drawingml/2006/picture">
+                        <pic:nvPicPr>
+                          <pic:cNvPr id="691141926" name=""/>
+                          <pic:cNvPicPr/>
+                        </pic:nvPicPr>
+                        <pic:blipFill>
+                          <a:blip r:embed="rId49"/>
+                          <a:stretch>
+                            <a:fillRect/>
+                          </a:stretch>
+                        </pic:blipFill>
+                        <pic:spPr>
+                          <a:xfrm>
+                            <a:off x="0" y="0"/>
+                            <a:ext cx="2899163" cy="2379393"/>
+                          </a:xfrm>
+                          <a:prstGeom prst="rect">
+                            <a:avLst/>
+                          </a:prstGeom>
+                        </pic:spPr>
+                      </pic:pic>
+                    </a:graphicData>
+                  </a:graphic>
+                </wp:inline>
+              </w:drawing>
+            </w:r>
+          </w:p>
+          <w:p>
+            <w:pPr>
+              <w:spacing w:before="60" w:line="360" w:lineRule="auto"/>
+              <w:ind w:firstLine="0"/>
+              <w:rPr>
+                <w:rFonts w:eastAsia="Times New Roman" w:cs="Times New Roman"/>
+                <w:szCs w:val="24"/>
+                <w:lang w:eastAsia="en-ID"/>
+              </w:rPr>
+            </w:pPr>
+            <w:r>
+              <w:rPr>
+                <w:rFonts w:eastAsia="Times New Roman" w:cs="Times New Roman"/>
+                <w:szCs w:val="24"/>
+                <w:lang w:eastAsia="en-ID"/>
+              </w:rPr>
+              <w:t xml:space="preserve">Menggunakan banyak </w:t>
+            </w:r>
+            <w:proofErr w:type="spellStart"/>
+            <w:r>
+              <w:rPr>
+                <w:rFonts w:eastAsia="Times New Roman" w:cs="Times New Roman"/>
+                <w:szCs w:val="24"/>
+                <w:lang w:eastAsia="en-ID"/>
+              </w:rPr>
+              <w:t>utility</w:t>
+            </w:r>
+            <w:proofErr w:type="spellEnd"/>
+            <w:r>
+              <w:rPr>
+                <w:rFonts w:eastAsia="Times New Roman" w:cs="Times New Roman"/>
+                <w:szCs w:val="24"/>
+                <w:lang w:eastAsia="en-ID"/>
+              </w:rPr>
+              <w:t xml:space="preserve"> </w:t>
+            </w:r>
+            <w:proofErr w:type="spellStart"/>
+            <w:r>
+              <w:rPr>
+                <w:rFonts w:eastAsia="Times New Roman" w:cs="Times New Roman"/>
+                <w:szCs w:val="24"/>
+                <w:lang w:eastAsia="en-ID"/>
+              </w:rPr>
+              <w:t>class</w:t>
+            </w:r>
+            <w:proofErr w:type="spellEnd"/>
+            <w:r>
+              <w:rPr>
+                <w:rFonts w:eastAsia="Times New Roman" w:cs="Times New Roman"/>
+                <w:szCs w:val="24"/>
+                <w:lang w:eastAsia="en-ID"/>
+              </w:rPr>
+              <w:t xml:space="preserve"> </w:t>
+            </w:r>
+            <w:proofErr w:type="spellStart"/>
+            <w:r>
+              <w:rPr>
+                <w:rFonts w:eastAsia="Times New Roman" w:cs="Times New Roman"/>
+                <w:szCs w:val="24"/>
+                <w:lang w:eastAsia="en-ID"/>
+              </w:rPr>
+              <w:t>Tailwind</w:t>
+            </w:r>
+            <w:proofErr w:type="spellEnd"/>
           </w:p>
         </w:tc>
       </w:tr>
@@ -5058,6 +7838,21 @@
           <w14:ligatures w14:val="none"/>
         </w:rPr>
       </w:pPr>
+    </w:p>
+    <w:p>
+      <w:pPr>
+        <w:spacing w:before="60" w:line="360" w:lineRule="auto"/>
+        <w:ind w:firstLine="0"/>
+        <w:rPr>
+          <w:rFonts w:eastAsia="Times New Roman" w:cs="Times New Roman"/>
+          <w:b/>
+          <w:bCs/>
+          <w:kern w:val="0"/>
+          <w:szCs w:val="24"/>
+          <w:lang w:eastAsia="en-ID"/>
+          <w14:ligatures w14:val="none"/>
+        </w:rPr>
+      </w:pPr>
       <w:r>
         <w:rPr>
           <w:rFonts w:eastAsia="Times New Roman" w:cs="Times New Roman"/>
@@ -5068,7 +7863,8 @@
           <w:lang w:eastAsia="en-ID"/>
           <w14:ligatures w14:val="none"/>
         </w:rPr>
-        <w:t xml:space="preserve">Tugas </w:t>
+        <w:lastRenderedPageBreak/>
+        <w:t>F</w:t>
       </w:r>
       <w:r>
         <w:rPr>
@@ -5080,8 +7876,48 @@
           <w:lang w:eastAsia="en-ID"/>
           <w14:ligatures w14:val="none"/>
         </w:rPr>
-        <w:t>3</w:t>
+        <w:t xml:space="preserve">. </w:t>
       </w:r>
+      <w:proofErr w:type="spellStart"/>
+      <w:r>
+        <w:rPr>
+          <w:rFonts w:eastAsia="Times New Roman" w:cs="Times New Roman"/>
+          <w:b/>
+          <w:bCs/>
+          <w:kern w:val="0"/>
+          <w:szCs w:val="24"/>
+          <w:lang w:eastAsia="en-ID"/>
+          <w14:ligatures w14:val="none"/>
+        </w:rPr>
+        <w:t>Pertanyaan</w:t>
+      </w:r>
+      <w:proofErr w:type="spellEnd"/>
+      <w:r>
+        <w:rPr>
+          <w:rFonts w:eastAsia="Times New Roman" w:cs="Times New Roman"/>
+          <w:b/>
+          <w:bCs/>
+          <w:kern w:val="0"/>
+          <w:szCs w:val="24"/>
+          <w:lang w:eastAsia="en-ID"/>
+          <w14:ligatures w14:val="none"/>
+        </w:rPr>
+        <w:t xml:space="preserve"> </w:t>
+      </w:r>
+      <w:proofErr w:type="spellStart"/>
+      <w:r>
+        <w:rPr>
+          <w:rFonts w:eastAsia="Times New Roman" w:cs="Times New Roman"/>
+          <w:b/>
+          <w:bCs/>
+          <w:kern w:val="0"/>
+          <w:szCs w:val="24"/>
+          <w:lang w:eastAsia="en-ID"/>
+          <w14:ligatures w14:val="none"/>
+        </w:rPr>
+        <w:t>Refleksi</w:t>
+      </w:r>
+      <w:proofErr w:type="spellEnd"/>
     </w:p>
     <w:tbl>
       <w:tblPr>
@@ -5199,7 +8035,61 @@
                 <w:szCs w:val="24"/>
                 <w:lang w:val="en-ID" w:eastAsia="en-ID"/>
               </w:rPr>
-              <w:t>Terapkan redirect otomatis ke login jika user belum login.</w:t>
+              <w:t xml:space="preserve">Kapan </w:t>
+            </w:r>
+            <w:proofErr w:type="spellStart"/>
+            <w:r>
+              <w:rPr>
+                <w:rFonts w:eastAsia="Times New Roman" w:cs="Times New Roman"/>
+                <w:szCs w:val="24"/>
+                <w:lang w:val="en-ID" w:eastAsia="en-ID"/>
+              </w:rPr>
+              <w:t>sebaiknya</w:t>
+            </w:r>
+            <w:proofErr w:type="spellEnd"/>
+            <w:r>
+              <w:rPr>
+                <w:rFonts w:eastAsia="Times New Roman" w:cs="Times New Roman"/>
+                <w:szCs w:val="24"/>
+                <w:lang w:val="en-ID" w:eastAsia="en-ID"/>
+              </w:rPr>
+              <w:t xml:space="preserve"> </w:t>
+            </w:r>
+            <w:proofErr w:type="spellStart"/>
+            <w:r>
+              <w:rPr>
+                <w:rFonts w:eastAsia="Times New Roman" w:cs="Times New Roman"/>
+                <w:szCs w:val="24"/>
+                <w:lang w:val="en-ID" w:eastAsia="en-ID"/>
+              </w:rPr>
+              <w:t>menggunakan</w:t>
+            </w:r>
+            <w:proofErr w:type="spellEnd"/>
+            <w:r>
+              <w:rPr>
+                <w:rFonts w:eastAsia="Times New Roman" w:cs="Times New Roman"/>
+                <w:szCs w:val="24"/>
+                <w:lang w:val="en-ID" w:eastAsia="en-ID"/>
+              </w:rPr>
+              <w:t xml:space="preserve"> CSS Module </w:t>
+            </w:r>
+            <w:proofErr w:type="spellStart"/>
+            <w:r>
+              <w:rPr>
+                <w:rFonts w:eastAsia="Times New Roman" w:cs="Times New Roman"/>
+                <w:szCs w:val="24"/>
+                <w:lang w:val="en-ID" w:eastAsia="en-ID"/>
+              </w:rPr>
+              <w:t>dibanding</w:t>
+            </w:r>
+            <w:proofErr w:type="spellEnd"/>
+            <w:r>
+              <w:rPr>
+                <w:rFonts w:eastAsia="Times New Roman" w:cs="Times New Roman"/>
+                <w:szCs w:val="24"/>
+                <w:lang w:val="en-ID" w:eastAsia="en-ID"/>
+              </w:rPr>
+              <w:t xml:space="preserve"> Global CSS?</w:t>
             </w:r>
           </w:p>
           <w:p>
@@ -5216,116 +8106,833 @@
               <w:rPr>
                 <w:rFonts w:eastAsia="Times New Roman" w:cs="Times New Roman"/>
                 <w:szCs w:val="24"/>
-                <w:lang w:val="en-US" w:eastAsia="en-ID"/>
-              </w:rPr>
-              <w:lastRenderedPageBreak/>
-              <w:drawing>
-                <wp:inline distT="0" distB="0" distL="0" distR="0" wp14:anchorId="499C140B" wp14:editId="5B244A84">
-                  <wp:extent cx="2635792" cy="1003300"/>
-                  <wp:effectExtent l="0" t="0" r="0" b="6350"/>
-                  <wp:docPr id="778615894" name="Gambar 1"/>
-                  <wp:cNvGraphicFramePr>
-                    <a:graphicFrameLocks xmlns:a="http://schemas.openxmlformats.org/drawingml/2006/main" noChangeAspect="1"/>
-                  </wp:cNvGraphicFramePr>
-                  <a:graphic xmlns:a="http://schemas.openxmlformats.org/drawingml/2006/main">
-                    <a:graphicData uri="http://schemas.openxmlformats.org/drawingml/2006/picture">
-                      <pic:pic xmlns:pic="http://schemas.openxmlformats.org/drawingml/2006/picture">
-                        <pic:nvPicPr>
-                          <pic:cNvPr id="778615894" name=""/>
-                          <pic:cNvPicPr/>
-                        </pic:nvPicPr>
-                        <pic:blipFill>
-                          <a:blip r:embed="rId39"/>
-                          <a:stretch>
-                            <a:fillRect/>
-                          </a:stretch>
-                        </pic:blipFill>
-                        <pic:spPr>
-                          <a:xfrm>
-                            <a:off x="0" y="0"/>
-                            <a:ext cx="2648950" cy="1008308"/>
-                          </a:xfrm>
-                          <a:prstGeom prst="rect">
-                            <a:avLst/>
-                          </a:prstGeom>
-                        </pic:spPr>
-                      </pic:pic>
-                    </a:graphicData>
-                  </a:graphic>
-                </wp:inline>
-              </w:drawing>
-            </w:r>
-          </w:p>
-          <w:p>
-            <w:pPr>
-              <w:spacing w:before="60" w:line="360" w:lineRule="auto"/>
-              <w:ind w:firstLine="0"/>
-              <w:rPr>
-                <w:rFonts w:eastAsia="Times New Roman" w:cs="Times New Roman"/>
-                <w:szCs w:val="24"/>
-                <w:lang w:val="en-US" w:eastAsia="en-ID"/>
-              </w:rPr>
-            </w:pPr>
-            <w:r>
-              <w:rPr>
-                <w:rFonts w:eastAsia="Times New Roman" w:cs="Times New Roman"/>
-                <w:szCs w:val="24"/>
-                <w:lang w:val="en-US" w:eastAsia="en-ID"/>
-              </w:rPr>
-              <w:drawing>
-                <wp:inline distT="0" distB="0" distL="0" distR="0" wp14:anchorId="39572525" wp14:editId="1E0C4DA2">
-                  <wp:extent cx="2635250" cy="1153237"/>
-                  <wp:effectExtent l="0" t="0" r="0" b="8890"/>
-                  <wp:docPr id="1973533787" name="Gambar 1"/>
-                  <wp:cNvGraphicFramePr>
-                    <a:graphicFrameLocks xmlns:a="http://schemas.openxmlformats.org/drawingml/2006/main" noChangeAspect="1"/>
-                  </wp:cNvGraphicFramePr>
-                  <a:graphic xmlns:a="http://schemas.openxmlformats.org/drawingml/2006/main">
-                    <a:graphicData uri="http://schemas.openxmlformats.org/drawingml/2006/picture">
-                      <pic:pic xmlns:pic="http://schemas.openxmlformats.org/drawingml/2006/picture">
-                        <pic:nvPicPr>
-                          <pic:cNvPr id="1973533787" name=""/>
-                          <pic:cNvPicPr/>
-                        </pic:nvPicPr>
-                        <pic:blipFill>
-                          <a:blip r:embed="rId40"/>
-                          <a:stretch>
-                            <a:fillRect/>
-                          </a:stretch>
-                        </pic:blipFill>
-                        <pic:spPr>
-                          <a:xfrm>
-                            <a:off x="0" y="0"/>
-                            <a:ext cx="2644894" cy="1157457"/>
-                          </a:xfrm>
-                          <a:prstGeom prst="rect">
-                            <a:avLst/>
-                          </a:prstGeom>
-                        </pic:spPr>
-                      </pic:pic>
-                    </a:graphicData>
-                  </a:graphic>
-                </wp:inline>
-              </w:drawing>
-            </w:r>
-          </w:p>
-          <w:p>
-            <w:pPr>
-              <w:spacing w:before="60" w:line="360" w:lineRule="auto"/>
-              <w:ind w:firstLine="0"/>
-              <w:rPr>
-                <w:rFonts w:eastAsia="Times New Roman" w:cs="Times New Roman"/>
-                <w:szCs w:val="24"/>
-                <w:lang w:val="en-US" w:eastAsia="en-ID"/>
-              </w:rPr>
-            </w:pPr>
-            <w:r>
-              <w:rPr>
-                <w:rFonts w:eastAsia="Times New Roman" w:cs="Times New Roman"/>
-                <w:szCs w:val="24"/>
-                <w:lang w:val="en-US" w:eastAsia="en-ID"/>
-              </w:rPr>
-              <w:t>Berhasil mengarahkan Ketika belum login dan langsung ke produk maka akan diarahkan ke login</w:t>
+                <w:lang w:val="en-ID" w:eastAsia="en-ID"/>
+              </w:rPr>
+              <w:t xml:space="preserve">Saat </w:t>
+            </w:r>
+            <w:proofErr w:type="spellStart"/>
+            <w:r>
+              <w:rPr>
+                <w:rFonts w:eastAsia="Times New Roman" w:cs="Times New Roman"/>
+                <w:szCs w:val="24"/>
+                <w:lang w:val="en-ID" w:eastAsia="en-ID"/>
+              </w:rPr>
+              <w:t>ingin</w:t>
+            </w:r>
+            <w:proofErr w:type="spellEnd"/>
+            <w:r>
+              <w:rPr>
+                <w:rFonts w:eastAsia="Times New Roman" w:cs="Times New Roman"/>
+                <w:szCs w:val="24"/>
+                <w:lang w:val="en-ID" w:eastAsia="en-ID"/>
+              </w:rPr>
+              <w:t xml:space="preserve"> styling </w:t>
+            </w:r>
+            <w:proofErr w:type="spellStart"/>
+            <w:r>
+              <w:rPr>
+                <w:rFonts w:eastAsia="Times New Roman" w:cs="Times New Roman"/>
+                <w:szCs w:val="24"/>
+                <w:lang w:val="en-ID" w:eastAsia="en-ID"/>
+              </w:rPr>
+              <w:t>khusus</w:t>
+            </w:r>
+            <w:proofErr w:type="spellEnd"/>
+            <w:r>
+              <w:rPr>
+                <w:rFonts w:eastAsia="Times New Roman" w:cs="Times New Roman"/>
+                <w:szCs w:val="24"/>
+                <w:lang w:val="en-ID" w:eastAsia="en-ID"/>
+              </w:rPr>
+              <w:t xml:space="preserve"> per </w:t>
+            </w:r>
+            <w:proofErr w:type="spellStart"/>
+            <w:r>
+              <w:rPr>
+                <w:rFonts w:eastAsia="Times New Roman" w:cs="Times New Roman"/>
+                <w:szCs w:val="24"/>
+                <w:lang w:val="en-ID" w:eastAsia="en-ID"/>
+              </w:rPr>
+              <w:t>komponen</w:t>
+            </w:r>
+            <w:proofErr w:type="spellEnd"/>
+            <w:r>
+              <w:rPr>
+                <w:rFonts w:eastAsia="Times New Roman" w:cs="Times New Roman"/>
+                <w:szCs w:val="24"/>
+                <w:lang w:val="en-ID" w:eastAsia="en-ID"/>
+              </w:rPr>
+              <w:t xml:space="preserve"> agar </w:t>
+            </w:r>
+            <w:proofErr w:type="spellStart"/>
+            <w:r>
+              <w:rPr>
+                <w:rFonts w:eastAsia="Times New Roman" w:cs="Times New Roman"/>
+                <w:szCs w:val="24"/>
+                <w:lang w:val="en-ID" w:eastAsia="en-ID"/>
+              </w:rPr>
+              <w:t>tidak</w:t>
+            </w:r>
+            <w:proofErr w:type="spellEnd"/>
+            <w:r>
+              <w:rPr>
+                <w:rFonts w:eastAsia="Times New Roman" w:cs="Times New Roman"/>
+                <w:szCs w:val="24"/>
+                <w:lang w:val="en-ID" w:eastAsia="en-ID"/>
+              </w:rPr>
+              <w:t xml:space="preserve"> </w:t>
+            </w:r>
+            <w:proofErr w:type="spellStart"/>
+            <w:r>
+              <w:rPr>
+                <w:rFonts w:eastAsia="Times New Roman" w:cs="Times New Roman"/>
+                <w:szCs w:val="24"/>
+                <w:lang w:val="en-ID" w:eastAsia="en-ID"/>
+              </w:rPr>
+              <w:t>bentrok</w:t>
+            </w:r>
+            <w:proofErr w:type="spellEnd"/>
+            <w:r>
+              <w:rPr>
+                <w:rFonts w:eastAsia="Times New Roman" w:cs="Times New Roman"/>
+                <w:szCs w:val="24"/>
+                <w:lang w:val="en-ID" w:eastAsia="en-ID"/>
+              </w:rPr>
+              <w:t xml:space="preserve"> </w:t>
+            </w:r>
+            <w:proofErr w:type="spellStart"/>
+            <w:r>
+              <w:rPr>
+                <w:rFonts w:eastAsia="Times New Roman" w:cs="Times New Roman"/>
+                <w:szCs w:val="24"/>
+                <w:lang w:val="en-ID" w:eastAsia="en-ID"/>
+              </w:rPr>
+              <w:t>dengan</w:t>
+            </w:r>
+            <w:proofErr w:type="spellEnd"/>
+            <w:r>
+              <w:rPr>
+                <w:rFonts w:eastAsia="Times New Roman" w:cs="Times New Roman"/>
+                <w:szCs w:val="24"/>
+                <w:lang w:val="en-ID" w:eastAsia="en-ID"/>
+              </w:rPr>
+              <w:t xml:space="preserve"> yang lain.</w:t>
+            </w:r>
+          </w:p>
+        </w:tc>
+      </w:tr>
+      <w:tr>
+        <w:tc>
+          <w:tcPr>
+            <w:tcW w:w="1129" w:type="dxa"/>
+          </w:tcPr>
+          <w:p>
+            <w:pPr>
+              <w:spacing w:before="60" w:line="360" w:lineRule="auto"/>
+              <w:ind w:firstLine="0"/>
+              <w:jc w:val="center"/>
+              <w:rPr>
+                <w:rFonts w:eastAsia="Times New Roman" w:cs="Times New Roman"/>
+                <w:szCs w:val="24"/>
+                <w:lang w:eastAsia="en-ID"/>
+              </w:rPr>
+            </w:pPr>
+            <w:r>
+              <w:rPr>
+                <w:rFonts w:eastAsia="Times New Roman" w:cs="Times New Roman"/>
+                <w:szCs w:val="24"/>
+                <w:lang w:eastAsia="en-ID"/>
+              </w:rPr>
+              <w:t>2</w:t>
+            </w:r>
+          </w:p>
+        </w:tc>
+        <w:tc>
+          <w:tcPr>
+            <w:tcW w:w="8499" w:type="dxa"/>
+          </w:tcPr>
+          <w:p>
+            <w:pPr>
+              <w:spacing w:before="60" w:line="360" w:lineRule="auto"/>
+              <w:ind w:firstLine="0"/>
+              <w:rPr>
+                <w:rFonts w:eastAsia="Times New Roman" w:cs="Times New Roman"/>
+                <w:szCs w:val="24"/>
+                <w:lang w:val="en-ID" w:eastAsia="en-ID"/>
+              </w:rPr>
+            </w:pPr>
+            <w:r>
+              <w:rPr>
+                <w:rFonts w:eastAsia="Times New Roman" w:cs="Times New Roman"/>
+                <w:szCs w:val="24"/>
+                <w:lang w:val="en-ID" w:eastAsia="en-ID"/>
+              </w:rPr>
+              <w:t xml:space="preserve">Apa </w:t>
+            </w:r>
+            <w:proofErr w:type="spellStart"/>
+            <w:r>
+              <w:rPr>
+                <w:rFonts w:eastAsia="Times New Roman" w:cs="Times New Roman"/>
+                <w:szCs w:val="24"/>
+                <w:lang w:val="en-ID" w:eastAsia="en-ID"/>
+              </w:rPr>
+              <w:t>kelemahan</w:t>
+            </w:r>
+            <w:proofErr w:type="spellEnd"/>
+            <w:r>
+              <w:rPr>
+                <w:rFonts w:eastAsia="Times New Roman" w:cs="Times New Roman"/>
+                <w:szCs w:val="24"/>
+                <w:lang w:val="en-ID" w:eastAsia="en-ID"/>
+              </w:rPr>
+              <w:t xml:space="preserve"> inline </w:t>
+            </w:r>
+            <w:proofErr w:type="spellStart"/>
+            <w:r>
+              <w:rPr>
+                <w:rFonts w:eastAsia="Times New Roman" w:cs="Times New Roman"/>
+                <w:szCs w:val="24"/>
+                <w:lang w:val="en-ID" w:eastAsia="en-ID"/>
+              </w:rPr>
+              <w:t>stylin</w:t>
+            </w:r>
+            <w:proofErr w:type="spellEnd"/>
+            <w:r>
+              <w:rPr>
+                <w:rFonts w:eastAsia="Times New Roman" w:cs="Times New Roman"/>
+                <w:szCs w:val="24"/>
+                <w:lang w:val="en-ID" w:eastAsia="en-ID"/>
+              </w:rPr>
+              <w:t>?</w:t>
+            </w:r>
+          </w:p>
+          <w:p>
+            <w:pPr>
+              <w:spacing w:before="60" w:line="360" w:lineRule="auto"/>
+              <w:ind w:firstLine="0"/>
+              <w:rPr>
+                <w:rFonts w:eastAsia="Times New Roman" w:cs="Times New Roman"/>
+                <w:szCs w:val="24"/>
+                <w:lang w:eastAsia="en-ID"/>
+              </w:rPr>
+            </w:pPr>
+            <w:r>
+              <w:rPr>
+                <w:rFonts w:eastAsia="Times New Roman" w:cs="Times New Roman"/>
+                <w:szCs w:val="24"/>
+                <w:lang w:val="en-ID" w:eastAsia="en-ID"/>
+              </w:rPr>
+              <w:t xml:space="preserve">Dalam project </w:t>
+            </w:r>
+            <w:proofErr w:type="spellStart"/>
+            <w:r>
+              <w:rPr>
+                <w:rFonts w:eastAsia="Times New Roman" w:cs="Times New Roman"/>
+                <w:szCs w:val="24"/>
+                <w:lang w:val="en-ID" w:eastAsia="en-ID"/>
+              </w:rPr>
+              <w:t>besar</w:t>
+            </w:r>
+            <w:proofErr w:type="spellEnd"/>
+            <w:r>
+              <w:rPr>
+                <w:rFonts w:eastAsia="Times New Roman" w:cs="Times New Roman"/>
+                <w:szCs w:val="24"/>
+                <w:lang w:val="en-ID" w:eastAsia="en-ID"/>
+              </w:rPr>
+              <w:t xml:space="preserve"> sangat </w:t>
+            </w:r>
+            <w:proofErr w:type="spellStart"/>
+            <w:r>
+              <w:rPr>
+                <w:rFonts w:eastAsia="Times New Roman" w:cs="Times New Roman"/>
+                <w:szCs w:val="24"/>
+                <w:lang w:val="en-ID" w:eastAsia="en-ID"/>
+              </w:rPr>
+              <w:t>merepoktkan</w:t>
+            </w:r>
+            <w:proofErr w:type="spellEnd"/>
+            <w:r>
+              <w:rPr>
+                <w:rFonts w:eastAsia="Times New Roman" w:cs="Times New Roman"/>
+                <w:szCs w:val="24"/>
+                <w:lang w:val="en-ID" w:eastAsia="en-ID"/>
+              </w:rPr>
+              <w:t xml:space="preserve"> dan </w:t>
+            </w:r>
+            <w:proofErr w:type="spellStart"/>
+            <w:r>
+              <w:rPr>
+                <w:rFonts w:eastAsia="Times New Roman" w:cs="Times New Roman"/>
+                <w:szCs w:val="24"/>
+                <w:lang w:val="en-ID" w:eastAsia="en-ID"/>
+              </w:rPr>
+              <w:t>tidak</w:t>
+            </w:r>
+            <w:proofErr w:type="spellEnd"/>
+            <w:r>
+              <w:rPr>
+                <w:rFonts w:eastAsia="Times New Roman" w:cs="Times New Roman"/>
+                <w:szCs w:val="24"/>
+                <w:lang w:val="en-ID" w:eastAsia="en-ID"/>
+              </w:rPr>
+              <w:t xml:space="preserve"> </w:t>
+            </w:r>
+            <w:proofErr w:type="spellStart"/>
+            <w:r>
+              <w:rPr>
+                <w:rFonts w:eastAsia="Times New Roman" w:cs="Times New Roman"/>
+                <w:szCs w:val="24"/>
+                <w:lang w:val="en-ID" w:eastAsia="en-ID"/>
+              </w:rPr>
+              <w:t>efisien</w:t>
+            </w:r>
+            <w:proofErr w:type="spellEnd"/>
+          </w:p>
+        </w:tc>
+      </w:tr>
+      <w:tr>
+        <w:tc>
+          <w:tcPr>
+            <w:tcW w:w="1129" w:type="dxa"/>
+          </w:tcPr>
+          <w:p>
+            <w:pPr>
+              <w:spacing w:before="60" w:line="360" w:lineRule="auto"/>
+              <w:ind w:firstLine="0"/>
+              <w:jc w:val="center"/>
+              <w:rPr>
+                <w:rFonts w:eastAsia="Times New Roman" w:cs="Times New Roman"/>
+                <w:szCs w:val="24"/>
+                <w:lang w:eastAsia="en-ID"/>
+              </w:rPr>
+            </w:pPr>
+            <w:r>
+              <w:rPr>
+                <w:rFonts w:eastAsia="Times New Roman" w:cs="Times New Roman"/>
+                <w:szCs w:val="24"/>
+                <w:lang w:eastAsia="en-ID"/>
+              </w:rPr>
+              <w:t>3</w:t>
+            </w:r>
+          </w:p>
+        </w:tc>
+        <w:tc>
+          <w:tcPr>
+            <w:tcW w:w="8499" w:type="dxa"/>
+          </w:tcPr>
+          <w:p>
+            <w:pPr>
+              <w:spacing w:before="60" w:line="360" w:lineRule="auto"/>
+              <w:ind w:firstLine="0"/>
+              <w:rPr>
+                <w:rFonts w:eastAsia="Times New Roman" w:cs="Times New Roman"/>
+                <w:szCs w:val="24"/>
+                <w:lang w:val="en-ID" w:eastAsia="en-ID"/>
+              </w:rPr>
+            </w:pPr>
+            <w:proofErr w:type="spellStart"/>
+            <w:r>
+              <w:rPr>
+                <w:rFonts w:eastAsia="Times New Roman" w:cs="Times New Roman"/>
+                <w:szCs w:val="24"/>
+                <w:lang w:val="en-ID" w:eastAsia="en-ID"/>
+              </w:rPr>
+              <w:t>Mengapa</w:t>
+            </w:r>
+            <w:proofErr w:type="spellEnd"/>
+            <w:r>
+              <w:rPr>
+                <w:rFonts w:eastAsia="Times New Roman" w:cs="Times New Roman"/>
+                <w:szCs w:val="24"/>
+                <w:lang w:val="en-ID" w:eastAsia="en-ID"/>
+              </w:rPr>
+              <w:t xml:space="preserve"> SCSS </w:t>
+            </w:r>
+            <w:proofErr w:type="spellStart"/>
+            <w:r>
+              <w:rPr>
+                <w:rFonts w:eastAsia="Times New Roman" w:cs="Times New Roman"/>
+                <w:szCs w:val="24"/>
+                <w:lang w:val="en-ID" w:eastAsia="en-ID"/>
+              </w:rPr>
+              <w:t>cocok</w:t>
+            </w:r>
+            <w:proofErr w:type="spellEnd"/>
+            <w:r>
+              <w:rPr>
+                <w:rFonts w:eastAsia="Times New Roman" w:cs="Times New Roman"/>
+                <w:szCs w:val="24"/>
+                <w:lang w:val="en-ID" w:eastAsia="en-ID"/>
+              </w:rPr>
+              <w:t xml:space="preserve"> </w:t>
+            </w:r>
+            <w:proofErr w:type="spellStart"/>
+            <w:r>
+              <w:rPr>
+                <w:rFonts w:eastAsia="Times New Roman" w:cs="Times New Roman"/>
+                <w:szCs w:val="24"/>
+                <w:lang w:val="en-ID" w:eastAsia="en-ID"/>
+              </w:rPr>
+              <w:t>untuk</w:t>
+            </w:r>
+            <w:proofErr w:type="spellEnd"/>
+            <w:r>
+              <w:rPr>
+                <w:rFonts w:eastAsia="Times New Roman" w:cs="Times New Roman"/>
+                <w:szCs w:val="24"/>
+                <w:lang w:val="en-ID" w:eastAsia="en-ID"/>
+              </w:rPr>
+              <w:t xml:space="preserve"> project </w:t>
+            </w:r>
+            <w:proofErr w:type="spellStart"/>
+            <w:r>
+              <w:rPr>
+                <w:rFonts w:eastAsia="Times New Roman" w:cs="Times New Roman"/>
+                <w:szCs w:val="24"/>
+                <w:lang w:val="en-ID" w:eastAsia="en-ID"/>
+              </w:rPr>
+              <w:t>skala</w:t>
+            </w:r>
+            <w:proofErr w:type="spellEnd"/>
+            <w:r>
+              <w:rPr>
+                <w:rFonts w:eastAsia="Times New Roman" w:cs="Times New Roman"/>
+                <w:szCs w:val="24"/>
+                <w:lang w:val="en-ID" w:eastAsia="en-ID"/>
+              </w:rPr>
+              <w:t xml:space="preserve"> </w:t>
+            </w:r>
+            <w:proofErr w:type="spellStart"/>
+            <w:r>
+              <w:rPr>
+                <w:rFonts w:eastAsia="Times New Roman" w:cs="Times New Roman"/>
+                <w:szCs w:val="24"/>
+                <w:lang w:val="en-ID" w:eastAsia="en-ID"/>
+              </w:rPr>
+              <w:t>besar</w:t>
+            </w:r>
+            <w:proofErr w:type="spellEnd"/>
+            <w:r>
+              <w:rPr>
+                <w:rFonts w:eastAsia="Times New Roman" w:cs="Times New Roman"/>
+                <w:szCs w:val="24"/>
+                <w:lang w:val="en-ID" w:eastAsia="en-ID"/>
+              </w:rPr>
+              <w:t>?</w:t>
+            </w:r>
+          </w:p>
+          <w:p>
+            <w:pPr>
+              <w:spacing w:before="60" w:line="360" w:lineRule="auto"/>
+              <w:ind w:firstLine="0"/>
+              <w:rPr>
+                <w:rFonts w:eastAsia="Times New Roman" w:cs="Times New Roman"/>
+                <w:szCs w:val="24"/>
+                <w:lang w:eastAsia="en-ID"/>
+              </w:rPr>
+            </w:pPr>
+            <w:r>
+              <w:rPr>
+                <w:rFonts w:eastAsia="Times New Roman" w:cs="Times New Roman"/>
+                <w:szCs w:val="24"/>
+                <w:lang w:val="en-ID" w:eastAsia="en-ID"/>
+              </w:rPr>
+              <w:t xml:space="preserve">Punya </w:t>
+            </w:r>
+            <w:proofErr w:type="spellStart"/>
+            <w:r>
+              <w:rPr>
+                <w:rFonts w:eastAsia="Times New Roman" w:cs="Times New Roman"/>
+                <w:szCs w:val="24"/>
+                <w:lang w:val="en-ID" w:eastAsia="en-ID"/>
+              </w:rPr>
+              <w:t>banyak</w:t>
+            </w:r>
+            <w:proofErr w:type="spellEnd"/>
+            <w:r>
+              <w:rPr>
+                <w:rFonts w:eastAsia="Times New Roman" w:cs="Times New Roman"/>
+                <w:szCs w:val="24"/>
+                <w:lang w:val="en-ID" w:eastAsia="en-ID"/>
+              </w:rPr>
+              <w:t xml:space="preserve"> </w:t>
+            </w:r>
+            <w:proofErr w:type="spellStart"/>
+            <w:r>
+              <w:rPr>
+                <w:rFonts w:eastAsia="Times New Roman" w:cs="Times New Roman"/>
+                <w:szCs w:val="24"/>
+                <w:lang w:val="en-ID" w:eastAsia="en-ID"/>
+              </w:rPr>
+              <w:t>fitur</w:t>
+            </w:r>
+            <w:proofErr w:type="spellEnd"/>
+            <w:r>
+              <w:rPr>
+                <w:rFonts w:eastAsia="Times New Roman" w:cs="Times New Roman"/>
+                <w:szCs w:val="24"/>
+                <w:lang w:val="en-ID" w:eastAsia="en-ID"/>
+              </w:rPr>
+              <w:t xml:space="preserve"> yang </w:t>
+            </w:r>
+            <w:proofErr w:type="spellStart"/>
+            <w:r>
+              <w:rPr>
+                <w:rFonts w:eastAsia="Times New Roman" w:cs="Times New Roman"/>
+                <w:szCs w:val="24"/>
+                <w:lang w:val="en-ID" w:eastAsia="en-ID"/>
+              </w:rPr>
+              <w:t>berguna</w:t>
+            </w:r>
+            <w:proofErr w:type="spellEnd"/>
+            <w:r>
+              <w:rPr>
+                <w:rFonts w:eastAsia="Times New Roman" w:cs="Times New Roman"/>
+                <w:szCs w:val="24"/>
+                <w:lang w:val="en-ID" w:eastAsia="en-ID"/>
+              </w:rPr>
+              <w:t xml:space="preserve"> </w:t>
+            </w:r>
+            <w:proofErr w:type="spellStart"/>
+            <w:r>
+              <w:rPr>
+                <w:rFonts w:eastAsia="Times New Roman" w:cs="Times New Roman"/>
+                <w:szCs w:val="24"/>
+                <w:lang w:val="en-ID" w:eastAsia="en-ID"/>
+              </w:rPr>
+              <w:t>untuk</w:t>
+            </w:r>
+            <w:proofErr w:type="spellEnd"/>
+            <w:r>
+              <w:rPr>
+                <w:rFonts w:eastAsia="Times New Roman" w:cs="Times New Roman"/>
+                <w:szCs w:val="24"/>
+                <w:lang w:val="en-ID" w:eastAsia="en-ID"/>
+              </w:rPr>
+              <w:t xml:space="preserve"> </w:t>
+            </w:r>
+            <w:proofErr w:type="spellStart"/>
+            <w:r>
+              <w:rPr>
+                <w:rFonts w:eastAsia="Times New Roman" w:cs="Times New Roman"/>
+                <w:szCs w:val="24"/>
+                <w:lang w:val="en-ID" w:eastAsia="en-ID"/>
+              </w:rPr>
+              <w:t>diterapkan</w:t>
+            </w:r>
+            <w:proofErr w:type="spellEnd"/>
+            <w:r>
+              <w:rPr>
+                <w:rFonts w:eastAsia="Times New Roman" w:cs="Times New Roman"/>
+                <w:szCs w:val="24"/>
+                <w:lang w:val="en-ID" w:eastAsia="en-ID"/>
+              </w:rPr>
+              <w:t xml:space="preserve"> </w:t>
+            </w:r>
+            <w:proofErr w:type="spellStart"/>
+            <w:r>
+              <w:rPr>
+                <w:rFonts w:eastAsia="Times New Roman" w:cs="Times New Roman"/>
+                <w:szCs w:val="24"/>
+                <w:lang w:val="en-ID" w:eastAsia="en-ID"/>
+              </w:rPr>
+              <w:t>dalam</w:t>
+            </w:r>
+            <w:proofErr w:type="spellEnd"/>
+            <w:r>
+              <w:rPr>
+                <w:rFonts w:eastAsia="Times New Roman" w:cs="Times New Roman"/>
+                <w:szCs w:val="24"/>
+                <w:lang w:val="en-ID" w:eastAsia="en-ID"/>
+              </w:rPr>
+              <w:t xml:space="preserve"> CSS</w:t>
+            </w:r>
+          </w:p>
+        </w:tc>
+      </w:tr>
+      <w:tr>
+        <w:tc>
+          <w:tcPr>
+            <w:tcW w:w="1129" w:type="dxa"/>
+          </w:tcPr>
+          <w:p>
+            <w:pPr>
+              <w:spacing w:before="60" w:line="360" w:lineRule="auto"/>
+              <w:ind w:firstLine="0"/>
+              <w:jc w:val="center"/>
+              <w:rPr>
+                <w:rFonts w:eastAsia="Times New Roman" w:cs="Times New Roman"/>
+                <w:szCs w:val="24"/>
+                <w:lang w:eastAsia="en-ID"/>
+              </w:rPr>
+            </w:pPr>
+            <w:r>
+              <w:rPr>
+                <w:rFonts w:eastAsia="Times New Roman" w:cs="Times New Roman"/>
+                <w:szCs w:val="24"/>
+                <w:lang w:eastAsia="en-ID"/>
+              </w:rPr>
+              <w:t>4</w:t>
+            </w:r>
+          </w:p>
+        </w:tc>
+        <w:tc>
+          <w:tcPr>
+            <w:tcW w:w="8499" w:type="dxa"/>
+          </w:tcPr>
+          <w:p>
+            <w:pPr>
+              <w:spacing w:before="60" w:line="360" w:lineRule="auto"/>
+              <w:ind w:firstLine="0"/>
+              <w:rPr>
+                <w:rFonts w:eastAsia="Times New Roman" w:cs="Times New Roman"/>
+                <w:szCs w:val="24"/>
+                <w:lang w:val="en-ID" w:eastAsia="en-ID"/>
+              </w:rPr>
+            </w:pPr>
+            <w:r>
+              <w:rPr>
+                <w:rFonts w:eastAsia="Times New Roman" w:cs="Times New Roman"/>
+                <w:szCs w:val="24"/>
+                <w:lang w:val="en-ID" w:eastAsia="en-ID"/>
+              </w:rPr>
+              <w:t xml:space="preserve">Apa </w:t>
+            </w:r>
+            <w:proofErr w:type="spellStart"/>
+            <w:r>
+              <w:rPr>
+                <w:rFonts w:eastAsia="Times New Roman" w:cs="Times New Roman"/>
+                <w:szCs w:val="24"/>
+                <w:lang w:val="en-ID" w:eastAsia="en-ID"/>
+              </w:rPr>
+              <w:t>keunggulan</w:t>
+            </w:r>
+            <w:proofErr w:type="spellEnd"/>
+            <w:r>
+              <w:rPr>
+                <w:rFonts w:eastAsia="Times New Roman" w:cs="Times New Roman"/>
+                <w:szCs w:val="24"/>
+                <w:lang w:val="en-ID" w:eastAsia="en-ID"/>
+              </w:rPr>
+              <w:t xml:space="preserve"> Tailwind </w:t>
+            </w:r>
+            <w:proofErr w:type="spellStart"/>
+            <w:r>
+              <w:rPr>
+                <w:rFonts w:eastAsia="Times New Roman" w:cs="Times New Roman"/>
+                <w:szCs w:val="24"/>
+                <w:lang w:val="en-ID" w:eastAsia="en-ID"/>
+              </w:rPr>
+              <w:t>dibanding</w:t>
+            </w:r>
+            <w:proofErr w:type="spellEnd"/>
+            <w:r>
+              <w:rPr>
+                <w:rFonts w:eastAsia="Times New Roman" w:cs="Times New Roman"/>
+                <w:szCs w:val="24"/>
+                <w:lang w:val="en-ID" w:eastAsia="en-ID"/>
+              </w:rPr>
+              <w:t xml:space="preserve"> CSS </w:t>
+            </w:r>
+            <w:proofErr w:type="spellStart"/>
+            <w:r>
+              <w:rPr>
+                <w:rFonts w:eastAsia="Times New Roman" w:cs="Times New Roman"/>
+                <w:szCs w:val="24"/>
+                <w:lang w:val="en-ID" w:eastAsia="en-ID"/>
+              </w:rPr>
+              <w:t>tradisional</w:t>
+            </w:r>
+            <w:proofErr w:type="spellEnd"/>
+            <w:r>
+              <w:rPr>
+                <w:rFonts w:eastAsia="Times New Roman" w:cs="Times New Roman"/>
+                <w:szCs w:val="24"/>
+                <w:lang w:val="en-ID" w:eastAsia="en-ID"/>
+              </w:rPr>
+              <w:t>?</w:t>
+            </w:r>
+          </w:p>
+          <w:p>
+            <w:pPr>
+              <w:spacing w:before="60" w:line="360" w:lineRule="auto"/>
+              <w:ind w:firstLine="0"/>
+              <w:rPr>
+                <w:rFonts w:eastAsia="Times New Roman" w:cs="Times New Roman"/>
+                <w:szCs w:val="24"/>
+                <w:lang w:eastAsia="en-ID"/>
+              </w:rPr>
+            </w:pPr>
+            <w:r>
+              <w:rPr>
+                <w:rFonts w:eastAsia="Times New Roman" w:cs="Times New Roman"/>
+                <w:szCs w:val="24"/>
+                <w:lang w:val="en-ID" w:eastAsia="en-ID"/>
+              </w:rPr>
+              <w:t xml:space="preserve">Sama </w:t>
+            </w:r>
+            <w:proofErr w:type="spellStart"/>
+            <w:r>
+              <w:rPr>
+                <w:rFonts w:eastAsia="Times New Roman" w:cs="Times New Roman"/>
+                <w:szCs w:val="24"/>
+                <w:lang w:val="en-ID" w:eastAsia="en-ID"/>
+              </w:rPr>
+              <w:t>seperti</w:t>
+            </w:r>
+            <w:proofErr w:type="spellEnd"/>
+            <w:r>
+              <w:rPr>
+                <w:rFonts w:eastAsia="Times New Roman" w:cs="Times New Roman"/>
+                <w:szCs w:val="24"/>
+                <w:lang w:val="en-ID" w:eastAsia="en-ID"/>
+              </w:rPr>
+              <w:t xml:space="preserve"> bootstrap, </w:t>
+            </w:r>
+            <w:proofErr w:type="spellStart"/>
+            <w:r>
+              <w:rPr>
+                <w:rFonts w:eastAsia="Times New Roman" w:cs="Times New Roman"/>
+                <w:szCs w:val="24"/>
+                <w:lang w:val="en-ID" w:eastAsia="en-ID"/>
+              </w:rPr>
+              <w:t>memiliki</w:t>
+            </w:r>
+            <w:proofErr w:type="spellEnd"/>
+            <w:r>
+              <w:rPr>
+                <w:rFonts w:eastAsia="Times New Roman" w:cs="Times New Roman"/>
+                <w:szCs w:val="24"/>
+                <w:lang w:val="en-ID" w:eastAsia="en-ID"/>
+              </w:rPr>
+              <w:t xml:space="preserve"> template CSS yang </w:t>
+            </w:r>
+            <w:proofErr w:type="spellStart"/>
+            <w:r>
+              <w:rPr>
+                <w:rFonts w:eastAsia="Times New Roman" w:cs="Times New Roman"/>
+                <w:szCs w:val="24"/>
+                <w:lang w:val="en-ID" w:eastAsia="en-ID"/>
+              </w:rPr>
+              <w:t>bisa</w:t>
+            </w:r>
+            <w:proofErr w:type="spellEnd"/>
+            <w:r>
+              <w:rPr>
+                <w:rFonts w:eastAsia="Times New Roman" w:cs="Times New Roman"/>
+                <w:szCs w:val="24"/>
+                <w:lang w:val="en-ID" w:eastAsia="en-ID"/>
+              </w:rPr>
+              <w:t xml:space="preserve"> </w:t>
+            </w:r>
+            <w:proofErr w:type="spellStart"/>
+            <w:r>
+              <w:rPr>
+                <w:rFonts w:eastAsia="Times New Roman" w:cs="Times New Roman"/>
+                <w:szCs w:val="24"/>
+                <w:lang w:val="en-ID" w:eastAsia="en-ID"/>
+              </w:rPr>
+              <w:t>digunakan</w:t>
+            </w:r>
+            <w:proofErr w:type="spellEnd"/>
+            <w:r>
+              <w:rPr>
+                <w:rFonts w:eastAsia="Times New Roman" w:cs="Times New Roman"/>
+                <w:szCs w:val="24"/>
+                <w:lang w:val="en-ID" w:eastAsia="en-ID"/>
+              </w:rPr>
+              <w:t xml:space="preserve"> </w:t>
+            </w:r>
+            <w:proofErr w:type="spellStart"/>
+            <w:r>
+              <w:rPr>
+                <w:rFonts w:eastAsia="Times New Roman" w:cs="Times New Roman"/>
+                <w:szCs w:val="24"/>
+                <w:lang w:val="en-ID" w:eastAsia="en-ID"/>
+              </w:rPr>
+              <w:t>sehingga</w:t>
+            </w:r>
+            <w:proofErr w:type="spellEnd"/>
+            <w:r>
+              <w:rPr>
+                <w:rFonts w:eastAsia="Times New Roman" w:cs="Times New Roman"/>
+                <w:szCs w:val="24"/>
+                <w:lang w:val="en-ID" w:eastAsia="en-ID"/>
+              </w:rPr>
+              <w:t xml:space="preserve"> </w:t>
+            </w:r>
+            <w:proofErr w:type="spellStart"/>
+            <w:r>
+              <w:rPr>
+                <w:rFonts w:eastAsia="Times New Roman" w:cs="Times New Roman"/>
+                <w:szCs w:val="24"/>
+                <w:lang w:val="en-ID" w:eastAsia="en-ID"/>
+              </w:rPr>
+              <w:t>tidak</w:t>
+            </w:r>
+            <w:proofErr w:type="spellEnd"/>
+            <w:r>
+              <w:rPr>
+                <w:rFonts w:eastAsia="Times New Roman" w:cs="Times New Roman"/>
+                <w:szCs w:val="24"/>
+                <w:lang w:val="en-ID" w:eastAsia="en-ID"/>
+              </w:rPr>
+              <w:t xml:space="preserve"> </w:t>
+            </w:r>
+            <w:proofErr w:type="spellStart"/>
+            <w:r>
+              <w:rPr>
+                <w:rFonts w:eastAsia="Times New Roman" w:cs="Times New Roman"/>
+                <w:szCs w:val="24"/>
+                <w:lang w:val="en-ID" w:eastAsia="en-ID"/>
+              </w:rPr>
+              <w:t>perlu</w:t>
+            </w:r>
+            <w:proofErr w:type="spellEnd"/>
+            <w:r>
+              <w:rPr>
+                <w:rFonts w:eastAsia="Times New Roman" w:cs="Times New Roman"/>
+                <w:szCs w:val="24"/>
+                <w:lang w:val="en-ID" w:eastAsia="en-ID"/>
+              </w:rPr>
+              <w:t xml:space="preserve"> </w:t>
+            </w:r>
+            <w:proofErr w:type="spellStart"/>
+            <w:r>
+              <w:rPr>
+                <w:rFonts w:eastAsia="Times New Roman" w:cs="Times New Roman"/>
+                <w:szCs w:val="24"/>
+                <w:lang w:val="en-ID" w:eastAsia="en-ID"/>
+              </w:rPr>
+              <w:t>membuat</w:t>
+            </w:r>
+            <w:proofErr w:type="spellEnd"/>
+            <w:r>
+              <w:rPr>
+                <w:rFonts w:eastAsia="Times New Roman" w:cs="Times New Roman"/>
+                <w:szCs w:val="24"/>
+                <w:lang w:val="en-ID" w:eastAsia="en-ID"/>
+              </w:rPr>
+              <w:t xml:space="preserve"> CSS </w:t>
+            </w:r>
+            <w:proofErr w:type="spellStart"/>
+            <w:r>
+              <w:rPr>
+                <w:rFonts w:eastAsia="Times New Roman" w:cs="Times New Roman"/>
+                <w:szCs w:val="24"/>
+                <w:lang w:val="en-ID" w:eastAsia="en-ID"/>
+              </w:rPr>
+              <w:t>secara</w:t>
+            </w:r>
+            <w:proofErr w:type="spellEnd"/>
+            <w:r>
+              <w:rPr>
+                <w:rFonts w:eastAsia="Times New Roman" w:cs="Times New Roman"/>
+                <w:szCs w:val="24"/>
+                <w:lang w:val="en-ID" w:eastAsia="en-ID"/>
+              </w:rPr>
+              <w:t xml:space="preserve"> manual.</w:t>
             </w:r>
           </w:p>
         </w:tc>
@@ -5346,440 +8953,9 @@
         </w:rPr>
       </w:pPr>
     </w:p>
-    <w:p>
-      <w:pPr>
-        <w:spacing w:before="60" w:line="360" w:lineRule="auto"/>
-        <w:ind w:firstLine="0"/>
-        <w:rPr>
-          <w:rFonts w:eastAsia="Times New Roman" w:cs="Times New Roman"/>
-          <w:b/>
-          <w:bCs/>
-          <w:kern w:val="0"/>
-          <w:szCs w:val="24"/>
-          <w:lang w:eastAsia="en-ID"/>
-          <w14:ligatures w14:val="none"/>
-        </w:rPr>
-      </w:pPr>
-      <w:r>
-        <w:rPr>
-          <w:rFonts w:eastAsia="Times New Roman" w:cs="Times New Roman"/>
-          <w:b/>
-          <w:bCs/>
-          <w:kern w:val="0"/>
-          <w:szCs w:val="24"/>
-          <w:lang w:eastAsia="en-ID"/>
-          <w14:ligatures w14:val="none"/>
-        </w:rPr>
-        <w:t>F. Pertanyaan Evaluasi</w:t>
-      </w:r>
-    </w:p>
-    <w:tbl>
-      <w:tblPr>
-        <w:tblStyle w:val="KisiTabel"/>
-        <w:tblW w:w="5000" w:type="pct"/>
-        <w:tblLayout w:type="fixed"/>
-        <w:tblLook w:val="04A0" w:firstRow="1" w:lastRow="0" w:firstColumn="1" w:lastColumn="0" w:noHBand="0" w:noVBand="1"/>
-      </w:tblPr>
-      <w:tblGrid>
-        <w:gridCol w:w="1129"/>
-        <w:gridCol w:w="8499"/>
-      </w:tblGrid>
-      <w:tr>
-        <w:tc>
-          <w:tcPr>
-            <w:tcW w:w="1129" w:type="dxa"/>
-          </w:tcPr>
-          <w:p>
-            <w:pPr>
-              <w:spacing w:before="60" w:line="360" w:lineRule="auto"/>
-              <w:ind w:firstLine="0"/>
-              <w:jc w:val="center"/>
-              <w:rPr>
-                <w:rFonts w:eastAsia="Times New Roman" w:cs="Times New Roman"/>
-                <w:b/>
-                <w:bCs/>
-                <w:sz w:val="22"/>
-                <w:lang w:eastAsia="en-ID"/>
-              </w:rPr>
-            </w:pPr>
-            <w:r>
-              <w:rPr>
-                <w:rFonts w:eastAsia="Times New Roman" w:cs="Times New Roman"/>
-                <w:b/>
-                <w:bCs/>
-                <w:sz w:val="22"/>
-                <w:lang w:eastAsia="en-ID"/>
-              </w:rPr>
-              <w:t>Langkah</w:t>
-            </w:r>
-          </w:p>
-        </w:tc>
-        <w:tc>
-          <w:tcPr>
-            <w:tcW w:w="8499" w:type="dxa"/>
-          </w:tcPr>
-          <w:p>
-            <w:pPr>
-              <w:spacing w:before="60" w:line="360" w:lineRule="auto"/>
-              <w:ind w:firstLine="0"/>
-              <w:rPr>
-                <w:rFonts w:eastAsia="Times New Roman" w:cs="Times New Roman"/>
-                <w:b/>
-                <w:bCs/>
-                <w:sz w:val="22"/>
-                <w:lang w:eastAsia="en-ID"/>
-              </w:rPr>
-            </w:pPr>
-            <w:r>
-              <w:rPr>
-                <w:rFonts w:eastAsia="Times New Roman" w:cs="Times New Roman"/>
-                <w:b/>
-                <w:bCs/>
-                <w:sz w:val="22"/>
-                <w:lang w:eastAsia="en-ID"/>
-              </w:rPr>
-              <w:t>Jawaban/Deskripsi</w:t>
-            </w:r>
-          </w:p>
-        </w:tc>
-      </w:tr>
-      <w:tr>
-        <w:tc>
-          <w:tcPr>
-            <w:tcW w:w="1129" w:type="dxa"/>
-          </w:tcPr>
-          <w:p>
-            <w:pPr>
-              <w:spacing w:before="60" w:line="360" w:lineRule="auto"/>
-              <w:ind w:firstLine="0"/>
-              <w:jc w:val="center"/>
-              <w:rPr>
-                <w:rFonts w:eastAsia="Times New Roman" w:cs="Times New Roman"/>
-                <w:szCs w:val="24"/>
-                <w:lang w:eastAsia="en-ID"/>
-              </w:rPr>
-            </w:pPr>
-            <w:r>
-              <w:rPr>
-                <w:rFonts w:eastAsia="Times New Roman" w:cs="Times New Roman"/>
-                <w:szCs w:val="24"/>
-                <w:lang w:eastAsia="en-ID"/>
-              </w:rPr>
-              <w:t>1</w:t>
-            </w:r>
-          </w:p>
-        </w:tc>
-        <w:tc>
-          <w:tcPr>
-            <w:tcW w:w="8499" w:type="dxa"/>
-          </w:tcPr>
-          <w:p>
-            <w:pPr>
-              <w:spacing w:before="60" w:line="360" w:lineRule="auto"/>
-              <w:ind w:firstLine="0"/>
-              <w:rPr>
-                <w:rFonts w:eastAsia="Times New Roman" w:cs="Times New Roman"/>
-                <w:szCs w:val="24"/>
-                <w:lang w:val="en-ID" w:eastAsia="en-ID"/>
-              </w:rPr>
-            </w:pPr>
-            <w:r>
-              <w:rPr>
-                <w:rFonts w:eastAsia="Times New Roman" w:cs="Times New Roman"/>
-                <w:szCs w:val="24"/>
-                <w:lang w:val="en-ID" w:eastAsia="en-ID"/>
-              </w:rPr>
-              <w:t>Apa perbedaan [id].js dan [...slug].js?</w:t>
-            </w:r>
-          </w:p>
-          <w:p>
-            <w:pPr>
-              <w:spacing w:before="60" w:line="360" w:lineRule="auto"/>
-              <w:ind w:firstLine="0"/>
-              <w:rPr>
-                <w:rFonts w:eastAsia="Times New Roman" w:cs="Times New Roman"/>
-                <w:szCs w:val="24"/>
-                <w:lang w:val="en-ID" w:eastAsia="en-ID"/>
-              </w:rPr>
-            </w:pPr>
-            <w:r>
-              <w:rPr>
-                <w:rFonts w:eastAsia="Times New Roman" w:cs="Times New Roman"/>
-                <w:szCs w:val="24"/>
-                <w:lang w:val="en-ID" w:eastAsia="en-ID"/>
-              </w:rPr>
-              <w:t>Perbedaan antara id.js dan slug.js adalah:</w:t>
-            </w:r>
-          </w:p>
-          <w:p>
-            <w:pPr>
-              <w:spacing w:before="60" w:line="360" w:lineRule="auto"/>
-              <w:ind w:firstLine="0"/>
-              <w:rPr>
-                <w:rFonts w:eastAsia="Times New Roman" w:cs="Times New Roman"/>
-                <w:szCs w:val="24"/>
-                <w:lang w:val="en-ID" w:eastAsia="en-ID"/>
-              </w:rPr>
-            </w:pPr>
-            <w:r>
-              <w:rPr>
-                <w:rFonts w:eastAsia="Times New Roman" w:cs="Times New Roman"/>
-                <w:szCs w:val="24"/>
-                <w:lang w:val="en-ID" w:eastAsia="en-ID"/>
-              </w:rPr>
-              <w:t>Id.js: hanya menangkap 1 parameter</w:t>
-            </w:r>
-          </w:p>
-          <w:p>
-            <w:pPr>
-              <w:spacing w:before="60" w:line="360" w:lineRule="auto"/>
-              <w:ind w:firstLine="0"/>
-              <w:rPr>
-                <w:rFonts w:eastAsia="Times New Roman" w:cs="Times New Roman"/>
-                <w:szCs w:val="24"/>
-                <w:lang w:val="en-US" w:eastAsia="en-ID"/>
-              </w:rPr>
-            </w:pPr>
-            <w:r>
-              <w:rPr>
-                <w:rFonts w:eastAsia="Times New Roman" w:cs="Times New Roman"/>
-                <w:szCs w:val="24"/>
-                <w:lang w:val="en-ID" w:eastAsia="en-ID"/>
-              </w:rPr>
-              <w:t>Slug.js: bisa menangkap lebih dari 1 parameter.</w:t>
-            </w:r>
-          </w:p>
-        </w:tc>
-      </w:tr>
-      <w:tr>
-        <w:tc>
-          <w:tcPr>
-            <w:tcW w:w="1129" w:type="dxa"/>
-          </w:tcPr>
-          <w:p>
-            <w:pPr>
-              <w:spacing w:before="60" w:line="360" w:lineRule="auto"/>
-              <w:ind w:firstLine="0"/>
-              <w:jc w:val="center"/>
-              <w:rPr>
-                <w:rFonts w:eastAsia="Times New Roman" w:cs="Times New Roman"/>
-                <w:szCs w:val="24"/>
-                <w:lang w:eastAsia="en-ID"/>
-              </w:rPr>
-            </w:pPr>
-            <w:r>
-              <w:rPr>
-                <w:rFonts w:eastAsia="Times New Roman" w:cs="Times New Roman"/>
-                <w:szCs w:val="24"/>
-                <w:lang w:eastAsia="en-ID"/>
-              </w:rPr>
-              <w:t>2</w:t>
-            </w:r>
-          </w:p>
-        </w:tc>
-        <w:tc>
-          <w:tcPr>
-            <w:tcW w:w="8499" w:type="dxa"/>
-          </w:tcPr>
-          <w:p>
-            <w:pPr>
-              <w:spacing w:before="60" w:line="360" w:lineRule="auto"/>
-              <w:ind w:firstLine="0"/>
-              <w:rPr>
-                <w:rFonts w:eastAsia="Times New Roman" w:cs="Times New Roman"/>
-                <w:szCs w:val="24"/>
-                <w:lang w:val="en-ID" w:eastAsia="en-ID"/>
-              </w:rPr>
-            </w:pPr>
-            <w:r>
-              <w:rPr>
-                <w:rFonts w:eastAsia="Times New Roman" w:cs="Times New Roman"/>
-                <w:szCs w:val="24"/>
-                <w:lang w:val="en-ID" w:eastAsia="en-ID"/>
-              </w:rPr>
-              <w:t>Mengapa slug berbentuk array?</w:t>
-            </w:r>
-          </w:p>
-          <w:p>
-            <w:pPr>
-              <w:spacing w:before="60" w:line="360" w:lineRule="auto"/>
-              <w:ind w:firstLine="0"/>
-              <w:rPr>
-                <w:rFonts w:eastAsia="Times New Roman" w:cs="Times New Roman"/>
-                <w:szCs w:val="24"/>
-                <w:lang w:val="en-ID" w:eastAsia="en-ID"/>
-              </w:rPr>
-            </w:pPr>
-            <w:r>
-              <w:rPr>
-                <w:rFonts w:eastAsia="Times New Roman" w:cs="Times New Roman"/>
-                <w:szCs w:val="24"/>
-                <w:lang w:val="en-ID" w:eastAsia="en-ID"/>
-              </w:rPr>
-              <w:t>Slug berbentuk array karena catch all route menangkap semua segmen url yang dipisahkan</w:t>
-            </w:r>
-          </w:p>
-        </w:tc>
-      </w:tr>
-      <w:tr>
-        <w:tc>
-          <w:tcPr>
-            <w:tcW w:w="1129" w:type="dxa"/>
-          </w:tcPr>
-          <w:p>
-            <w:pPr>
-              <w:spacing w:before="60" w:line="360" w:lineRule="auto"/>
-              <w:ind w:firstLine="0"/>
-              <w:jc w:val="center"/>
-              <w:rPr>
-                <w:rFonts w:eastAsia="Times New Roman" w:cs="Times New Roman"/>
-                <w:szCs w:val="24"/>
-                <w:lang w:eastAsia="en-ID"/>
-              </w:rPr>
-            </w:pPr>
-            <w:r>
-              <w:rPr>
-                <w:rFonts w:eastAsia="Times New Roman" w:cs="Times New Roman"/>
-                <w:szCs w:val="24"/>
-                <w:lang w:eastAsia="en-ID"/>
-              </w:rPr>
-              <w:t>3</w:t>
-            </w:r>
-          </w:p>
-        </w:tc>
-        <w:tc>
-          <w:tcPr>
-            <w:tcW w:w="8499" w:type="dxa"/>
-          </w:tcPr>
-          <w:p>
-            <w:pPr>
-              <w:spacing w:before="60" w:line="360" w:lineRule="auto"/>
-              <w:ind w:firstLine="0"/>
-              <w:rPr>
-                <w:rFonts w:eastAsia="Times New Roman" w:cs="Times New Roman"/>
-                <w:szCs w:val="24"/>
-                <w:lang w:val="en-ID" w:eastAsia="en-ID"/>
-              </w:rPr>
-            </w:pPr>
-            <w:r>
-              <w:rPr>
-                <w:rFonts w:eastAsia="Times New Roman" w:cs="Times New Roman"/>
-                <w:szCs w:val="24"/>
-                <w:lang w:val="en-ID" w:eastAsia="en-ID"/>
-              </w:rPr>
-              <w:t>Kapan sebaiknya menggunakan Link dan router.push()?</w:t>
-            </w:r>
-          </w:p>
-          <w:p>
-            <w:pPr>
-              <w:spacing w:before="60" w:line="360" w:lineRule="auto"/>
-              <w:ind w:firstLine="0"/>
-              <w:rPr>
-                <w:rFonts w:eastAsia="Times New Roman" w:cs="Times New Roman"/>
-                <w:szCs w:val="24"/>
-                <w:lang w:eastAsia="en-ID"/>
-              </w:rPr>
-            </w:pPr>
-            <w:r>
-              <w:rPr>
-                <w:rFonts w:eastAsia="Times New Roman" w:cs="Times New Roman"/>
-                <w:szCs w:val="24"/>
-                <w:lang w:val="en-ID" w:eastAsia="en-ID"/>
-              </w:rPr>
-              <w:t>Link sebaiknya digunakan untuk navigasi biasa dengan klik, sementara itu router.push untuk navigasi dengan kondisi/logic</w:t>
-            </w:r>
-          </w:p>
-        </w:tc>
-      </w:tr>
-      <w:tr>
-        <w:tc>
-          <w:tcPr>
-            <w:tcW w:w="1129" w:type="dxa"/>
-          </w:tcPr>
-          <w:p>
-            <w:pPr>
-              <w:spacing w:before="60" w:line="360" w:lineRule="auto"/>
-              <w:ind w:firstLine="0"/>
-              <w:jc w:val="center"/>
-              <w:rPr>
-                <w:rFonts w:eastAsia="Times New Roman" w:cs="Times New Roman"/>
-                <w:szCs w:val="24"/>
-                <w:lang w:eastAsia="en-ID"/>
-              </w:rPr>
-            </w:pPr>
-            <w:r>
-              <w:rPr>
-                <w:rFonts w:eastAsia="Times New Roman" w:cs="Times New Roman"/>
-                <w:szCs w:val="24"/>
-                <w:lang w:eastAsia="en-ID"/>
-              </w:rPr>
-              <w:t>4</w:t>
-            </w:r>
-          </w:p>
-        </w:tc>
-        <w:tc>
-          <w:tcPr>
-            <w:tcW w:w="8499" w:type="dxa"/>
-          </w:tcPr>
-          <w:p>
-            <w:pPr>
-              <w:spacing w:before="60" w:line="360" w:lineRule="auto"/>
-              <w:ind w:firstLine="0"/>
-              <w:rPr>
-                <w:rFonts w:eastAsia="Times New Roman" w:cs="Times New Roman"/>
-                <w:szCs w:val="24"/>
-                <w:lang w:val="en-ID" w:eastAsia="en-ID"/>
-              </w:rPr>
-            </w:pPr>
-            <w:r>
-              <w:rPr>
-                <w:rFonts w:eastAsia="Times New Roman" w:cs="Times New Roman"/>
-                <w:szCs w:val="24"/>
-                <w:lang w:val="en-ID" w:eastAsia="en-ID"/>
-              </w:rPr>
-              <w:t>Mengapa navigasi Next.js tidak me-refresh halaman?</w:t>
-            </w:r>
-          </w:p>
-          <w:p>
-            <w:pPr>
-              <w:spacing w:before="60" w:line="360" w:lineRule="auto"/>
-              <w:ind w:firstLine="0"/>
-              <w:rPr>
-                <w:rFonts w:eastAsia="Times New Roman" w:cs="Times New Roman"/>
-                <w:szCs w:val="24"/>
-                <w:lang w:eastAsia="en-ID"/>
-              </w:rPr>
-            </w:pPr>
-            <w:r>
-              <w:rPr>
-                <w:rFonts w:eastAsia="Times New Roman" w:cs="Times New Roman"/>
-                <w:szCs w:val="24"/>
-                <w:lang w:val="en-ID" w:eastAsia="en-ID"/>
-              </w:rPr>
-              <w:t>Karena next.js menggunakan client-side navigation sehingga hanya fetch data baru dan tidak reload seluruh halaman</w:t>
-            </w:r>
-          </w:p>
-        </w:tc>
-      </w:tr>
-    </w:tbl>
-    <w:p>
-      <w:pPr>
-        <w:spacing w:before="60" w:line="360" w:lineRule="auto"/>
-        <w:ind w:firstLine="0"/>
-        <w:rPr>
-          <w:rFonts w:eastAsia="Times New Roman" w:cs="Times New Roman"/>
-          <w:b/>
-          <w:bCs/>
-          <w:kern w:val="0"/>
-          <w:szCs w:val="24"/>
-          <w:lang w:eastAsia="en-ID"/>
-          <w14:ligatures w14:val="none"/>
-        </w:rPr>
-      </w:pPr>
-    </w:p>
     <w:sectPr>
-      <w:headerReference w:type="default" r:id="rId41"/>
-      <w:footerReference w:type="default" r:id="rId42"/>
+      <w:headerReference w:type="default" r:id="rId50"/>
+      <w:footerReference w:type="default" r:id="rId51"/>
       <w:pgSz w:w="11906" w:h="16838" w:code="9"/>
       <w:pgMar w:top="1134" w:right="1134" w:bottom="1134" w:left="1134" w:header="567" w:footer="567" w:gutter="0"/>
       <w:cols w:space="708"/>
@@ -5874,13 +9050,51 @@
                 <w:szCs w:val="20"/>
               </w:rPr>
             </w:pPr>
+            <w:proofErr w:type="spellStart"/>
             <w:r>
               <w:rPr>
                 <w:rFonts w:ascii="Book Antiqua" w:hAnsi="Book Antiqua"/>
                 <w:sz w:val="20"/>
                 <w:szCs w:val="20"/>
               </w:rPr>
-              <w:t xml:space="preserve">Laporan Jobsheet  –   </w:t>
+              <w:t>Laporan</w:t>
+            </w:r>
+            <w:proofErr w:type="spellEnd"/>
+            <w:r>
+              <w:rPr>
+                <w:rFonts w:ascii="Book Antiqua" w:hAnsi="Book Antiqua"/>
+                <w:sz w:val="20"/>
+                <w:szCs w:val="20"/>
+              </w:rPr>
+              <w:t xml:space="preserve"> </w:t>
+            </w:r>
+            <w:proofErr w:type="spellStart"/>
+            <w:proofErr w:type="gramStart"/>
+            <w:r>
+              <w:rPr>
+                <w:rFonts w:ascii="Book Antiqua" w:hAnsi="Book Antiqua"/>
+                <w:sz w:val="20"/>
+                <w:szCs w:val="20"/>
+              </w:rPr>
+              <w:t>Jobsheet</w:t>
+            </w:r>
+            <w:proofErr w:type="spellEnd"/>
+            <w:r>
+              <w:rPr>
+                <w:rFonts w:ascii="Book Antiqua" w:hAnsi="Book Antiqua"/>
+                <w:sz w:val="20"/>
+                <w:szCs w:val="20"/>
+              </w:rPr>
+              <w:t xml:space="preserve">  –</w:t>
+            </w:r>
+            <w:proofErr w:type="gramEnd"/>
+            <w:r>
+              <w:rPr>
+                <w:rFonts w:ascii="Book Antiqua" w:hAnsi="Book Antiqua"/>
+                <w:sz w:val="20"/>
+                <w:szCs w:val="20"/>
+              </w:rPr>
+              <w:t xml:space="preserve">   </w:t>
             </w:r>
             <w:r>
               <w:rPr>
@@ -6224,7 +9438,43 @@
               <w:szCs w:val="20"/>
               <w:lang w:val="en-ID"/>
             </w:rPr>
-            <w:t>Jl. Soekarno Hatta No. 9, Jatimulyo, Lowokwaru, Malang 65141</w:t>
+            <w:t xml:space="preserve">Jl. Soekarno Hatta No. 9, </w:t>
+          </w:r>
+          <w:proofErr w:type="spellStart"/>
+          <w:r>
+            <w:rPr>
+              <w:sz w:val="20"/>
+              <w:szCs w:val="20"/>
+              <w:lang w:val="en-ID"/>
+            </w:rPr>
+            <w:t>Jatimulyo</w:t>
+          </w:r>
+          <w:proofErr w:type="spellEnd"/>
+          <w:r>
+            <w:rPr>
+              <w:sz w:val="20"/>
+              <w:szCs w:val="20"/>
+              <w:lang w:val="en-ID"/>
+            </w:rPr>
+            <w:t xml:space="preserve">, </w:t>
+          </w:r>
+          <w:proofErr w:type="spellStart"/>
+          <w:r>
+            <w:rPr>
+              <w:sz w:val="20"/>
+              <w:szCs w:val="20"/>
+              <w:lang w:val="en-ID"/>
+            </w:rPr>
+            <w:t>Lowokwaru</w:t>
+          </w:r>
+          <w:proofErr w:type="spellEnd"/>
+          <w:r>
+            <w:rPr>
+              <w:sz w:val="20"/>
+              <w:szCs w:val="20"/>
+              <w:lang w:val="en-ID"/>
+            </w:rPr>
+            <w:t>, Malang 65141</w:t>
           </w:r>
         </w:p>
         <w:p>
@@ -9873,7 +13123,7 @@
   <w:style w:type="paragraph" w:default="1" w:styleId="Normal">
     <w:name w:val="Normal"/>
     <w:qFormat/>
-    <w:rsid w:val="007D7F23"/>
+    <w:rsid w:val="00744B0E"/>
     <w:pPr>
       <w:spacing w:after="0" w:line="312" w:lineRule="auto"/>
       <w:ind w:firstLine="567"/>
